--- a/Proyecto Intermodular/Tema2/Entregable 2 - Diseño de proyectos.docx
+++ b/Proyecto Intermodular/Tema2/Entregable 2 - Diseño de proyectos.docx
@@ -4,8 +4,7 @@
   <w:body>
     <w:p>
       <w:pPr>
-        <w:pStyle w:val="729"/>
-        <w:pBdr/>
+        <w:pStyle w:val="950"/>
         <w:spacing/>
         <w:ind/>
         <w:rPr/>
@@ -91,8 +90,7 @@
     </w:p>
     <w:p>
       <w:pPr>
-        <w:pStyle w:val="728"/>
-        <w:pBdr/>
+        <w:pStyle w:val="949"/>
         <w:spacing w:before="565"/>
         <w:ind/>
         <w:rPr/>
@@ -138,12 +136,11 @@
     </w:p>
     <w:p>
       <w:pPr>
-        <w:pStyle w:val="730"/>
+        <w:pStyle w:val="951"/>
         <w:numPr>
           <w:ilvl w:val="0"/>
           <w:numId w:val="1"/>
         </w:numPr>
-        <w:pBdr/>
         <w:tabs>
           <w:tab w:val="left" w:leader="none" w:pos="861"/>
         </w:tabs>
@@ -172,10 +169,14 @@
           <w:sz w:val="24"/>
         </w:rPr>
       </w:r>
+      <w:r>
+        <w:rPr>
+          <w:sz w:val="24"/>
+        </w:rPr>
+      </w:r>
     </w:p>
     <w:p>
       <w:pPr>
-        <w:pBdr/>
         <w:spacing w:line="240" w:lineRule="auto"/>
         <w:ind w:right="0" w:firstLine="0" w:left="156"/>
         <w:rPr>
@@ -263,8 +264,7 @@
     </w:p>
     <w:p>
       <w:pPr>
-        <w:pStyle w:val="727"/>
-        <w:pBdr/>
+        <w:pStyle w:val="948"/>
         <w:spacing/>
         <w:ind/>
         <w:rPr/>
@@ -274,8 +274,7 @@
     </w:p>
     <w:p>
       <w:pPr>
-        <w:pStyle w:val="727"/>
-        <w:pBdr/>
+        <w:pStyle w:val="948"/>
         <w:spacing w:before="13"/>
         <w:ind/>
         <w:rPr/>
@@ -285,8 +284,7 @@
     </w:p>
     <w:p>
       <w:pPr>
-        <w:pStyle w:val="727"/>
-        <w:pBdr/>
+        <w:pStyle w:val="948"/>
         <w:spacing w:line="360" w:lineRule="auto"/>
         <w:ind w:right="142" w:left="861"/>
         <w:jc w:val="both"/>
@@ -307,44 +305,22 @@
         </w:rPr>
         <w:t xml:space="preserve">documentación.</w:t>
       </w:r>
-      <w:r/>
+      <w:r>
+        <w:rPr>
+          <w:spacing w:val="-2"/>
+          <w:highlight w:val="none"/>
+        </w:rPr>
+      </w:r>
     </w:p>
     <w:p>
       <w:pPr>
-        <w:pStyle w:val="727"/>
-        <w:pBdr/>
-        <w:spacing w:line="360" w:lineRule="auto"/>
-        <w:ind w:right="142" w:left="861"/>
+        <w:pStyle w:val="948"/>
+        <w:spacing w:after="0" w:line="360" w:lineRule="auto"/>
+        <w:ind/>
         <w:jc w:val="both"/>
-        <w:rPr/>
-      </w:pPr>
-      <w:r>
-        <w:rPr>
-          <w:spacing w:val="-2"/>
+        <w:rPr>
           <w:highlight w:val="none"/>
         </w:rPr>
-      </w:r>
-      <w:r>
-        <w:rPr>
-          <w:spacing w:val="-2"/>
-          <w:highlight w:val="none"/>
-        </w:rPr>
-      </w:r>
-      <w:r>
-        <w:rPr>
-          <w:spacing w:val="-2"/>
-          <w:highlight w:val="none"/>
-        </w:rPr>
-      </w:r>
-    </w:p>
-    <w:p>
-      <w:pPr>
-        <w:pStyle w:val="727"/>
-        <w:pBdr/>
-        <w:spacing w:after="0" w:line="360" w:lineRule="auto"/>
-        <w:ind/>
-        <w:jc w:val="both"/>
-        <w:rPr/>
         <w:sectPr>
           <w:headerReference w:type="default" r:id="rId9"/>
           <w:footnotePr/>
@@ -357,12 +333,81 @@
         </w:sectPr>
       </w:pPr>
       <w:r/>
+      <w:r>
+        <mc:AlternateContent>
+          <mc:Choice Requires="wpg">
+            <w:drawing>
+              <wp:inline xmlns:wp="http://schemas.openxmlformats.org/drawingml/2006/wordprocessingDrawing" distT="0" distB="0" distL="0" distR="0">
+                <wp:extent cx="5699516" cy="1267329"/>
+                <wp:effectExtent l="0" t="0" r="0" b="0"/>
+                <wp:docPr id="4" name=""/>
+                <wp:cNvGraphicFramePr>
+                  <a:graphicFrameLocks xmlns:a="http://schemas.openxmlformats.org/drawingml/2006/main" noChangeAspect="1"/>
+                </wp:cNvGraphicFramePr>
+                <a:graphic xmlns:a="http://schemas.openxmlformats.org/drawingml/2006/main">
+                  <a:graphicData uri="http://schemas.openxmlformats.org/drawingml/2006/picture">
+                    <pic:pic xmlns:pic="http://schemas.openxmlformats.org/drawingml/2006/picture">
+                      <pic:nvPicPr>
+                        <pic:cNvPr id="1751371943" name="Imagen 1"/>
+                        <pic:cNvPicPr>
+                          <a:picLocks noChangeAspect="1"/>
+                        </pic:cNvPicPr>
+                        <pic:nvPr/>
+                      </pic:nvPicPr>
+                      <pic:blipFill rotWithShape="1">
+                        <a:blip r:embed="rId11"/>
+                        <a:stretch/>
+                      </pic:blipFill>
+                      <pic:spPr bwMode="auto">
+                        <a:xfrm flipH="0" flipV="0">
+                          <a:off x="0" y="0"/>
+                          <a:ext cx="5699515" cy="1267328"/>
+                        </a:xfrm>
+                        <a:prstGeom prst="rect">
+                          <a:avLst/>
+                        </a:prstGeom>
+                      </pic:spPr>
+                    </pic:pic>
+                  </a:graphicData>
+                </a:graphic>
+              </wp:inline>
+            </w:drawing>
+          </mc:Choice>
+          <mc:Fallback>
+            <w:pict>
+              <v:shapetype id="_x0000_t75" coordsize="21600,21600" o:spt="75" o:preferrelative="t" path="m@4@5l@4@11@9@11@9@5xe" filled="f" stroked="f">
+                <v:stroke joinstyle="miter"/>
+                <v:formulas>
+                  <v:f eqn="if lineDrawn pixelLineWidth 0"/>
+                  <v:f eqn="sum @0 1 0"/>
+                  <v:f eqn="sum 0 0 @1"/>
+                  <v:f eqn="prod @2 1 2"/>
+                  <v:f eqn="prod @3 21600 pixelWidth"/>
+                  <v:f eqn="prod @3 21600 pixelHeight"/>
+                  <v:f eqn="sum @0 0 1"/>
+                  <v:f eqn="prod @6 1 2"/>
+                  <v:f eqn="prod @7 21600 pixelWidth"/>
+                  <v:f eqn="sum @8 21600 0"/>
+                  <v:f eqn="prod @7 21600 pixelHeight"/>
+                  <v:f eqn="sum @10 21600 0"/>
+                </v:formulas>
+                <v:path o:extrusionok="f" gradientshapeok="t" o:connecttype="rect"/>
+                <o:lock v:ext="edit" aspectratio="t"/>
+              </v:shapetype>
+              <v:shape id="_x0000_i3" o:spid="_x0000_s3" type="#_x0000_t75" style="width:448.78pt;height:99.79pt;mso-wrap-distance-left:0.00pt;mso-wrap-distance-top:0.00pt;mso-wrap-distance-right:0.00pt;mso-wrap-distance-bottom:0.00pt;z-index:1;" stroked="false">
+                <v:imagedata r:id="rId11" o:title=""/>
+                <o:lock v:ext="edit" rotation="t"/>
+              </v:shape>
+            </w:pict>
+          </mc:Fallback>
+        </mc:AlternateContent>
+      </w:r>
+      <w:r/>
       <w:r/>
     </w:p>
     <w:p>
       <w:pPr>
-        <w:pStyle w:val="728"/>
-        <w:pBdr/>
+        <w:pStyle w:val="949"/>
         <w:spacing w:before="80"/>
         <w:ind/>
         <w:rPr/>
@@ -408,12 +453,11 @@
     </w:p>
     <w:p>
       <w:pPr>
-        <w:pStyle w:val="730"/>
+        <w:pStyle w:val="951"/>
         <w:numPr>
           <w:ilvl w:val="0"/>
           <w:numId w:val="1"/>
         </w:numPr>
-        <w:pBdr/>
         <w:tabs>
           <w:tab w:val="left" w:leader="none" w:pos="861"/>
         </w:tabs>
@@ -697,7 +741,7 @@
         </w:rPr>
         <w:t xml:space="preserve"> </w:t>
       </w:r>
-      <w:hyperlink r:id="rId11" w:tooltip="https://www.lucidchart.com/pages/es/que-es-un-diagrama-de-flujo-de-datos" w:history="1">
+      <w:hyperlink r:id="rId12" w:tooltip="https://www.lucidchart.com/pages/es/que-es-un-diagrama-de-flujo-de-datos" w:history="1">
         <w:r>
           <w:rPr>
             <w:color w:val="6f2f9f"/>
@@ -764,7 +808,11 @@
           <w:t xml:space="preserve">.</w:t>
         </w:r>
       </w:hyperlink>
-      <w:r/>
+      <w:r>
+        <w:rPr>
+          <w:sz w:val="24"/>
+        </w:rPr>
+      </w:r>
       <w:r>
         <w:rPr>
           <w:sz w:val="24"/>
@@ -773,8 +821,7 @@
     </w:p>
     <w:p>
       <w:pPr>
-        <w:pStyle w:val="727"/>
-        <w:pBdr/>
+        <w:pStyle w:val="948"/>
         <w:spacing w:before="4"/>
         <w:ind/>
         <w:rPr>
@@ -799,7 +846,7 @@
                 <wp:extent cx="3654077" cy="2253519"/>
                 <wp:effectExtent l="0" t="0" r="0" b="0"/>
                 <wp:wrapTopAndBottom/>
-                <wp:docPr id="4" name="Image 4"/>
+                <wp:docPr id="5" name="Image 4"/>
                 <wp:cNvGraphicFramePr/>
                 <a:graphic xmlns:a="http://schemas.openxmlformats.org/drawingml/2006/main">
                   <a:graphicData uri="http://schemas.openxmlformats.org/drawingml/2006/picture">
@@ -810,7 +857,7 @@
                         <pic:nvPr/>
                       </pic:nvPicPr>
                       <pic:blipFill rotWithShape="1">
-                        <a:blip r:embed="rId12"/>
+                        <a:blip r:embed="rId13"/>
                         <a:stretch/>
                       </pic:blipFill>
                       <pic:spPr bwMode="auto">
@@ -849,9 +896,9 @@
                 <v:path o:extrusionok="f" gradientshapeok="t" o:connecttype="rect"/>
                 <o:lock v:ext="edit" aspectratio="t"/>
               </v:shapetype>
-              <v:shape id="_x0000_i3" o:spid="_x0000_s3" type="#_x0000_t75" style="position:absolute;z-index:-487587840;o:allowoverlap:true;o:allowincell:true;mso-position-horizontal-relative:page;margin-left:152.20pt;mso-position-horizontal:absolute;mso-position-vertical-relative:text;margin-top:4.30pt;mso-position-vertical:absolute;width:287.72pt;height:177.44pt;mso-wrap-distance-left:0.00pt;mso-wrap-distance-top:0.00pt;mso-wrap-distance-right:0.00pt;mso-wrap-distance-bottom:0.00pt;z-index:1;" stroked="false">
+              <v:shape id="_x0000_i4" o:spid="_x0000_s4" type="#_x0000_t75" style="position:absolute;z-index:-487587840;o:allowoverlap:true;o:allowincell:true;mso-position-horizontal-relative:page;margin-left:152.20pt;mso-position-horizontal:absolute;mso-position-vertical-relative:text;margin-top:4.30pt;mso-position-vertical:absolute;width:287.72pt;height:177.44pt;mso-wrap-distance-left:0.00pt;mso-wrap-distance-top:0.00pt;mso-wrap-distance-right:0.00pt;mso-wrap-distance-bottom:0.00pt;z-index:1;" stroked="false">
                 <w10:wrap type="topAndBottom"/>
-                <v:imagedata r:id="rId12" o:title=""/>
+                <v:imagedata r:id="rId13" o:title=""/>
                 <o:lock v:ext="edit" rotation="t"/>
               </v:shape>
             </w:pict>
@@ -863,11 +910,15 @@
           <w:sz w:val="5"/>
         </w:rPr>
       </w:r>
+      <w:r>
+        <w:rPr>
+          <w:sz w:val="5"/>
+        </w:rPr>
+      </w:r>
     </w:p>
     <w:p>
       <w:pPr>
-        <w:pStyle w:val="727"/>
-        <w:pBdr/>
+        <w:pStyle w:val="948"/>
         <w:spacing/>
         <w:ind/>
         <w:rPr/>
@@ -877,8 +928,7 @@
     </w:p>
     <w:p>
       <w:pPr>
-        <w:pStyle w:val="727"/>
-        <w:pBdr/>
+        <w:pStyle w:val="948"/>
         <w:spacing w:before="97"/>
         <w:ind/>
         <w:rPr/>
@@ -888,12 +938,11 @@
     </w:p>
     <w:p>
       <w:pPr>
-        <w:pStyle w:val="730"/>
+        <w:pStyle w:val="951"/>
         <w:numPr>
           <w:ilvl w:val="0"/>
           <w:numId w:val="1"/>
         </w:numPr>
-        <w:pBdr/>
         <w:tabs>
           <w:tab w:val="left" w:leader="none" w:pos="861"/>
         </w:tabs>
@@ -922,7 +971,7 @@
                 <wp:extent cx="2167107" cy="3170396"/>
                 <wp:effectExtent l="0" t="0" r="0" b="0"/>
                 <wp:wrapTopAndBottom/>
-                <wp:docPr id="5" name="Image 5"/>
+                <wp:docPr id="6" name="Image 5"/>
                 <wp:cNvGraphicFramePr/>
                 <a:graphic xmlns:a="http://schemas.openxmlformats.org/drawingml/2006/main">
                   <a:graphicData uri="http://schemas.openxmlformats.org/drawingml/2006/picture">
@@ -933,7 +982,7 @@
                         <pic:nvPr/>
                       </pic:nvPicPr>
                       <pic:blipFill rotWithShape="1">
-                        <a:blip r:embed="rId13"/>
+                        <a:blip r:embed="rId14"/>
                         <a:stretch/>
                       </pic:blipFill>
                       <pic:spPr bwMode="auto">
@@ -972,9 +1021,9 @@
                 <v:path o:extrusionok="f" gradientshapeok="t" o:connecttype="rect"/>
                 <o:lock v:ext="edit" aspectratio="t"/>
               </v:shapetype>
-              <v:shape id="_x0000_i4" o:spid="_x0000_s4" type="#_x0000_t75" style="position:absolute;z-index:-487588352;o:allowoverlap:true;o:allowincell:true;mso-position-horizontal-relative:page;margin-left:211.75pt;mso-position-horizontal:absolute;mso-position-vertical-relative:text;margin-top:62.41pt;mso-position-vertical:absolute;width:170.64pt;height:249.64pt;mso-wrap-distance-left:0.00pt;mso-wrap-distance-top:0.00pt;mso-wrap-distance-right:0.00pt;mso-wrap-distance-bottom:0.00pt;z-index:1;" stroked="false">
+              <v:shape id="_x0000_i5" o:spid="_x0000_s5" type="#_x0000_t75" style="position:absolute;z-index:-487588352;o:allowoverlap:true;o:allowincell:true;mso-position-horizontal-relative:page;margin-left:211.75pt;mso-position-horizontal:absolute;mso-position-vertical-relative:text;margin-top:62.41pt;mso-position-vertical:absolute;width:170.64pt;height:249.64pt;mso-wrap-distance-left:0.00pt;mso-wrap-distance-top:0.00pt;mso-wrap-distance-right:0.00pt;mso-wrap-distance-bottom:0.00pt;z-index:1;" stroked="false">
                 <w10:wrap type="topAndBottom"/>
-                <v:imagedata r:id="rId13" o:title=""/>
+                <v:imagedata r:id="rId14" o:title=""/>
                 <o:lock v:ext="edit" rotation="t"/>
               </v:shape>
             </w:pict>
@@ -1013,7 +1062,7 @@
         </w:rPr>
         <w:t xml:space="preserve">continuación, se presenta un ejemplo de dicho tipo de diagrama junto con </w:t>
       </w:r>
-      <w:hyperlink r:id="rId14" w:tooltip="https://www.lucidchart.com/pages/es/que-es-un-diagrama-de-flujo" w:history="1">
+      <w:hyperlink r:id="rId15" w:tooltip="https://www.lucidchart.com/pages/es/que-es-un-diagrama-de-flujo" w:history="1">
         <w:r>
           <w:rPr>
             <w:color w:val="6f2f9f"/>
@@ -1029,7 +1078,11 @@
           <w:t xml:space="preserve">.</w:t>
         </w:r>
       </w:hyperlink>
-      <w:r/>
+      <w:r>
+        <w:rPr>
+          <w:sz w:val="24"/>
+        </w:rPr>
+      </w:r>
       <w:r>
         <w:rPr>
           <w:sz w:val="24"/>
@@ -1038,8 +1091,7 @@
     </w:p>
     <w:p>
       <w:pPr>
-        <w:pStyle w:val="730"/>
-        <w:pBdr/>
+        <w:pStyle w:val="951"/>
         <w:spacing w:after="0" w:line="357" w:lineRule="auto"/>
         <w:ind/>
         <w:jc w:val="both"/>
@@ -1065,15 +1117,19 @@
           <w:sz w:val="24"/>
         </w:rPr>
       </w:r>
+      <w:r>
+        <w:rPr>
+          <w:sz w:val="24"/>
+        </w:rPr>
+      </w:r>
     </w:p>
     <w:p>
       <w:pPr>
-        <w:pStyle w:val="730"/>
+        <w:pStyle w:val="951"/>
         <w:numPr>
           <w:ilvl w:val="0"/>
           <w:numId w:val="1"/>
         </w:numPr>
-        <w:pBdr/>
         <w:tabs>
           <w:tab w:val="left" w:leader="none" w:pos="861"/>
         </w:tabs>
@@ -1102,11 +1158,15 @@
           <w:sz w:val="24"/>
         </w:rPr>
       </w:r>
+      <w:r>
+        <w:rPr>
+          <w:sz w:val="24"/>
+        </w:rPr>
+      </w:r>
     </w:p>
     <w:p>
       <w:pPr>
-        <w:pStyle w:val="727"/>
-        <w:pBdr/>
+        <w:pStyle w:val="948"/>
         <w:spacing w:before="4" w:line="357" w:lineRule="auto"/>
         <w:ind w:right="147" w:left="861"/>
         <w:jc w:val="both"/>
@@ -1115,7 +1175,7 @@
       <w:r>
         <w:t xml:space="preserve">A continuación, se presenta un ejemplo de dicho tipo de diagrama junto con </w:t>
       </w:r>
-      <w:hyperlink r:id="rId15" w:tooltip="https://www.lucidchart.com/pages/es/tutorial-de-diagrama-de-clases-uml" w:history="1">
+      <w:hyperlink r:id="rId16" w:tooltip="https://www.lucidchart.com/pages/es/tutorial-de-diagrama-de-clases-uml" w:history="1">
         <w:r>
           <w:rPr>
             <w:color w:val="6f2f9f"/>
@@ -1132,7 +1192,6 @@
     </w:p>
     <w:p>
       <w:pPr>
-        <w:pBdr/>
         <w:spacing w:line="240" w:lineRule="auto"/>
         <w:ind w:right="0" w:firstLine="0" w:left="3396"/>
         <w:rPr>
@@ -1149,7 +1208,7 @@
               <wp:inline xmlns:wp="http://schemas.openxmlformats.org/drawingml/2006/wordprocessingDrawing" distT="0" distB="0" distL="0" distR="0">
                 <wp:extent cx="1502580" cy="1990725"/>
                 <wp:effectExtent l="0" t="0" r="0" b="0"/>
-                <wp:docPr id="6" name="Image 6"/>
+                <wp:docPr id="7" name="Image 6"/>
                 <wp:cNvGraphicFramePr/>
                 <a:graphic xmlns:a="http://schemas.openxmlformats.org/drawingml/2006/main">
                   <a:graphicData uri="http://schemas.openxmlformats.org/drawingml/2006/picture">
@@ -1160,7 +1219,7 @@
                         <pic:nvPr/>
                       </pic:nvPicPr>
                       <pic:blipFill rotWithShape="1">
-                        <a:blip r:embed="rId16"/>
+                        <a:blip r:embed="rId17"/>
                         <a:stretch/>
                       </pic:blipFill>
                       <pic:spPr bwMode="auto">
@@ -1199,8 +1258,8 @@
                 <v:path o:extrusionok="f" gradientshapeok="t" o:connecttype="rect"/>
                 <o:lock v:ext="edit" aspectratio="t"/>
               </v:shapetype>
-              <v:shape id="_x0000_i5" o:spid="_x0000_s5" type="#_x0000_t75" style="width:118.31pt;height:156.75pt;mso-wrap-distance-left:0.00pt;mso-wrap-distance-top:0.00pt;mso-wrap-distance-right:0.00pt;mso-wrap-distance-bottom:0.00pt;z-index:1;" stroked="false">
-                <v:imagedata r:id="rId16" o:title=""/>
+              <v:shape id="_x0000_i6" o:spid="_x0000_s6" type="#_x0000_t75" style="width:118.31pt;height:156.75pt;mso-wrap-distance-left:0.00pt;mso-wrap-distance-top:0.00pt;mso-wrap-distance-right:0.00pt;mso-wrap-distance-bottom:0.00pt;z-index:1;" stroked="false">
+                <v:imagedata r:id="rId17" o:title=""/>
                 <o:lock v:ext="edit" rotation="t"/>
               </v:shape>
             </w:pict>
@@ -1220,8 +1279,7 @@
     </w:p>
     <w:p>
       <w:pPr>
-        <w:pStyle w:val="727"/>
-        <w:pBdr/>
+        <w:pStyle w:val="948"/>
         <w:spacing/>
         <w:ind/>
         <w:rPr/>
@@ -1231,8 +1289,7 @@
     </w:p>
     <w:p>
       <w:pPr>
-        <w:pStyle w:val="727"/>
-        <w:pBdr/>
+        <w:pStyle w:val="948"/>
         <w:spacing w:before="5"/>
         <w:ind/>
         <w:rPr/>
@@ -1242,12 +1299,11 @@
     </w:p>
     <w:p>
       <w:pPr>
-        <w:pStyle w:val="730"/>
+        <w:pStyle w:val="951"/>
         <w:numPr>
           <w:ilvl w:val="0"/>
           <w:numId w:val="1"/>
         </w:numPr>
-        <w:pBdr/>
         <w:tabs>
           <w:tab w:val="left" w:leader="none" w:pos="861"/>
         </w:tabs>
@@ -1269,11 +1325,15 @@
           <w:sz w:val="24"/>
         </w:rPr>
       </w:r>
+      <w:r>
+        <w:rPr>
+          <w:sz w:val="24"/>
+        </w:rPr>
+      </w:r>
     </w:p>
     <w:p>
       <w:pPr>
-        <w:pStyle w:val="727"/>
-        <w:pBdr/>
+        <w:pStyle w:val="948"/>
         <w:spacing/>
         <w:ind/>
         <w:rPr/>
@@ -1283,8 +1343,7 @@
     </w:p>
     <w:p>
       <w:pPr>
-        <w:pStyle w:val="727"/>
-        <w:pBdr/>
+        <w:pStyle w:val="948"/>
         <w:spacing w:before="110"/>
         <w:ind/>
         <w:rPr/>
@@ -1294,8 +1353,7 @@
     </w:p>
     <w:p>
       <w:pPr>
-        <w:pStyle w:val="728"/>
-        <w:pBdr/>
+        <w:pStyle w:val="949"/>
         <w:spacing w:before="1"/>
         <w:ind/>
         <w:rPr/>
@@ -1354,12 +1412,11 @@
     </w:p>
     <w:p>
       <w:pPr>
-        <w:pStyle w:val="730"/>
+        <w:pStyle w:val="951"/>
         <w:numPr>
           <w:ilvl w:val="0"/>
           <w:numId w:val="1"/>
         </w:numPr>
-        <w:pBdr/>
         <w:tabs>
           <w:tab w:val="left" w:leader="none" w:pos="861"/>
         </w:tabs>
@@ -1544,15 +1601,19 @@
           <w:sz w:val="24"/>
         </w:rPr>
       </w:r>
+      <w:r>
+        <w:rPr>
+          <w:sz w:val="24"/>
+        </w:rPr>
+      </w:r>
     </w:p>
     <w:p>
       <w:pPr>
-        <w:pStyle w:val="730"/>
+        <w:pStyle w:val="951"/>
         <w:numPr>
           <w:ilvl w:val="1"/>
           <w:numId w:val="1"/>
         </w:numPr>
-        <w:pBdr/>
         <w:tabs>
           <w:tab w:val="left" w:leader="none" w:pos="1580"/>
           <w:tab w:val="left" w:leader="none" w:pos="1582"/>
@@ -1712,15 +1773,19 @@
           <w:sz w:val="24"/>
         </w:rPr>
       </w:r>
+      <w:r>
+        <w:rPr>
+          <w:sz w:val="24"/>
+        </w:rPr>
+      </w:r>
     </w:p>
     <w:p>
       <w:pPr>
-        <w:pStyle w:val="730"/>
+        <w:pStyle w:val="951"/>
         <w:numPr>
           <w:ilvl w:val="1"/>
           <w:numId w:val="1"/>
         </w:numPr>
-        <w:pBdr/>
         <w:tabs>
           <w:tab w:val="left" w:leader="none" w:pos="1582"/>
         </w:tabs>
@@ -1872,15 +1937,19 @@
           <w:sz w:val="24"/>
         </w:rPr>
       </w:r>
+      <w:r>
+        <w:rPr>
+          <w:sz w:val="24"/>
+        </w:rPr>
+      </w:r>
     </w:p>
     <w:p>
       <w:pPr>
-        <w:pStyle w:val="730"/>
+        <w:pStyle w:val="951"/>
         <w:numPr>
           <w:ilvl w:val="1"/>
           <w:numId w:val="1"/>
         </w:numPr>
-        <w:pBdr/>
         <w:tabs>
           <w:tab w:val="left" w:leader="none" w:pos="1580"/>
           <w:tab w:val="left" w:leader="none" w:pos="1582"/>
@@ -2014,15 +2083,19 @@
           <w:sz w:val="24"/>
         </w:rPr>
       </w:r>
+      <w:r>
+        <w:rPr>
+          <w:sz w:val="24"/>
+        </w:rPr>
+      </w:r>
     </w:p>
     <w:p>
       <w:pPr>
-        <w:pStyle w:val="730"/>
+        <w:pStyle w:val="951"/>
         <w:numPr>
           <w:ilvl w:val="1"/>
           <w:numId w:val="1"/>
         </w:numPr>
-        <w:pBdr/>
         <w:tabs>
           <w:tab w:val="left" w:leader="none" w:pos="1582"/>
         </w:tabs>
@@ -2044,15 +2117,19 @@
           <w:sz w:val="24"/>
         </w:rPr>
       </w:r>
+      <w:r>
+        <w:rPr>
+          <w:sz w:val="24"/>
+        </w:rPr>
+      </w:r>
     </w:p>
     <w:p>
       <w:pPr>
-        <w:pStyle w:val="730"/>
+        <w:pStyle w:val="951"/>
         <w:numPr>
           <w:ilvl w:val="1"/>
           <w:numId w:val="1"/>
         </w:numPr>
-        <w:pBdr/>
         <w:tabs>
           <w:tab w:val="left" w:leader="none" w:pos="1580"/>
           <w:tab w:val="left" w:leader="none" w:pos="1582"/>
@@ -2179,11 +2256,15 @@
           <w:sz w:val="24"/>
         </w:rPr>
       </w:r>
+      <w:r>
+        <w:rPr>
+          <w:sz w:val="24"/>
+        </w:rPr>
+      </w:r>
     </w:p>
     <w:p>
       <w:pPr>
-        <w:pStyle w:val="730"/>
-        <w:pBdr/>
+        <w:pStyle w:val="951"/>
         <w:spacing w:after="0" w:line="360" w:lineRule="auto"/>
         <w:ind/>
         <w:jc w:val="left"/>
@@ -2209,11 +2290,15 @@
           <w:sz w:val="24"/>
         </w:rPr>
       </w:r>
+      <w:r>
+        <w:rPr>
+          <w:sz w:val="24"/>
+        </w:rPr>
+      </w:r>
     </w:p>
     <w:p>
       <w:pPr>
-        <w:pStyle w:val="727"/>
-        <w:pBdr/>
+        <w:pStyle w:val="948"/>
         <w:spacing w:before="218"/>
         <w:ind/>
         <w:rPr/>
@@ -2223,12 +2308,11 @@
     </w:p>
     <w:p>
       <w:pPr>
-        <w:pStyle w:val="730"/>
+        <w:pStyle w:val="951"/>
         <w:numPr>
           <w:ilvl w:val="0"/>
           <w:numId w:val="1"/>
         </w:numPr>
-        <w:pBdr/>
         <w:tabs>
           <w:tab w:val="left" w:leader="none" w:pos="861"/>
         </w:tabs>
@@ -2427,7 +2511,7 @@
         </w:rPr>
         <w:t xml:space="preserve">bases de datos NoSQL, puedes diseñar en su lugar otros diagramas tales como los </w:t>
       </w:r>
-      <w:hyperlink r:id="rId17" w:tooltip="https://www.mongodb.com/es/resources/basics/databases/document-databases" w:history="1">
+      <w:hyperlink r:id="rId18" w:tooltip="https://www.mongodb.com/es/resources/basics/databases/document-databases" w:history="1">
         <w:r>
           <w:rPr>
             <w:color w:val="6f2f9f"/>
@@ -2450,7 +2534,7 @@
         </w:rPr>
         <w:t xml:space="preserve">o </w:t>
       </w:r>
-      <w:hyperlink r:id="rId18" w:tooltip="https://creately.com/diagram/example/0TznQwvcGq1/diagrama-nosql" w:history="1">
+      <w:hyperlink r:id="rId19" w:tooltip="https://creately.com/diagram/example/0TznQwvcGq1/diagrama-nosql" w:history="1">
         <w:r>
           <w:rPr>
             <w:color w:val="6f2f9f"/>
@@ -2466,7 +2550,11 @@
           <w:t xml:space="preserve">.</w:t>
         </w:r>
       </w:hyperlink>
-      <w:r/>
+      <w:r>
+        <w:rPr>
+          <w:sz w:val="24"/>
+        </w:rPr>
+      </w:r>
       <w:r>
         <w:rPr>
           <w:sz w:val="24"/>
@@ -2475,14 +2563,18 @@
     </w:p>
     <w:p>
       <w:pPr>
-        <w:pStyle w:val="727"/>
-        <w:pBdr/>
+        <w:pStyle w:val="948"/>
         <w:spacing w:before="287"/>
         <w:ind/>
         <w:rPr>
           <w:sz w:val="32"/>
         </w:rPr>
       </w:pPr>
+      <w:r>
+        <w:rPr>
+          <w:sz w:val="32"/>
+        </w:rPr>
+      </w:r>
       <w:r>
         <w:rPr>
           <w:sz w:val="32"/>
@@ -2496,8 +2588,7 @@
     </w:p>
     <w:p>
       <w:pPr>
-        <w:pStyle w:val="728"/>
-        <w:pBdr/>
+        <w:pStyle w:val="949"/>
         <w:spacing/>
         <w:ind/>
         <w:rPr/>
@@ -2543,12 +2634,11 @@
     </w:p>
     <w:p>
       <w:pPr>
-        <w:pStyle w:val="730"/>
+        <w:pStyle w:val="951"/>
         <w:numPr>
           <w:ilvl w:val="0"/>
           <w:numId w:val="1"/>
         </w:numPr>
-        <w:pBdr/>
         <w:tabs>
           <w:tab w:val="left" w:leader="none" w:pos="861"/>
         </w:tabs>
@@ -2701,15 +2791,19 @@
           <w:sz w:val="24"/>
         </w:rPr>
       </w:r>
+      <w:r>
+        <w:rPr>
+          <w:sz w:val="24"/>
+        </w:rPr>
+      </w:r>
     </w:p>
     <w:p>
       <w:pPr>
-        <w:pStyle w:val="730"/>
+        <w:pStyle w:val="951"/>
         <w:numPr>
           <w:ilvl w:val="1"/>
           <w:numId w:val="1"/>
         </w:numPr>
-        <w:pBdr/>
         <w:tabs>
           <w:tab w:val="left" w:leader="none" w:pos="1581"/>
         </w:tabs>
@@ -2810,15 +2904,19 @@
           <w:sz w:val="24"/>
         </w:rPr>
       </w:r>
+      <w:r>
+        <w:rPr>
+          <w:sz w:val="24"/>
+        </w:rPr>
+      </w:r>
     </w:p>
     <w:p>
       <w:pPr>
-        <w:pStyle w:val="730"/>
+        <w:pStyle w:val="951"/>
         <w:numPr>
           <w:ilvl w:val="1"/>
           <w:numId w:val="1"/>
         </w:numPr>
-        <w:pBdr/>
         <w:tabs>
           <w:tab w:val="left" w:leader="none" w:pos="1582"/>
         </w:tabs>
@@ -2932,15 +3030,19 @@
           <w:sz w:val="24"/>
         </w:rPr>
       </w:r>
+      <w:r>
+        <w:rPr>
+          <w:sz w:val="24"/>
+        </w:rPr>
+      </w:r>
     </w:p>
     <w:p>
       <w:pPr>
-        <w:pStyle w:val="730"/>
+        <w:pStyle w:val="951"/>
         <w:numPr>
           <w:ilvl w:val="1"/>
           <w:numId w:val="1"/>
         </w:numPr>
-        <w:pBdr/>
         <w:tabs>
           <w:tab w:val="left" w:leader="none" w:pos="1581"/>
         </w:tabs>
@@ -3060,11 +3162,15 @@
           <w:sz w:val="24"/>
         </w:rPr>
       </w:r>
+      <w:r>
+        <w:rPr>
+          <w:sz w:val="24"/>
+        </w:rPr>
+      </w:r>
     </w:p>
     <w:p>
       <w:pPr>
-        <w:pStyle w:val="727"/>
-        <w:pBdr/>
+        <w:pStyle w:val="948"/>
         <w:spacing/>
         <w:ind/>
         <w:rPr/>
@@ -3074,8 +3180,7 @@
     </w:p>
     <w:p>
       <w:pPr>
-        <w:pStyle w:val="727"/>
-        <w:pBdr/>
+        <w:pStyle w:val="948"/>
         <w:spacing w:before="2"/>
         <w:ind/>
         <w:rPr/>
@@ -3085,12 +3190,11 @@
     </w:p>
     <w:p>
       <w:pPr>
-        <w:pStyle w:val="730"/>
+        <w:pStyle w:val="951"/>
         <w:numPr>
           <w:ilvl w:val="0"/>
           <w:numId w:val="1"/>
         </w:numPr>
-        <w:pBdr/>
         <w:tabs>
           <w:tab w:val="left" w:leader="none" w:pos="861"/>
         </w:tabs>
@@ -3262,226 +3366,6 @@
           <w:sz w:val="24"/>
         </w:rPr>
         <w:t xml:space="preserve">aplicación. Puedes utilizar la herramienta </w:t>
-      </w:r>
-      <w:hyperlink r:id="rId19" w:tooltip="https://www.canva.com/es_es/" w:history="1">
-        <w:r>
-          <w:rPr>
-            <w:color w:val="6f2f9f"/>
-            <w:sz w:val="24"/>
-            <w:u w:val="single"/>
-          </w:rPr>
-          <w:t xml:space="preserve">Canva</w:t>
-        </w:r>
-      </w:hyperlink>
-      <w:r>
-        <w:rPr>
-          <w:color w:val="6f2f9f"/>
-          <w:sz w:val="24"/>
-        </w:rPr>
-        <w:t xml:space="preserve"> </w:t>
-      </w:r>
-      <w:r>
-        <w:rPr>
-          <w:sz w:val="24"/>
-        </w:rPr>
-        <w:t xml:space="preserve">para realizar un diseño básico.</w:t>
-      </w:r>
-      <w:r>
-        <w:rPr>
-          <w:sz w:val="24"/>
-        </w:rPr>
-      </w:r>
-    </w:p>
-    <w:p>
-      <w:pPr>
-        <w:pStyle w:val="727"/>
-        <w:pBdr/>
-        <w:spacing w:before="138"/>
-        <w:ind/>
-        <w:rPr/>
-      </w:pPr>
-      <w:r/>
-      <w:r/>
-    </w:p>
-    <w:p>
-      <w:pPr>
-        <w:pStyle w:val="730"/>
-        <w:numPr>
-          <w:ilvl w:val="0"/>
-          <w:numId w:val="1"/>
-        </w:numPr>
-        <w:pBdr/>
-        <w:tabs>
-          <w:tab w:val="left" w:leader="none" w:pos="861"/>
-        </w:tabs>
-        <w:spacing w:after="0" w:before="0" w:line="357" w:lineRule="auto"/>
-        <w:ind w:right="144" w:hanging="360" w:left="861"/>
-        <w:jc w:val="left"/>
-        <w:rPr>
-          <w:sz w:val="24"/>
-        </w:rPr>
-      </w:pPr>
-      <w:r>
-        <w:rPr>
-          <w:sz w:val="24"/>
-        </w:rPr>
-        <w:t xml:space="preserve">Realiza</w:t>
-      </w:r>
-      <w:r>
-        <w:rPr>
-          <w:spacing w:val="65"/>
-          <w:sz w:val="24"/>
-        </w:rPr>
-        <w:t xml:space="preserve"> </w:t>
-      </w:r>
-      <w:r>
-        <w:rPr>
-          <w:sz w:val="24"/>
-        </w:rPr>
-        <w:t xml:space="preserve">el</w:t>
-      </w:r>
-      <w:r>
-        <w:rPr>
-          <w:spacing w:val="65"/>
-          <w:sz w:val="24"/>
-        </w:rPr>
-        <w:t xml:space="preserve"> </w:t>
-      </w:r>
-      <w:r>
-        <w:rPr>
-          <w:sz w:val="24"/>
-        </w:rPr>
-        <w:t xml:space="preserve">mock-up</w:t>
-      </w:r>
-      <w:r>
-        <w:rPr>
-          <w:spacing w:val="66"/>
-          <w:sz w:val="24"/>
-        </w:rPr>
-        <w:t xml:space="preserve"> </w:t>
-      </w:r>
-      <w:r>
-        <w:rPr>
-          <w:sz w:val="24"/>
-        </w:rPr>
-        <w:t xml:space="preserve">de,</w:t>
-      </w:r>
-      <w:r>
-        <w:rPr>
-          <w:spacing w:val="71"/>
-          <w:sz w:val="24"/>
-        </w:rPr>
-        <w:t xml:space="preserve"> </w:t>
-      </w:r>
-      <w:r>
-        <w:rPr>
-          <w:sz w:val="24"/>
-        </w:rPr>
-        <w:t xml:space="preserve">al</w:t>
-      </w:r>
-      <w:r>
-        <w:rPr>
-          <w:spacing w:val="70"/>
-          <w:sz w:val="24"/>
-        </w:rPr>
-        <w:t xml:space="preserve"> </w:t>
-      </w:r>
-      <w:r>
-        <w:rPr>
-          <w:sz w:val="24"/>
-        </w:rPr>
-        <w:t xml:space="preserve">menos,</w:t>
-      </w:r>
-      <w:r>
-        <w:rPr>
-          <w:spacing w:val="66"/>
-          <w:sz w:val="24"/>
-        </w:rPr>
-        <w:t xml:space="preserve"> </w:t>
-      </w:r>
-      <w:r>
-        <w:rPr>
-          <w:sz w:val="24"/>
-        </w:rPr>
-        <w:t xml:space="preserve">tres</w:t>
-      </w:r>
-      <w:r>
-        <w:rPr>
-          <w:spacing w:val="73"/>
-          <w:sz w:val="24"/>
-        </w:rPr>
-        <w:t xml:space="preserve"> </w:t>
-      </w:r>
-      <w:r>
-        <w:rPr>
-          <w:sz w:val="24"/>
-        </w:rPr>
-        <w:t xml:space="preserve">áreas</w:t>
-      </w:r>
-      <w:r>
-        <w:rPr>
-          <w:spacing w:val="68"/>
-          <w:sz w:val="24"/>
-        </w:rPr>
-        <w:t xml:space="preserve"> </w:t>
-      </w:r>
-      <w:r>
-        <w:rPr>
-          <w:sz w:val="24"/>
-        </w:rPr>
-        <w:t xml:space="preserve">funcionales</w:t>
-      </w:r>
-      <w:r>
-        <w:rPr>
-          <w:spacing w:val="68"/>
-          <w:sz w:val="24"/>
-        </w:rPr>
-        <w:t xml:space="preserve"> </w:t>
-      </w:r>
-      <w:r>
-        <w:rPr>
-          <w:sz w:val="24"/>
-        </w:rPr>
-        <w:t xml:space="preserve">o</w:t>
-      </w:r>
-      <w:r>
-        <w:rPr>
-          <w:spacing w:val="66"/>
-          <w:sz w:val="24"/>
-        </w:rPr>
-        <w:t xml:space="preserve"> </w:t>
-      </w:r>
-      <w:r>
-        <w:rPr>
-          <w:sz w:val="24"/>
-        </w:rPr>
-        <w:t xml:space="preserve">pantallas</w:t>
-      </w:r>
-      <w:r>
-        <w:rPr>
-          <w:spacing w:val="68"/>
-          <w:sz w:val="24"/>
-        </w:rPr>
-        <w:t xml:space="preserve"> </w:t>
-      </w:r>
-      <w:r>
-        <w:rPr>
-          <w:sz w:val="24"/>
-        </w:rPr>
-        <w:t xml:space="preserve">de</w:t>
-      </w:r>
-      <w:r>
-        <w:rPr>
-          <w:spacing w:val="65"/>
-          <w:sz w:val="24"/>
-        </w:rPr>
-        <w:t xml:space="preserve"> </w:t>
-      </w:r>
-      <w:r>
-        <w:rPr>
-          <w:sz w:val="24"/>
-        </w:rPr>
-        <w:t xml:space="preserve">la aplicación. Nuevamente, puedes valerte de herramientas como </w:t>
       </w:r>
       <w:hyperlink r:id="rId20" w:tooltip="https://www.canva.com/es_es/" w:history="1">
         <w:r>
@@ -3504,7 +3388,12 @@
         <w:rPr>
           <w:sz w:val="24"/>
         </w:rPr>
-        <w:t xml:space="preserve">para ello.</w:t>
+        <w:t xml:space="preserve">para realizar un diseño básico.</w:t>
+      </w:r>
+      <w:r>
+        <w:rPr>
+          <w:sz w:val="24"/>
+        </w:rPr>
       </w:r>
       <w:r>
         <w:rPr>
@@ -3514,9 +3403,8 @@
     </w:p>
     <w:p>
       <w:pPr>
-        <w:pStyle w:val="727"/>
-        <w:pBdr/>
-        <w:spacing w:before="142"/>
+        <w:pStyle w:val="948"/>
+        <w:spacing w:before="138"/>
         <w:ind/>
         <w:rPr/>
       </w:pPr>
@@ -3525,7 +3413,229 @@
     </w:p>
     <w:p>
       <w:pPr>
-        <w:pBdr/>
+        <w:pStyle w:val="951"/>
+        <w:numPr>
+          <w:ilvl w:val="0"/>
+          <w:numId w:val="1"/>
+        </w:numPr>
+        <w:tabs>
+          <w:tab w:val="left" w:leader="none" w:pos="861"/>
+        </w:tabs>
+        <w:spacing w:after="0" w:before="0" w:line="357" w:lineRule="auto"/>
+        <w:ind w:right="144" w:hanging="360" w:left="861"/>
+        <w:jc w:val="left"/>
+        <w:rPr>
+          <w:sz w:val="24"/>
+        </w:rPr>
+      </w:pPr>
+      <w:r>
+        <w:rPr>
+          <w:sz w:val="24"/>
+        </w:rPr>
+        <w:t xml:space="preserve">Realiza</w:t>
+      </w:r>
+      <w:r>
+        <w:rPr>
+          <w:spacing w:val="65"/>
+          <w:sz w:val="24"/>
+        </w:rPr>
+        <w:t xml:space="preserve"> </w:t>
+      </w:r>
+      <w:r>
+        <w:rPr>
+          <w:sz w:val="24"/>
+        </w:rPr>
+        <w:t xml:space="preserve">el</w:t>
+      </w:r>
+      <w:r>
+        <w:rPr>
+          <w:spacing w:val="65"/>
+          <w:sz w:val="24"/>
+        </w:rPr>
+        <w:t xml:space="preserve"> </w:t>
+      </w:r>
+      <w:r>
+        <w:rPr>
+          <w:sz w:val="24"/>
+        </w:rPr>
+        <w:t xml:space="preserve">mock-up</w:t>
+      </w:r>
+      <w:r>
+        <w:rPr>
+          <w:spacing w:val="66"/>
+          <w:sz w:val="24"/>
+        </w:rPr>
+        <w:t xml:space="preserve"> </w:t>
+      </w:r>
+      <w:r>
+        <w:rPr>
+          <w:sz w:val="24"/>
+        </w:rPr>
+        <w:t xml:space="preserve">de,</w:t>
+      </w:r>
+      <w:r>
+        <w:rPr>
+          <w:spacing w:val="71"/>
+          <w:sz w:val="24"/>
+        </w:rPr>
+        <w:t xml:space="preserve"> </w:t>
+      </w:r>
+      <w:r>
+        <w:rPr>
+          <w:sz w:val="24"/>
+        </w:rPr>
+        <w:t xml:space="preserve">al</w:t>
+      </w:r>
+      <w:r>
+        <w:rPr>
+          <w:spacing w:val="70"/>
+          <w:sz w:val="24"/>
+        </w:rPr>
+        <w:t xml:space="preserve"> </w:t>
+      </w:r>
+      <w:r>
+        <w:rPr>
+          <w:sz w:val="24"/>
+        </w:rPr>
+        <w:t xml:space="preserve">menos,</w:t>
+      </w:r>
+      <w:r>
+        <w:rPr>
+          <w:spacing w:val="66"/>
+          <w:sz w:val="24"/>
+        </w:rPr>
+        <w:t xml:space="preserve"> </w:t>
+      </w:r>
+      <w:r>
+        <w:rPr>
+          <w:sz w:val="24"/>
+        </w:rPr>
+        <w:t xml:space="preserve">tres</w:t>
+      </w:r>
+      <w:r>
+        <w:rPr>
+          <w:spacing w:val="73"/>
+          <w:sz w:val="24"/>
+        </w:rPr>
+        <w:t xml:space="preserve"> </w:t>
+      </w:r>
+      <w:r>
+        <w:rPr>
+          <w:sz w:val="24"/>
+        </w:rPr>
+        <w:t xml:space="preserve">áreas</w:t>
+      </w:r>
+      <w:r>
+        <w:rPr>
+          <w:spacing w:val="68"/>
+          <w:sz w:val="24"/>
+        </w:rPr>
+        <w:t xml:space="preserve"> </w:t>
+      </w:r>
+      <w:r>
+        <w:rPr>
+          <w:sz w:val="24"/>
+        </w:rPr>
+        <w:t xml:space="preserve">funcionales</w:t>
+      </w:r>
+      <w:r>
+        <w:rPr>
+          <w:spacing w:val="68"/>
+          <w:sz w:val="24"/>
+        </w:rPr>
+        <w:t xml:space="preserve"> </w:t>
+      </w:r>
+      <w:r>
+        <w:rPr>
+          <w:sz w:val="24"/>
+        </w:rPr>
+        <w:t xml:space="preserve">o</w:t>
+      </w:r>
+      <w:r>
+        <w:rPr>
+          <w:spacing w:val="66"/>
+          <w:sz w:val="24"/>
+        </w:rPr>
+        <w:t xml:space="preserve"> </w:t>
+      </w:r>
+      <w:r>
+        <w:rPr>
+          <w:sz w:val="24"/>
+        </w:rPr>
+        <w:t xml:space="preserve">pantallas</w:t>
+      </w:r>
+      <w:r>
+        <w:rPr>
+          <w:spacing w:val="68"/>
+          <w:sz w:val="24"/>
+        </w:rPr>
+        <w:t xml:space="preserve"> </w:t>
+      </w:r>
+      <w:r>
+        <w:rPr>
+          <w:sz w:val="24"/>
+        </w:rPr>
+        <w:t xml:space="preserve">de</w:t>
+      </w:r>
+      <w:r>
+        <w:rPr>
+          <w:spacing w:val="65"/>
+          <w:sz w:val="24"/>
+        </w:rPr>
+        <w:t xml:space="preserve"> </w:t>
+      </w:r>
+      <w:r>
+        <w:rPr>
+          <w:sz w:val="24"/>
+        </w:rPr>
+        <w:t xml:space="preserve">la aplicación. Nuevamente, puedes valerte de herramientas como </w:t>
+      </w:r>
+      <w:hyperlink r:id="rId21" w:tooltip="https://www.canva.com/es_es/" w:history="1">
+        <w:r>
+          <w:rPr>
+            <w:color w:val="6f2f9f"/>
+            <w:sz w:val="24"/>
+            <w:u w:val="single"/>
+          </w:rPr>
+          <w:t xml:space="preserve">Canva</w:t>
+        </w:r>
+      </w:hyperlink>
+      <w:r>
+        <w:rPr>
+          <w:color w:val="6f2f9f"/>
+          <w:sz w:val="24"/>
+        </w:rPr>
+        <w:t xml:space="preserve"> </w:t>
+      </w:r>
+      <w:r>
+        <w:rPr>
+          <w:sz w:val="24"/>
+        </w:rPr>
+        <w:t xml:space="preserve">para ello.</w:t>
+      </w:r>
+      <w:r>
+        <w:rPr>
+          <w:sz w:val="24"/>
+        </w:rPr>
+      </w:r>
+      <w:r>
+        <w:rPr>
+          <w:sz w:val="24"/>
+        </w:rPr>
+      </w:r>
+    </w:p>
+    <w:p>
+      <w:pPr>
+        <w:pStyle w:val="948"/>
+        <w:spacing w:before="142"/>
+        <w:ind/>
+        <w:rPr/>
+      </w:pPr>
+      <w:r/>
+      <w:r/>
+    </w:p>
+    <w:p>
+      <w:pPr>
         <w:spacing w:before="0" w:line="360" w:lineRule="auto"/>
         <w:ind w:right="0" w:firstLine="0" w:left="141"/>
         <w:jc w:val="left"/>
@@ -3564,6 +3674,12 @@
           <w:sz w:val="24"/>
         </w:rPr>
         <w:t xml:space="preserve">al completo de la memoria del proyecto.</w:t>
+      </w:r>
+      <w:r>
+        <w:rPr>
+          <w:b/>
+          <w:sz w:val="24"/>
+        </w:rPr>
       </w:r>
       <w:r>
         <w:rPr>
@@ -3589,12 +3705,10 @@
   <w:endnote w:type="separator" w:id="-1">
     <w:p>
       <w:pPr>
-        <w:pBdr/>
         <w:spacing w:after="0" w:line="240" w:lineRule="auto"/>
         <w:ind/>
         <w:rPr/>
       </w:pPr>
-      <w:r/>
       <w:r>
         <w:separator/>
       </w:r>
@@ -3604,12 +3718,10 @@
   <w:endnote w:type="continuationSeparator" w:id="0">
     <w:p>
       <w:pPr>
-        <w:pBdr/>
         <w:spacing w:after="0" w:line="240" w:lineRule="auto"/>
         <w:ind/>
         <w:rPr/>
       </w:pPr>
-      <w:r/>
       <w:r>
         <w:continuationSeparator/>
       </w:r>
@@ -3624,12 +3736,10 @@
   <w:footnote w:type="separator" w:id="-1">
     <w:p>
       <w:pPr>
-        <w:pBdr/>
         <w:spacing w:after="0" w:line="240" w:lineRule="auto"/>
         <w:ind/>
         <w:rPr/>
       </w:pPr>
-      <w:r/>
       <w:r>
         <w:separator/>
       </w:r>
@@ -3639,12 +3749,10 @@
   <w:footnote w:type="continuationSeparator" w:id="0">
     <w:p>
       <w:pPr>
-        <w:pBdr/>
         <w:spacing w:after="0" w:line="240" w:lineRule="auto"/>
         <w:ind/>
         <w:rPr/>
       </w:pPr>
-      <w:r/>
       <w:r>
         <w:continuationSeparator/>
       </w:r>
@@ -3658,8 +3766,7 @@
 <w:hdr xmlns:wpc="http://schemas.microsoft.com/office/word/2010/wordprocessingCanvas" xmlns:mc="http://schemas.openxmlformats.org/markup-compatibility/2006" xmlns:o="urn:schemas-microsoft-com:office:office" xmlns:r="http://schemas.openxmlformats.org/officeDocument/2006/relationships" xmlns:m="http://schemas.openxmlformats.org/officeDocument/2006/math" xmlns:v="urn:schemas-microsoft-com:vml" xmlns:wp14="http://schemas.microsoft.com/office/word/2010/wordprocessingDrawing" xmlns:wp="http://schemas.openxmlformats.org/drawingml/2006/wordprocessingDrawing" xmlns:w10="urn:schemas-microsoft-com:office:word" xmlns:w="http://schemas.openxmlformats.org/wordprocessingml/2006/main" xmlns:w14="http://schemas.microsoft.com/office/word/2010/wordml" xmlns:w15="http://schemas.microsoft.com/office/word/2012/wordml" xmlns:wpg="http://schemas.microsoft.com/office/word/2010/wordprocessingGroup" xmlns:wpi="http://schemas.microsoft.com/office/word/2010/wordprocessingInk" xmlns:wne="http://schemas.microsoft.com/office/word/2006/wordml" xmlns:a="http://schemas.openxmlformats.org/drawingml/2006/main" xmlns:wps="http://schemas.microsoft.com/office/word/2010/wordprocessingShape" mc:Ignorable="w14 w15 wp14">
   <w:p>
     <w:pPr>
-      <w:pStyle w:val="727"/>
-      <w:pBdr/>
+      <w:pStyle w:val="948"/>
       <w:spacing w:line="200" w:lineRule="exact"/>
       <w:ind/>
       <w:rPr>
@@ -3704,7 +3811,6 @@
                       <w:txbxContent>
                         <w:p>
                           <w:pPr>
-                            <w:pBdr/>
                             <w:spacing w:before="10"/>
                             <w:ind w:right="0" w:firstLine="0" w:left="20"/>
                             <w:jc w:val="left"/>
@@ -3738,6 +3844,11 @@
                               <w:sz w:val="24"/>
                             </w:rPr>
                           </w:r>
+                          <w:r>
+                            <w:rPr>
+                              <w:sz w:val="24"/>
+                            </w:rPr>
+                          </w:r>
                         </w:p>
                       </w:txbxContent>
                     </wps:txbx>
@@ -3757,7 +3868,6 @@
                 <w:txbxContent>
                   <w:p>
                     <w:pPr>
-                      <w:pBdr/>
                       <w:spacing w:before="10"/>
                       <w:ind w:right="0" w:firstLine="0" w:left="20"/>
                       <w:jc w:val="left"/>
@@ -3785,6 +3895,11 @@
                         <w:sz w:val="24"/>
                       </w:rPr>
                       <w:t xml:space="preserve">2ºDAM</w:t>
+                    </w:r>
+                    <w:r>
+                      <w:rPr>
+                        <w:sz w:val="24"/>
+                      </w:rPr>
                     </w:r>
                     <w:r>
                       <w:rPr>
@@ -3837,7 +3952,6 @@
                       <w:txbxContent>
                         <w:p>
                           <w:pPr>
-                            <w:pBdr/>
                             <w:spacing w:before="10"/>
                             <w:ind w:right="0" w:firstLine="0" w:left="20"/>
                             <w:jc w:val="left"/>
@@ -3867,6 +3981,12 @@
                               <w:sz w:val="24"/>
                             </w:rPr>
                           </w:r>
+                          <w:r>
+                            <w:rPr>
+                              <w:b/>
+                              <w:sz w:val="24"/>
+                            </w:rPr>
+                          </w:r>
                         </w:p>
                       </w:txbxContent>
                     </wps:txbx>
@@ -3886,7 +4006,6 @@
                 <w:txbxContent>
                   <w:p>
                     <w:pPr>
-                      <w:pBdr/>
                       <w:spacing w:before="10"/>
                       <w:ind w:right="0" w:firstLine="0" w:left="20"/>
                       <w:jc w:val="left"/>
@@ -3916,6 +4035,12 @@
                         <w:sz w:val="24"/>
                       </w:rPr>
                     </w:r>
+                    <w:r>
+                      <w:rPr>
+                        <w:b/>
+                        <w:sz w:val="24"/>
+                      </w:rPr>
+                    </w:r>
                   </w:p>
                 </w:txbxContent>
               </v:textbox>
@@ -3923,6 +4048,11 @@
           </w:pict>
         </mc:Fallback>
       </mc:AlternateContent>
+    </w:r>
+    <w:r>
+      <w:rPr>
+        <w:sz w:val="20"/>
+      </w:rPr>
     </w:r>
     <w:r>
       <w:rPr>
@@ -4272,7 +4402,7 @@
     <w:lsdException w:name="Bibliography" w:uiPriority="37"/>
     <w:lsdException w:name="TOC Heading" w:uiPriority="39" w:qFormat="1"/>
   </w:latentStyles>
-  <w:style w:type="table" w:styleId="11" w:default="1">
+  <w:style w:type="table" w:styleId="760" w:default="1">
     <w:name w:val="Normal Table"/>
     <w:uiPriority w:val="99"/>
     <w:semiHidden/>
@@ -4465,9 +4595,9 @@
       </w:tcPr>
     </w:tblStylePr>
   </w:style>
-  <w:style w:type="table" w:styleId="12">
+  <w:style w:type="table" w:styleId="761">
     <w:name w:val="Table Grid"/>
-    <w:basedOn w:val="11"/>
+    <w:basedOn w:val="760"/>
     <w:uiPriority w:val="59"/>
     <w:pPr>
       <w:pBdr/>
@@ -4664,9 +4794,9 @@
       </w:tcPr>
     </w:tblStylePr>
   </w:style>
-  <w:style w:type="table" w:styleId="13">
+  <w:style w:type="table" w:styleId="762">
     <w:name w:val="Table Grid Light"/>
-    <w:basedOn w:val="11"/>
+    <w:basedOn w:val="760"/>
     <w:uiPriority w:val="59"/>
     <w:pPr>
       <w:pBdr/>
@@ -4863,9 +4993,9 @@
       </w:tcPr>
     </w:tblStylePr>
   </w:style>
-  <w:style w:type="table" w:styleId="14">
+  <w:style w:type="table" w:styleId="763">
     <w:name w:val="Plain Table 1"/>
-    <w:basedOn w:val="11"/>
+    <w:basedOn w:val="760"/>
     <w:uiPriority w:val="59"/>
     <w:pPr>
       <w:pBdr/>
@@ -5088,9 +5218,9 @@
       </w:tcPr>
     </w:tblStylePr>
   </w:style>
-  <w:style w:type="table" w:styleId="15">
+  <w:style w:type="table" w:styleId="764">
     <w:name w:val="Plain Table 2"/>
-    <w:basedOn w:val="11"/>
+    <w:basedOn w:val="760"/>
     <w:uiPriority w:val="59"/>
     <w:pPr>
       <w:pBdr/>
@@ -5321,9 +5451,9 @@
       </w:tcPr>
     </w:tblStylePr>
   </w:style>
-  <w:style w:type="table" w:styleId="16">
+  <w:style w:type="table" w:styleId="765">
     <w:name w:val="Plain Table 3"/>
-    <w:basedOn w:val="11"/>
+    <w:basedOn w:val="760"/>
     <w:uiPriority w:val="99"/>
     <w:pPr>
       <w:pBdr/>
@@ -5551,9 +5681,9 @@
       </w:tcPr>
     </w:tblStylePr>
   </w:style>
-  <w:style w:type="table" w:styleId="17">
+  <w:style w:type="table" w:styleId="766">
     <w:name w:val="Plain Table 4"/>
-    <w:basedOn w:val="11"/>
+    <w:basedOn w:val="760"/>
     <w:uiPriority w:val="99"/>
     <w:pPr>
       <w:pBdr/>
@@ -5767,9 +5897,9 @@
       </w:tcPr>
     </w:tblStylePr>
   </w:style>
-  <w:style w:type="table" w:styleId="18">
+  <w:style w:type="table" w:styleId="767">
     <w:name w:val="Plain Table 5"/>
-    <w:basedOn w:val="11"/>
+    <w:basedOn w:val="760"/>
     <w:uiPriority w:val="99"/>
     <w:pPr>
       <w:pBdr/>
@@ -6000,9 +6130,9 @@
       </w:tcPr>
     </w:tblStylePr>
   </w:style>
-  <w:style w:type="table" w:styleId="19">
+  <w:style w:type="table" w:styleId="768">
     <w:name w:val="Grid Table 1 Light"/>
-    <w:basedOn w:val="11"/>
+    <w:basedOn w:val="760"/>
     <w:uiPriority w:val="99"/>
     <w:pPr>
       <w:pBdr/>
@@ -6223,9 +6353,9 @@
       </w:tcPr>
     </w:tblStylePr>
   </w:style>
-  <w:style w:type="table" w:styleId="20">
+  <w:style w:type="table" w:styleId="769">
     <w:name w:val="Grid Table 1 Light - Accent 1"/>
-    <w:basedOn w:val="11"/>
+    <w:basedOn w:val="760"/>
     <w:uiPriority w:val="99"/>
     <w:pPr>
       <w:pBdr/>
@@ -6446,9 +6576,9 @@
       </w:tcPr>
     </w:tblStylePr>
   </w:style>
-  <w:style w:type="table" w:styleId="21">
+  <w:style w:type="table" w:styleId="770">
     <w:name w:val="Grid Table 1 Light - Accent 2"/>
-    <w:basedOn w:val="11"/>
+    <w:basedOn w:val="760"/>
     <w:uiPriority w:val="99"/>
     <w:pPr>
       <w:pBdr/>
@@ -6669,9 +6799,9 @@
       </w:tcPr>
     </w:tblStylePr>
   </w:style>
-  <w:style w:type="table" w:styleId="22">
+  <w:style w:type="table" w:styleId="771">
     <w:name w:val="Grid Table 1 Light - Accent 3"/>
-    <w:basedOn w:val="11"/>
+    <w:basedOn w:val="760"/>
     <w:uiPriority w:val="99"/>
     <w:pPr>
       <w:pBdr/>
@@ -6892,9 +7022,9 @@
       </w:tcPr>
     </w:tblStylePr>
   </w:style>
-  <w:style w:type="table" w:styleId="23">
+  <w:style w:type="table" w:styleId="772">
     <w:name w:val="Grid Table 1 Light - Accent 4"/>
-    <w:basedOn w:val="11"/>
+    <w:basedOn w:val="760"/>
     <w:uiPriority w:val="99"/>
     <w:pPr>
       <w:pBdr/>
@@ -7115,9 +7245,9 @@
       </w:tcPr>
     </w:tblStylePr>
   </w:style>
-  <w:style w:type="table" w:styleId="24">
+  <w:style w:type="table" w:styleId="773">
     <w:name w:val="Grid Table 1 Light - Accent 5"/>
-    <w:basedOn w:val="11"/>
+    <w:basedOn w:val="760"/>
     <w:uiPriority w:val="99"/>
     <w:pPr>
       <w:pBdr/>
@@ -7338,9 +7468,9 @@
       </w:tcPr>
     </w:tblStylePr>
   </w:style>
-  <w:style w:type="table" w:styleId="25">
+  <w:style w:type="table" w:styleId="774">
     <w:name w:val="Grid Table 1 Light - Accent 6"/>
-    <w:basedOn w:val="11"/>
+    <w:basedOn w:val="760"/>
     <w:uiPriority w:val="99"/>
     <w:pPr>
       <w:pBdr/>
@@ -7561,9 +7691,9 @@
       </w:tcPr>
     </w:tblStylePr>
   </w:style>
-  <w:style w:type="table" w:styleId="26">
+  <w:style w:type="table" w:styleId="775">
     <w:name w:val="Grid Table 2"/>
-    <w:basedOn w:val="11"/>
+    <w:basedOn w:val="760"/>
     <w:uiPriority w:val="99"/>
     <w:pPr>
       <w:pBdr/>
@@ -7793,9 +7923,9 @@
       </w:tcPr>
     </w:tblStylePr>
   </w:style>
-  <w:style w:type="table" w:styleId="27">
+  <w:style w:type="table" w:styleId="776">
     <w:name w:val="Grid Table 2 - Accent 1"/>
-    <w:basedOn w:val="11"/>
+    <w:basedOn w:val="760"/>
     <w:uiPriority w:val="99"/>
     <w:pPr>
       <w:pBdr/>
@@ -8025,9 +8155,9 @@
       </w:tcPr>
     </w:tblStylePr>
   </w:style>
-  <w:style w:type="table" w:styleId="28">
+  <w:style w:type="table" w:styleId="777">
     <w:name w:val="Grid Table 2 - Accent 2"/>
-    <w:basedOn w:val="11"/>
+    <w:basedOn w:val="760"/>
     <w:uiPriority w:val="99"/>
     <w:pPr>
       <w:pBdr/>
@@ -8257,9 +8387,9 @@
       </w:tcPr>
     </w:tblStylePr>
   </w:style>
-  <w:style w:type="table" w:styleId="29">
+  <w:style w:type="table" w:styleId="778">
     <w:name w:val="Grid Table 2 - Accent 3"/>
-    <w:basedOn w:val="11"/>
+    <w:basedOn w:val="760"/>
     <w:uiPriority w:val="99"/>
     <w:pPr>
       <w:pBdr/>
@@ -8489,9 +8619,9 @@
       </w:tcPr>
     </w:tblStylePr>
   </w:style>
-  <w:style w:type="table" w:styleId="30">
+  <w:style w:type="table" w:styleId="779">
     <w:name w:val="Grid Table 2 - Accent 4"/>
-    <w:basedOn w:val="11"/>
+    <w:basedOn w:val="760"/>
     <w:uiPriority w:val="99"/>
     <w:pPr>
       <w:pBdr/>
@@ -8721,9 +8851,9 @@
       </w:tcPr>
     </w:tblStylePr>
   </w:style>
-  <w:style w:type="table" w:styleId="31">
+  <w:style w:type="table" w:styleId="780">
     <w:name w:val="Grid Table 2 - Accent 5"/>
-    <w:basedOn w:val="11"/>
+    <w:basedOn w:val="760"/>
     <w:uiPriority w:val="99"/>
     <w:pPr>
       <w:pBdr/>
@@ -8953,9 +9083,9 @@
       </w:tcPr>
     </w:tblStylePr>
   </w:style>
-  <w:style w:type="table" w:styleId="32">
+  <w:style w:type="table" w:styleId="781">
     <w:name w:val="Grid Table 2 - Accent 6"/>
-    <w:basedOn w:val="11"/>
+    <w:basedOn w:val="760"/>
     <w:uiPriority w:val="99"/>
     <w:pPr>
       <w:pBdr/>
@@ -9185,9 +9315,9 @@
       </w:tcPr>
     </w:tblStylePr>
   </w:style>
-  <w:style w:type="table" w:styleId="33">
+  <w:style w:type="table" w:styleId="782">
     <w:name w:val="Grid Table 3"/>
-    <w:basedOn w:val="11"/>
+    <w:basedOn w:val="760"/>
     <w:uiPriority w:val="99"/>
     <w:pPr>
       <w:pBdr/>
@@ -9286,29 +9416,6 @@
         <w:tblBorders/>
       </w:tblPr>
       <w:tcPr>
-        <w:shd w:color="ffffff"/>
-        <w:tcBorders>
-          <w:top w:val="none" w:color="000000" w:sz="4" w:space="0"/>
-          <w:left w:val="none" w:color="000000" w:sz="4" w:space="0"/>
-          <w:bottom w:val="none" w:color="000000" w:sz="4" w:space="0"/>
-          <w:right w:val="none" w:color="000000" w:sz="4" w:space="0"/>
-        </w:tcBorders>
-      </w:tcPr>
-    </w:tblStylePr>
-    <w:tblStylePr w:type="firstRow">
-      <w:rPr>
-        <w:b/>
-        <w:color w:val="404040"/>
-      </w:rPr>
-      <w:pPr>
-        <w:pBdr/>
-        <w:spacing/>
-        <w:ind/>
-      </w:pPr>
-      <w:tblPr>
-        <w:tblBorders/>
-      </w:tblPr>
-      <w:tcPr>
         <w:shd w:val="clear" w:color="ffffff"/>
         <w:tcBorders>
           <w:top w:val="none" w:color="000000" w:sz="4" w:space="0"/>
@@ -9318,30 +9425,7 @@
         </w:tcBorders>
       </w:tcPr>
     </w:tblStylePr>
-    <w:tblStylePr w:type="lastCol">
-      <w:rPr>
-        <w:i/>
-        <w:color w:val="404040"/>
-      </w:rPr>
-      <w:pPr>
-        <w:pBdr/>
-        <w:spacing/>
-        <w:ind/>
-      </w:pPr>
-      <w:tblPr>
-        <w:tblBorders/>
-      </w:tblPr>
-      <w:tcPr>
-        <w:shd w:color="ffffff"/>
-        <w:tcBorders>
-          <w:top w:val="none" w:color="000000" w:sz="4" w:space="0"/>
-          <w:left w:val="none" w:color="000000" w:sz="4" w:space="0"/>
-          <w:bottom w:val="none" w:color="000000" w:sz="4" w:space="0"/>
-          <w:right w:val="none" w:color="000000" w:sz="4" w:space="0"/>
-        </w:tcBorders>
-      </w:tcPr>
-    </w:tblStylePr>
-    <w:tblStylePr w:type="lastRow">
+    <w:tblStylePr w:type="firstRow">
       <w:rPr>
         <w:b/>
         <w:color w:val="404040"/>
@@ -9364,6 +9448,52 @@
         </w:tcBorders>
       </w:tcPr>
     </w:tblStylePr>
+    <w:tblStylePr w:type="lastCol">
+      <w:rPr>
+        <w:i/>
+        <w:color w:val="404040"/>
+      </w:rPr>
+      <w:pPr>
+        <w:pBdr/>
+        <w:spacing/>
+        <w:ind/>
+      </w:pPr>
+      <w:tblPr>
+        <w:tblBorders/>
+      </w:tblPr>
+      <w:tcPr>
+        <w:shd w:val="clear" w:color="ffffff"/>
+        <w:tcBorders>
+          <w:top w:val="none" w:color="000000" w:sz="4" w:space="0"/>
+          <w:left w:val="none" w:color="000000" w:sz="4" w:space="0"/>
+          <w:bottom w:val="none" w:color="000000" w:sz="4" w:space="0"/>
+          <w:right w:val="none" w:color="000000" w:sz="4" w:space="0"/>
+        </w:tcBorders>
+      </w:tcPr>
+    </w:tblStylePr>
+    <w:tblStylePr w:type="lastRow">
+      <w:rPr>
+        <w:b/>
+        <w:color w:val="404040"/>
+      </w:rPr>
+      <w:pPr>
+        <w:pBdr/>
+        <w:spacing/>
+        <w:ind/>
+      </w:pPr>
+      <w:tblPr>
+        <w:tblBorders/>
+      </w:tblPr>
+      <w:tcPr>
+        <w:shd w:val="clear" w:color="ffffff"/>
+        <w:tcBorders>
+          <w:top w:val="none" w:color="000000" w:sz="4" w:space="0"/>
+          <w:left w:val="none" w:color="000000" w:sz="4" w:space="0"/>
+          <w:bottom w:val="none" w:color="000000" w:sz="4" w:space="0"/>
+          <w:right w:val="none" w:color="000000" w:sz="4" w:space="0"/>
+        </w:tcBorders>
+      </w:tcPr>
+    </w:tblStylePr>
     <w:tblStylePr w:type="nwCell">
       <w:pPr>
         <w:pBdr/>
@@ -9430,9 +9560,9 @@
       </w:tcPr>
     </w:tblStylePr>
   </w:style>
-  <w:style w:type="table" w:styleId="34">
+  <w:style w:type="table" w:styleId="783">
     <w:name w:val="Grid Table 3 - Accent 1"/>
-    <w:basedOn w:val="11"/>
+    <w:basedOn w:val="760"/>
     <w:uiPriority w:val="99"/>
     <w:pPr>
       <w:pBdr/>
@@ -9531,29 +9661,6 @@
         <w:tblBorders/>
       </w:tblPr>
       <w:tcPr>
-        <w:shd w:color="ffffff"/>
-        <w:tcBorders>
-          <w:top w:val="none" w:color="000000" w:sz="4" w:space="0"/>
-          <w:left w:val="none" w:color="000000" w:sz="4" w:space="0"/>
-          <w:bottom w:val="none" w:color="000000" w:sz="4" w:space="0"/>
-          <w:right w:val="none" w:color="000000" w:sz="4" w:space="0"/>
-        </w:tcBorders>
-      </w:tcPr>
-    </w:tblStylePr>
-    <w:tblStylePr w:type="firstRow">
-      <w:rPr>
-        <w:b/>
-        <w:color w:val="404040"/>
-      </w:rPr>
-      <w:pPr>
-        <w:pBdr/>
-        <w:spacing/>
-        <w:ind/>
-      </w:pPr>
-      <w:tblPr>
-        <w:tblBorders/>
-      </w:tblPr>
-      <w:tcPr>
         <w:shd w:val="clear" w:color="ffffff"/>
         <w:tcBorders>
           <w:top w:val="none" w:color="000000" w:sz="4" w:space="0"/>
@@ -9563,30 +9670,7 @@
         </w:tcBorders>
       </w:tcPr>
     </w:tblStylePr>
-    <w:tblStylePr w:type="lastCol">
-      <w:rPr>
-        <w:i/>
-        <w:color w:val="404040"/>
-      </w:rPr>
-      <w:pPr>
-        <w:pBdr/>
-        <w:spacing/>
-        <w:ind/>
-      </w:pPr>
-      <w:tblPr>
-        <w:tblBorders/>
-      </w:tblPr>
-      <w:tcPr>
-        <w:shd w:color="ffffff"/>
-        <w:tcBorders>
-          <w:top w:val="none" w:color="000000" w:sz="4" w:space="0"/>
-          <w:left w:val="none" w:color="000000" w:sz="4" w:space="0"/>
-          <w:bottom w:val="none" w:color="000000" w:sz="4" w:space="0"/>
-          <w:right w:val="none" w:color="000000" w:sz="4" w:space="0"/>
-        </w:tcBorders>
-      </w:tcPr>
-    </w:tblStylePr>
-    <w:tblStylePr w:type="lastRow">
+    <w:tblStylePr w:type="firstRow">
       <w:rPr>
         <w:b/>
         <w:color w:val="404040"/>
@@ -9609,6 +9693,52 @@
         </w:tcBorders>
       </w:tcPr>
     </w:tblStylePr>
+    <w:tblStylePr w:type="lastCol">
+      <w:rPr>
+        <w:i/>
+        <w:color w:val="404040"/>
+      </w:rPr>
+      <w:pPr>
+        <w:pBdr/>
+        <w:spacing/>
+        <w:ind/>
+      </w:pPr>
+      <w:tblPr>
+        <w:tblBorders/>
+      </w:tblPr>
+      <w:tcPr>
+        <w:shd w:val="clear" w:color="ffffff"/>
+        <w:tcBorders>
+          <w:top w:val="none" w:color="000000" w:sz="4" w:space="0"/>
+          <w:left w:val="none" w:color="000000" w:sz="4" w:space="0"/>
+          <w:bottom w:val="none" w:color="000000" w:sz="4" w:space="0"/>
+          <w:right w:val="none" w:color="000000" w:sz="4" w:space="0"/>
+        </w:tcBorders>
+      </w:tcPr>
+    </w:tblStylePr>
+    <w:tblStylePr w:type="lastRow">
+      <w:rPr>
+        <w:b/>
+        <w:color w:val="404040"/>
+      </w:rPr>
+      <w:pPr>
+        <w:pBdr/>
+        <w:spacing/>
+        <w:ind/>
+      </w:pPr>
+      <w:tblPr>
+        <w:tblBorders/>
+      </w:tblPr>
+      <w:tcPr>
+        <w:shd w:val="clear" w:color="ffffff"/>
+        <w:tcBorders>
+          <w:top w:val="none" w:color="000000" w:sz="4" w:space="0"/>
+          <w:left w:val="none" w:color="000000" w:sz="4" w:space="0"/>
+          <w:bottom w:val="none" w:color="000000" w:sz="4" w:space="0"/>
+          <w:right w:val="none" w:color="000000" w:sz="4" w:space="0"/>
+        </w:tcBorders>
+      </w:tcPr>
+    </w:tblStylePr>
     <w:tblStylePr w:type="nwCell">
       <w:pPr>
         <w:pBdr/>
@@ -9675,9 +9805,9 @@
       </w:tcPr>
     </w:tblStylePr>
   </w:style>
-  <w:style w:type="table" w:styleId="35">
+  <w:style w:type="table" w:styleId="784">
     <w:name w:val="Grid Table 3 - Accent 2"/>
-    <w:basedOn w:val="11"/>
+    <w:basedOn w:val="760"/>
     <w:uiPriority w:val="99"/>
     <w:pPr>
       <w:pBdr/>
@@ -9776,29 +9906,6 @@
         <w:tblBorders/>
       </w:tblPr>
       <w:tcPr>
-        <w:shd w:color="ffffff"/>
-        <w:tcBorders>
-          <w:top w:val="none" w:color="000000" w:sz="4" w:space="0"/>
-          <w:left w:val="none" w:color="000000" w:sz="4" w:space="0"/>
-          <w:bottom w:val="none" w:color="000000" w:sz="4" w:space="0"/>
-          <w:right w:val="none" w:color="000000" w:sz="4" w:space="0"/>
-        </w:tcBorders>
-      </w:tcPr>
-    </w:tblStylePr>
-    <w:tblStylePr w:type="firstRow">
-      <w:rPr>
-        <w:b/>
-        <w:color w:val="404040"/>
-      </w:rPr>
-      <w:pPr>
-        <w:pBdr/>
-        <w:spacing/>
-        <w:ind/>
-      </w:pPr>
-      <w:tblPr>
-        <w:tblBorders/>
-      </w:tblPr>
-      <w:tcPr>
         <w:shd w:val="clear" w:color="ffffff"/>
         <w:tcBorders>
           <w:top w:val="none" w:color="000000" w:sz="4" w:space="0"/>
@@ -9808,30 +9915,7 @@
         </w:tcBorders>
       </w:tcPr>
     </w:tblStylePr>
-    <w:tblStylePr w:type="lastCol">
-      <w:rPr>
-        <w:i/>
-        <w:color w:val="404040"/>
-      </w:rPr>
-      <w:pPr>
-        <w:pBdr/>
-        <w:spacing/>
-        <w:ind/>
-      </w:pPr>
-      <w:tblPr>
-        <w:tblBorders/>
-      </w:tblPr>
-      <w:tcPr>
-        <w:shd w:color="ffffff"/>
-        <w:tcBorders>
-          <w:top w:val="none" w:color="000000" w:sz="4" w:space="0"/>
-          <w:left w:val="none" w:color="000000" w:sz="4" w:space="0"/>
-          <w:bottom w:val="none" w:color="000000" w:sz="4" w:space="0"/>
-          <w:right w:val="none" w:color="000000" w:sz="4" w:space="0"/>
-        </w:tcBorders>
-      </w:tcPr>
-    </w:tblStylePr>
-    <w:tblStylePr w:type="lastRow">
+    <w:tblStylePr w:type="firstRow">
       <w:rPr>
         <w:b/>
         <w:color w:val="404040"/>
@@ -9854,6 +9938,52 @@
         </w:tcBorders>
       </w:tcPr>
     </w:tblStylePr>
+    <w:tblStylePr w:type="lastCol">
+      <w:rPr>
+        <w:i/>
+        <w:color w:val="404040"/>
+      </w:rPr>
+      <w:pPr>
+        <w:pBdr/>
+        <w:spacing/>
+        <w:ind/>
+      </w:pPr>
+      <w:tblPr>
+        <w:tblBorders/>
+      </w:tblPr>
+      <w:tcPr>
+        <w:shd w:val="clear" w:color="ffffff"/>
+        <w:tcBorders>
+          <w:top w:val="none" w:color="000000" w:sz="4" w:space="0"/>
+          <w:left w:val="none" w:color="000000" w:sz="4" w:space="0"/>
+          <w:bottom w:val="none" w:color="000000" w:sz="4" w:space="0"/>
+          <w:right w:val="none" w:color="000000" w:sz="4" w:space="0"/>
+        </w:tcBorders>
+      </w:tcPr>
+    </w:tblStylePr>
+    <w:tblStylePr w:type="lastRow">
+      <w:rPr>
+        <w:b/>
+        <w:color w:val="404040"/>
+      </w:rPr>
+      <w:pPr>
+        <w:pBdr/>
+        <w:spacing/>
+        <w:ind/>
+      </w:pPr>
+      <w:tblPr>
+        <w:tblBorders/>
+      </w:tblPr>
+      <w:tcPr>
+        <w:shd w:val="clear" w:color="ffffff"/>
+        <w:tcBorders>
+          <w:top w:val="none" w:color="000000" w:sz="4" w:space="0"/>
+          <w:left w:val="none" w:color="000000" w:sz="4" w:space="0"/>
+          <w:bottom w:val="none" w:color="000000" w:sz="4" w:space="0"/>
+          <w:right w:val="none" w:color="000000" w:sz="4" w:space="0"/>
+        </w:tcBorders>
+      </w:tcPr>
+    </w:tblStylePr>
     <w:tblStylePr w:type="nwCell">
       <w:pPr>
         <w:pBdr/>
@@ -9920,9 +10050,9 @@
       </w:tcPr>
     </w:tblStylePr>
   </w:style>
-  <w:style w:type="table" w:styleId="36">
+  <w:style w:type="table" w:styleId="785">
     <w:name w:val="Grid Table 3 - Accent 3"/>
-    <w:basedOn w:val="11"/>
+    <w:basedOn w:val="760"/>
     <w:uiPriority w:val="99"/>
     <w:pPr>
       <w:pBdr/>
@@ -10021,29 +10151,6 @@
         <w:tblBorders/>
       </w:tblPr>
       <w:tcPr>
-        <w:shd w:color="ffffff"/>
-        <w:tcBorders>
-          <w:top w:val="none" w:color="000000" w:sz="4" w:space="0"/>
-          <w:left w:val="none" w:color="000000" w:sz="4" w:space="0"/>
-          <w:bottom w:val="none" w:color="000000" w:sz="4" w:space="0"/>
-          <w:right w:val="none" w:color="000000" w:sz="4" w:space="0"/>
-        </w:tcBorders>
-      </w:tcPr>
-    </w:tblStylePr>
-    <w:tblStylePr w:type="firstRow">
-      <w:rPr>
-        <w:b/>
-        <w:color w:val="404040"/>
-      </w:rPr>
-      <w:pPr>
-        <w:pBdr/>
-        <w:spacing/>
-        <w:ind/>
-      </w:pPr>
-      <w:tblPr>
-        <w:tblBorders/>
-      </w:tblPr>
-      <w:tcPr>
         <w:shd w:val="clear" w:color="ffffff"/>
         <w:tcBorders>
           <w:top w:val="none" w:color="000000" w:sz="4" w:space="0"/>
@@ -10053,30 +10160,7 @@
         </w:tcBorders>
       </w:tcPr>
     </w:tblStylePr>
-    <w:tblStylePr w:type="lastCol">
-      <w:rPr>
-        <w:i/>
-        <w:color w:val="404040"/>
-      </w:rPr>
-      <w:pPr>
-        <w:pBdr/>
-        <w:spacing/>
-        <w:ind/>
-      </w:pPr>
-      <w:tblPr>
-        <w:tblBorders/>
-      </w:tblPr>
-      <w:tcPr>
-        <w:shd w:color="ffffff"/>
-        <w:tcBorders>
-          <w:top w:val="none" w:color="000000" w:sz="4" w:space="0"/>
-          <w:left w:val="none" w:color="000000" w:sz="4" w:space="0"/>
-          <w:bottom w:val="none" w:color="000000" w:sz="4" w:space="0"/>
-          <w:right w:val="none" w:color="000000" w:sz="4" w:space="0"/>
-        </w:tcBorders>
-      </w:tcPr>
-    </w:tblStylePr>
-    <w:tblStylePr w:type="lastRow">
+    <w:tblStylePr w:type="firstRow">
       <w:rPr>
         <w:b/>
         <w:color w:val="404040"/>
@@ -10099,6 +10183,52 @@
         </w:tcBorders>
       </w:tcPr>
     </w:tblStylePr>
+    <w:tblStylePr w:type="lastCol">
+      <w:rPr>
+        <w:i/>
+        <w:color w:val="404040"/>
+      </w:rPr>
+      <w:pPr>
+        <w:pBdr/>
+        <w:spacing/>
+        <w:ind/>
+      </w:pPr>
+      <w:tblPr>
+        <w:tblBorders/>
+      </w:tblPr>
+      <w:tcPr>
+        <w:shd w:val="clear" w:color="ffffff"/>
+        <w:tcBorders>
+          <w:top w:val="none" w:color="000000" w:sz="4" w:space="0"/>
+          <w:left w:val="none" w:color="000000" w:sz="4" w:space="0"/>
+          <w:bottom w:val="none" w:color="000000" w:sz="4" w:space="0"/>
+          <w:right w:val="none" w:color="000000" w:sz="4" w:space="0"/>
+        </w:tcBorders>
+      </w:tcPr>
+    </w:tblStylePr>
+    <w:tblStylePr w:type="lastRow">
+      <w:rPr>
+        <w:b/>
+        <w:color w:val="404040"/>
+      </w:rPr>
+      <w:pPr>
+        <w:pBdr/>
+        <w:spacing/>
+        <w:ind/>
+      </w:pPr>
+      <w:tblPr>
+        <w:tblBorders/>
+      </w:tblPr>
+      <w:tcPr>
+        <w:shd w:val="clear" w:color="ffffff"/>
+        <w:tcBorders>
+          <w:top w:val="none" w:color="000000" w:sz="4" w:space="0"/>
+          <w:left w:val="none" w:color="000000" w:sz="4" w:space="0"/>
+          <w:bottom w:val="none" w:color="000000" w:sz="4" w:space="0"/>
+          <w:right w:val="none" w:color="000000" w:sz="4" w:space="0"/>
+        </w:tcBorders>
+      </w:tcPr>
+    </w:tblStylePr>
     <w:tblStylePr w:type="nwCell">
       <w:pPr>
         <w:pBdr/>
@@ -10165,9 +10295,9 @@
       </w:tcPr>
     </w:tblStylePr>
   </w:style>
-  <w:style w:type="table" w:styleId="37">
+  <w:style w:type="table" w:styleId="786">
     <w:name w:val="Grid Table 3 - Accent 4"/>
-    <w:basedOn w:val="11"/>
+    <w:basedOn w:val="760"/>
     <w:uiPriority w:val="99"/>
     <w:pPr>
       <w:pBdr/>
@@ -10266,29 +10396,6 @@
         <w:tblBorders/>
       </w:tblPr>
       <w:tcPr>
-        <w:shd w:color="ffffff"/>
-        <w:tcBorders>
-          <w:top w:val="none" w:color="000000" w:sz="4" w:space="0"/>
-          <w:left w:val="none" w:color="000000" w:sz="4" w:space="0"/>
-          <w:bottom w:val="none" w:color="000000" w:sz="4" w:space="0"/>
-          <w:right w:val="none" w:color="000000" w:sz="4" w:space="0"/>
-        </w:tcBorders>
-      </w:tcPr>
-    </w:tblStylePr>
-    <w:tblStylePr w:type="firstRow">
-      <w:rPr>
-        <w:b/>
-        <w:color w:val="404040"/>
-      </w:rPr>
-      <w:pPr>
-        <w:pBdr/>
-        <w:spacing/>
-        <w:ind/>
-      </w:pPr>
-      <w:tblPr>
-        <w:tblBorders/>
-      </w:tblPr>
-      <w:tcPr>
         <w:shd w:val="clear" w:color="ffffff"/>
         <w:tcBorders>
           <w:top w:val="none" w:color="000000" w:sz="4" w:space="0"/>
@@ -10298,30 +10405,7 @@
         </w:tcBorders>
       </w:tcPr>
     </w:tblStylePr>
-    <w:tblStylePr w:type="lastCol">
-      <w:rPr>
-        <w:i/>
-        <w:color w:val="404040"/>
-      </w:rPr>
-      <w:pPr>
-        <w:pBdr/>
-        <w:spacing/>
-        <w:ind/>
-      </w:pPr>
-      <w:tblPr>
-        <w:tblBorders/>
-      </w:tblPr>
-      <w:tcPr>
-        <w:shd w:color="ffffff"/>
-        <w:tcBorders>
-          <w:top w:val="none" w:color="000000" w:sz="4" w:space="0"/>
-          <w:left w:val="none" w:color="000000" w:sz="4" w:space="0"/>
-          <w:bottom w:val="none" w:color="000000" w:sz="4" w:space="0"/>
-          <w:right w:val="none" w:color="000000" w:sz="4" w:space="0"/>
-        </w:tcBorders>
-      </w:tcPr>
-    </w:tblStylePr>
-    <w:tblStylePr w:type="lastRow">
+    <w:tblStylePr w:type="firstRow">
       <w:rPr>
         <w:b/>
         <w:color w:val="404040"/>
@@ -10344,6 +10428,52 @@
         </w:tcBorders>
       </w:tcPr>
     </w:tblStylePr>
+    <w:tblStylePr w:type="lastCol">
+      <w:rPr>
+        <w:i/>
+        <w:color w:val="404040"/>
+      </w:rPr>
+      <w:pPr>
+        <w:pBdr/>
+        <w:spacing/>
+        <w:ind/>
+      </w:pPr>
+      <w:tblPr>
+        <w:tblBorders/>
+      </w:tblPr>
+      <w:tcPr>
+        <w:shd w:val="clear" w:color="ffffff"/>
+        <w:tcBorders>
+          <w:top w:val="none" w:color="000000" w:sz="4" w:space="0"/>
+          <w:left w:val="none" w:color="000000" w:sz="4" w:space="0"/>
+          <w:bottom w:val="none" w:color="000000" w:sz="4" w:space="0"/>
+          <w:right w:val="none" w:color="000000" w:sz="4" w:space="0"/>
+        </w:tcBorders>
+      </w:tcPr>
+    </w:tblStylePr>
+    <w:tblStylePr w:type="lastRow">
+      <w:rPr>
+        <w:b/>
+        <w:color w:val="404040"/>
+      </w:rPr>
+      <w:pPr>
+        <w:pBdr/>
+        <w:spacing/>
+        <w:ind/>
+      </w:pPr>
+      <w:tblPr>
+        <w:tblBorders/>
+      </w:tblPr>
+      <w:tcPr>
+        <w:shd w:val="clear" w:color="ffffff"/>
+        <w:tcBorders>
+          <w:top w:val="none" w:color="000000" w:sz="4" w:space="0"/>
+          <w:left w:val="none" w:color="000000" w:sz="4" w:space="0"/>
+          <w:bottom w:val="none" w:color="000000" w:sz="4" w:space="0"/>
+          <w:right w:val="none" w:color="000000" w:sz="4" w:space="0"/>
+        </w:tcBorders>
+      </w:tcPr>
+    </w:tblStylePr>
     <w:tblStylePr w:type="nwCell">
       <w:pPr>
         <w:pBdr/>
@@ -10410,9 +10540,9 @@
       </w:tcPr>
     </w:tblStylePr>
   </w:style>
-  <w:style w:type="table" w:styleId="38">
+  <w:style w:type="table" w:styleId="787">
     <w:name w:val="Grid Table 3 - Accent 5"/>
-    <w:basedOn w:val="11"/>
+    <w:basedOn w:val="760"/>
     <w:uiPriority w:val="99"/>
     <w:pPr>
       <w:pBdr/>
@@ -10511,29 +10641,6 @@
         <w:tblBorders/>
       </w:tblPr>
       <w:tcPr>
-        <w:shd w:color="ffffff"/>
-        <w:tcBorders>
-          <w:top w:val="none" w:color="000000" w:sz="4" w:space="0"/>
-          <w:left w:val="none" w:color="000000" w:sz="4" w:space="0"/>
-          <w:bottom w:val="none" w:color="000000" w:sz="4" w:space="0"/>
-          <w:right w:val="none" w:color="000000" w:sz="4" w:space="0"/>
-        </w:tcBorders>
-      </w:tcPr>
-    </w:tblStylePr>
-    <w:tblStylePr w:type="firstRow">
-      <w:rPr>
-        <w:b/>
-        <w:color w:val="404040"/>
-      </w:rPr>
-      <w:pPr>
-        <w:pBdr/>
-        <w:spacing/>
-        <w:ind/>
-      </w:pPr>
-      <w:tblPr>
-        <w:tblBorders/>
-      </w:tblPr>
-      <w:tcPr>
         <w:shd w:val="clear" w:color="ffffff"/>
         <w:tcBorders>
           <w:top w:val="none" w:color="000000" w:sz="4" w:space="0"/>
@@ -10543,30 +10650,7 @@
         </w:tcBorders>
       </w:tcPr>
     </w:tblStylePr>
-    <w:tblStylePr w:type="lastCol">
-      <w:rPr>
-        <w:i/>
-        <w:color w:val="404040"/>
-      </w:rPr>
-      <w:pPr>
-        <w:pBdr/>
-        <w:spacing/>
-        <w:ind/>
-      </w:pPr>
-      <w:tblPr>
-        <w:tblBorders/>
-      </w:tblPr>
-      <w:tcPr>
-        <w:shd w:color="ffffff"/>
-        <w:tcBorders>
-          <w:top w:val="none" w:color="000000" w:sz="4" w:space="0"/>
-          <w:left w:val="none" w:color="000000" w:sz="4" w:space="0"/>
-          <w:bottom w:val="none" w:color="000000" w:sz="4" w:space="0"/>
-          <w:right w:val="none" w:color="000000" w:sz="4" w:space="0"/>
-        </w:tcBorders>
-      </w:tcPr>
-    </w:tblStylePr>
-    <w:tblStylePr w:type="lastRow">
+    <w:tblStylePr w:type="firstRow">
       <w:rPr>
         <w:b/>
         <w:color w:val="404040"/>
@@ -10589,6 +10673,52 @@
         </w:tcBorders>
       </w:tcPr>
     </w:tblStylePr>
+    <w:tblStylePr w:type="lastCol">
+      <w:rPr>
+        <w:i/>
+        <w:color w:val="404040"/>
+      </w:rPr>
+      <w:pPr>
+        <w:pBdr/>
+        <w:spacing/>
+        <w:ind/>
+      </w:pPr>
+      <w:tblPr>
+        <w:tblBorders/>
+      </w:tblPr>
+      <w:tcPr>
+        <w:shd w:val="clear" w:color="ffffff"/>
+        <w:tcBorders>
+          <w:top w:val="none" w:color="000000" w:sz="4" w:space="0"/>
+          <w:left w:val="none" w:color="000000" w:sz="4" w:space="0"/>
+          <w:bottom w:val="none" w:color="000000" w:sz="4" w:space="0"/>
+          <w:right w:val="none" w:color="000000" w:sz="4" w:space="0"/>
+        </w:tcBorders>
+      </w:tcPr>
+    </w:tblStylePr>
+    <w:tblStylePr w:type="lastRow">
+      <w:rPr>
+        <w:b/>
+        <w:color w:val="404040"/>
+      </w:rPr>
+      <w:pPr>
+        <w:pBdr/>
+        <w:spacing/>
+        <w:ind/>
+      </w:pPr>
+      <w:tblPr>
+        <w:tblBorders/>
+      </w:tblPr>
+      <w:tcPr>
+        <w:shd w:val="clear" w:color="ffffff"/>
+        <w:tcBorders>
+          <w:top w:val="none" w:color="000000" w:sz="4" w:space="0"/>
+          <w:left w:val="none" w:color="000000" w:sz="4" w:space="0"/>
+          <w:bottom w:val="none" w:color="000000" w:sz="4" w:space="0"/>
+          <w:right w:val="none" w:color="000000" w:sz="4" w:space="0"/>
+        </w:tcBorders>
+      </w:tcPr>
+    </w:tblStylePr>
     <w:tblStylePr w:type="nwCell">
       <w:pPr>
         <w:pBdr/>
@@ -10655,9 +10785,9 @@
       </w:tcPr>
     </w:tblStylePr>
   </w:style>
-  <w:style w:type="table" w:styleId="39">
+  <w:style w:type="table" w:styleId="788">
     <w:name w:val="Grid Table 3 - Accent 6"/>
-    <w:basedOn w:val="11"/>
+    <w:basedOn w:val="760"/>
     <w:uiPriority w:val="99"/>
     <w:pPr>
       <w:pBdr/>
@@ -10756,29 +10886,6 @@
         <w:tblBorders/>
       </w:tblPr>
       <w:tcPr>
-        <w:shd w:color="ffffff"/>
-        <w:tcBorders>
-          <w:top w:val="none" w:color="000000" w:sz="4" w:space="0"/>
-          <w:left w:val="none" w:color="000000" w:sz="4" w:space="0"/>
-          <w:bottom w:val="none" w:color="000000" w:sz="4" w:space="0"/>
-          <w:right w:val="none" w:color="000000" w:sz="4" w:space="0"/>
-        </w:tcBorders>
-      </w:tcPr>
-    </w:tblStylePr>
-    <w:tblStylePr w:type="firstRow">
-      <w:rPr>
-        <w:b/>
-        <w:color w:val="404040"/>
-      </w:rPr>
-      <w:pPr>
-        <w:pBdr/>
-        <w:spacing/>
-        <w:ind/>
-      </w:pPr>
-      <w:tblPr>
-        <w:tblBorders/>
-      </w:tblPr>
-      <w:tcPr>
         <w:shd w:val="clear" w:color="ffffff"/>
         <w:tcBorders>
           <w:top w:val="none" w:color="000000" w:sz="4" w:space="0"/>
@@ -10788,30 +10895,7 @@
         </w:tcBorders>
       </w:tcPr>
     </w:tblStylePr>
-    <w:tblStylePr w:type="lastCol">
-      <w:rPr>
-        <w:i/>
-        <w:color w:val="404040"/>
-      </w:rPr>
-      <w:pPr>
-        <w:pBdr/>
-        <w:spacing/>
-        <w:ind/>
-      </w:pPr>
-      <w:tblPr>
-        <w:tblBorders/>
-      </w:tblPr>
-      <w:tcPr>
-        <w:shd w:color="ffffff"/>
-        <w:tcBorders>
-          <w:top w:val="none" w:color="000000" w:sz="4" w:space="0"/>
-          <w:left w:val="none" w:color="000000" w:sz="4" w:space="0"/>
-          <w:bottom w:val="none" w:color="000000" w:sz="4" w:space="0"/>
-          <w:right w:val="none" w:color="000000" w:sz="4" w:space="0"/>
-        </w:tcBorders>
-      </w:tcPr>
-    </w:tblStylePr>
-    <w:tblStylePr w:type="lastRow">
+    <w:tblStylePr w:type="firstRow">
       <w:rPr>
         <w:b/>
         <w:color w:val="404040"/>
@@ -10834,6 +10918,52 @@
         </w:tcBorders>
       </w:tcPr>
     </w:tblStylePr>
+    <w:tblStylePr w:type="lastCol">
+      <w:rPr>
+        <w:i/>
+        <w:color w:val="404040"/>
+      </w:rPr>
+      <w:pPr>
+        <w:pBdr/>
+        <w:spacing/>
+        <w:ind/>
+      </w:pPr>
+      <w:tblPr>
+        <w:tblBorders/>
+      </w:tblPr>
+      <w:tcPr>
+        <w:shd w:val="clear" w:color="ffffff"/>
+        <w:tcBorders>
+          <w:top w:val="none" w:color="000000" w:sz="4" w:space="0"/>
+          <w:left w:val="none" w:color="000000" w:sz="4" w:space="0"/>
+          <w:bottom w:val="none" w:color="000000" w:sz="4" w:space="0"/>
+          <w:right w:val="none" w:color="000000" w:sz="4" w:space="0"/>
+        </w:tcBorders>
+      </w:tcPr>
+    </w:tblStylePr>
+    <w:tblStylePr w:type="lastRow">
+      <w:rPr>
+        <w:b/>
+        <w:color w:val="404040"/>
+      </w:rPr>
+      <w:pPr>
+        <w:pBdr/>
+        <w:spacing/>
+        <w:ind/>
+      </w:pPr>
+      <w:tblPr>
+        <w:tblBorders/>
+      </w:tblPr>
+      <w:tcPr>
+        <w:shd w:val="clear" w:color="ffffff"/>
+        <w:tcBorders>
+          <w:top w:val="none" w:color="000000" w:sz="4" w:space="0"/>
+          <w:left w:val="none" w:color="000000" w:sz="4" w:space="0"/>
+          <w:bottom w:val="none" w:color="000000" w:sz="4" w:space="0"/>
+          <w:right w:val="none" w:color="000000" w:sz="4" w:space="0"/>
+        </w:tcBorders>
+      </w:tcPr>
+    </w:tblStylePr>
     <w:tblStylePr w:type="nwCell">
       <w:pPr>
         <w:pBdr/>
@@ -10900,9 +11030,9 @@
       </w:tcPr>
     </w:tblStylePr>
   </w:style>
-  <w:style w:type="table" w:styleId="40">
+  <w:style w:type="table" w:styleId="789">
     <w:name w:val="Grid Table 4"/>
-    <w:basedOn w:val="11"/>
+    <w:basedOn w:val="760"/>
     <w:uiPriority w:val="59"/>
     <w:pPr>
       <w:pBdr/>
@@ -11133,9 +11263,9 @@
       </w:tcPr>
     </w:tblStylePr>
   </w:style>
-  <w:style w:type="table" w:styleId="41">
+  <w:style w:type="table" w:styleId="790">
     <w:name w:val="Grid Table 4 - Accent 1"/>
-    <w:basedOn w:val="11"/>
+    <w:basedOn w:val="760"/>
     <w:uiPriority w:val="59"/>
     <w:pPr>
       <w:pBdr/>
@@ -11366,9 +11496,9 @@
       </w:tcPr>
     </w:tblStylePr>
   </w:style>
-  <w:style w:type="table" w:styleId="42">
+  <w:style w:type="table" w:styleId="791">
     <w:name w:val="Grid Table 4 - Accent 2"/>
-    <w:basedOn w:val="11"/>
+    <w:basedOn w:val="760"/>
     <w:uiPriority w:val="59"/>
     <w:pPr>
       <w:pBdr/>
@@ -11599,9 +11729,9 @@
       </w:tcPr>
     </w:tblStylePr>
   </w:style>
-  <w:style w:type="table" w:styleId="43">
+  <w:style w:type="table" w:styleId="792">
     <w:name w:val="Grid Table 4 - Accent 3"/>
-    <w:basedOn w:val="11"/>
+    <w:basedOn w:val="760"/>
     <w:uiPriority w:val="59"/>
     <w:pPr>
       <w:pBdr/>
@@ -11832,9 +11962,9 @@
       </w:tcPr>
     </w:tblStylePr>
   </w:style>
-  <w:style w:type="table" w:styleId="44">
+  <w:style w:type="table" w:styleId="793">
     <w:name w:val="Grid Table 4 - Accent 4"/>
-    <w:basedOn w:val="11"/>
+    <w:basedOn w:val="760"/>
     <w:uiPriority w:val="59"/>
     <w:pPr>
       <w:pBdr/>
@@ -12065,9 +12195,9 @@
       </w:tcPr>
     </w:tblStylePr>
   </w:style>
-  <w:style w:type="table" w:styleId="45">
+  <w:style w:type="table" w:styleId="794">
     <w:name w:val="Grid Table 4 - Accent 5"/>
-    <w:basedOn w:val="11"/>
+    <w:basedOn w:val="760"/>
     <w:uiPriority w:val="59"/>
     <w:pPr>
       <w:pBdr/>
@@ -12298,9 +12428,9 @@
       </w:tcPr>
     </w:tblStylePr>
   </w:style>
-  <w:style w:type="table" w:styleId="46">
+  <w:style w:type="table" w:styleId="795">
     <w:name w:val="Grid Table 4 - Accent 6"/>
-    <w:basedOn w:val="11"/>
+    <w:basedOn w:val="760"/>
     <w:uiPriority w:val="59"/>
     <w:pPr>
       <w:pBdr/>
@@ -12531,9 +12661,9 @@
       </w:tcPr>
     </w:tblStylePr>
   </w:style>
-  <w:style w:type="table" w:styleId="47">
+  <w:style w:type="table" w:styleId="796">
     <w:name w:val="Grid Table 5 Dark"/>
-    <w:basedOn w:val="11"/>
+    <w:basedOn w:val="760"/>
     <w:uiPriority w:val="99"/>
     <w:pPr>
       <w:pBdr/>
@@ -12759,9 +12889,9 @@
       </w:tcPr>
     </w:tblStylePr>
   </w:style>
-  <w:style w:type="table" w:styleId="48">
+  <w:style w:type="table" w:styleId="797">
     <w:name w:val="Grid Table 5 Dark- Accent 1"/>
-    <w:basedOn w:val="11"/>
+    <w:basedOn w:val="760"/>
     <w:uiPriority w:val="99"/>
     <w:pPr>
       <w:pBdr/>
@@ -12987,9 +13117,9 @@
       </w:tcPr>
     </w:tblStylePr>
   </w:style>
-  <w:style w:type="table" w:styleId="49">
+  <w:style w:type="table" w:styleId="798">
     <w:name w:val="Grid Table 5 Dark - Accent 2"/>
-    <w:basedOn w:val="11"/>
+    <w:basedOn w:val="760"/>
     <w:uiPriority w:val="99"/>
     <w:pPr>
       <w:pBdr/>
@@ -13215,9 +13345,9 @@
       </w:tcPr>
     </w:tblStylePr>
   </w:style>
-  <w:style w:type="table" w:styleId="50">
+  <w:style w:type="table" w:styleId="799">
     <w:name w:val="Grid Table 5 Dark - Accent 3"/>
-    <w:basedOn w:val="11"/>
+    <w:basedOn w:val="760"/>
     <w:uiPriority w:val="99"/>
     <w:pPr>
       <w:pBdr/>
@@ -13443,9 +13573,9 @@
       </w:tcPr>
     </w:tblStylePr>
   </w:style>
-  <w:style w:type="table" w:styleId="51">
+  <w:style w:type="table" w:styleId="800">
     <w:name w:val="Grid Table 5 Dark- Accent 4"/>
-    <w:basedOn w:val="11"/>
+    <w:basedOn w:val="760"/>
     <w:uiPriority w:val="99"/>
     <w:pPr>
       <w:pBdr/>
@@ -13671,9 +13801,9 @@
       </w:tcPr>
     </w:tblStylePr>
   </w:style>
-  <w:style w:type="table" w:styleId="52">
+  <w:style w:type="table" w:styleId="801">
     <w:name w:val="Grid Table 5 Dark - Accent 5"/>
-    <w:basedOn w:val="11"/>
+    <w:basedOn w:val="760"/>
     <w:uiPriority w:val="99"/>
     <w:pPr>
       <w:pBdr/>
@@ -13899,9 +14029,9 @@
       </w:tcPr>
     </w:tblStylePr>
   </w:style>
-  <w:style w:type="table" w:styleId="53">
+  <w:style w:type="table" w:styleId="802">
     <w:name w:val="Grid Table 5 Dark - Accent 6"/>
-    <w:basedOn w:val="11"/>
+    <w:basedOn w:val="760"/>
     <w:uiPriority w:val="99"/>
     <w:pPr>
       <w:pBdr/>
@@ -14127,9 +14257,9 @@
       </w:tcPr>
     </w:tblStylePr>
   </w:style>
-  <w:style w:type="table" w:styleId="54">
+  <w:style w:type="table" w:styleId="803">
     <w:name w:val="Grid Table 6 Colorful"/>
-    <w:basedOn w:val="11"/>
+    <w:basedOn w:val="760"/>
     <w:uiPriority w:val="99"/>
     <w:pPr>
       <w:pBdr/>
@@ -14357,9 +14487,9 @@
       </w:tcPr>
     </w:tblStylePr>
   </w:style>
-  <w:style w:type="table" w:styleId="55">
+  <w:style w:type="table" w:styleId="804">
     <w:name w:val="Grid Table 6 Colorful - Accent 1"/>
-    <w:basedOn w:val="11"/>
+    <w:basedOn w:val="760"/>
     <w:uiPriority w:val="99"/>
     <w:pPr>
       <w:pBdr/>
@@ -14587,9 +14717,9 @@
       </w:tcPr>
     </w:tblStylePr>
   </w:style>
-  <w:style w:type="table" w:styleId="56">
+  <w:style w:type="table" w:styleId="805">
     <w:name w:val="Grid Table 6 Colorful - Accent 2"/>
-    <w:basedOn w:val="11"/>
+    <w:basedOn w:val="760"/>
     <w:uiPriority w:val="99"/>
     <w:pPr>
       <w:pBdr/>
@@ -14817,9 +14947,9 @@
       </w:tcPr>
     </w:tblStylePr>
   </w:style>
-  <w:style w:type="table" w:styleId="57">
+  <w:style w:type="table" w:styleId="806">
     <w:name w:val="Grid Table 6 Colorful - Accent 3"/>
-    <w:basedOn w:val="11"/>
+    <w:basedOn w:val="760"/>
     <w:uiPriority w:val="99"/>
     <w:pPr>
       <w:pBdr/>
@@ -15047,9 +15177,9 @@
       </w:tcPr>
     </w:tblStylePr>
   </w:style>
-  <w:style w:type="table" w:styleId="58">
+  <w:style w:type="table" w:styleId="807">
     <w:name w:val="Grid Table 6 Colorful - Accent 4"/>
-    <w:basedOn w:val="11"/>
+    <w:basedOn w:val="760"/>
     <w:uiPriority w:val="99"/>
     <w:pPr>
       <w:pBdr/>
@@ -15277,9 +15407,9 @@
       </w:tcPr>
     </w:tblStylePr>
   </w:style>
-  <w:style w:type="table" w:styleId="59">
+  <w:style w:type="table" w:styleId="808">
     <w:name w:val="Grid Table 6 Colorful - Accent 5"/>
-    <w:basedOn w:val="11"/>
+    <w:basedOn w:val="760"/>
     <w:uiPriority w:val="99"/>
     <w:pPr>
       <w:pBdr/>
@@ -15507,9 +15637,9 @@
       </w:tcPr>
     </w:tblStylePr>
   </w:style>
-  <w:style w:type="table" w:styleId="60">
+  <w:style w:type="table" w:styleId="809">
     <w:name w:val="Grid Table 6 Colorful - Accent 6"/>
-    <w:basedOn w:val="11"/>
+    <w:basedOn w:val="760"/>
     <w:uiPriority w:val="99"/>
     <w:pPr>
       <w:pBdr/>
@@ -15737,9 +15867,9 @@
       </w:tcPr>
     </w:tblStylePr>
   </w:style>
-  <w:style w:type="table" w:styleId="61">
+  <w:style w:type="table" w:styleId="810">
     <w:name w:val="Grid Table 7 Colorful"/>
-    <w:basedOn w:val="11"/>
+    <w:basedOn w:val="760"/>
     <w:uiPriority w:val="99"/>
     <w:pPr>
       <w:pBdr/>
@@ -15841,11 +15971,11 @@
         <w:tblBorders/>
       </w:tblPr>
       <w:tcPr>
-        <w:shd w:color="ffffff"/>
+        <w:shd w:val="clear" w:color="ffffff"/>
         <w:tcBorders>
-          <w:top w:val="none"/>
-          <w:left w:val="none"/>
-          <w:bottom w:val="none"/>
+          <w:top w:val="none" w:color="000000" w:sz="4" w:space="0"/>
+          <w:left w:val="none" w:color="000000" w:sz="4" w:space="0"/>
+          <w:bottom w:val="none" w:color="000000" w:sz="4" w:space="0"/>
           <w:right w:val="single" w:color="000000" w:themeColor="text1" w:themeTint="80" w:sz="4" w:space="0"/>
         </w:tcBorders>
       </w:tcPr>
@@ -15868,10 +15998,10 @@
       <w:tcPr>
         <w:shd w:val="clear" w:color="ffffff" w:themeColor="light1" w:fill="ffffff" w:themeFill="light1"/>
         <w:tcBorders>
-          <w:top w:val="none"/>
-          <w:left w:val="none"/>
+          <w:top w:val="none" w:color="000000" w:sz="4" w:space="0"/>
+          <w:left w:val="none" w:color="000000" w:sz="4" w:space="0"/>
           <w:bottom w:val="single" w:color="000000" w:themeColor="text1" w:themeTint="80" w:sz="4" w:space="0"/>
-          <w:right w:val="none"/>
+          <w:right w:val="none" w:color="000000" w:sz="4" w:space="0"/>
         </w:tcBorders>
       </w:tcPr>
     </w:tblStylePr>
@@ -15891,12 +16021,12 @@
         <w:tblBorders/>
       </w:tblPr>
       <w:tcPr>
-        <w:shd w:color="ffffff"/>
+        <w:shd w:val="clear" w:color="ffffff"/>
         <w:tcBorders>
-          <w:top w:val="none"/>
+          <w:top w:val="none" w:color="000000" w:sz="4" w:space="0"/>
           <w:left w:val="single" w:color="000000" w:themeColor="text1" w:themeTint="80" w:sz="4" w:space="0"/>
-          <w:bottom w:val="none"/>
-          <w:right w:val="none"/>
+          <w:bottom w:val="none" w:color="000000" w:sz="4" w:space="0"/>
+          <w:right w:val="none" w:color="000000" w:sz="4" w:space="0"/>
         </w:tcBorders>
       </w:tcPr>
     </w:tblStylePr>
@@ -15919,9 +16049,9 @@
         <w:shd w:val="clear" w:color="ffffff" w:themeColor="light1" w:fill="ffffff" w:themeFill="light1"/>
         <w:tcBorders>
           <w:top w:val="single" w:color="000000" w:themeColor="text1" w:themeTint="80" w:sz="4" w:space="0"/>
-          <w:left w:val="none"/>
-          <w:bottom w:val="none"/>
-          <w:right w:val="none"/>
+          <w:left w:val="none" w:color="000000" w:sz="4" w:space="0"/>
+          <w:bottom w:val="none" w:color="000000" w:sz="4" w:space="0"/>
+          <w:right w:val="none" w:color="000000" w:sz="4" w:space="0"/>
         </w:tcBorders>
       </w:tcPr>
     </w:tblStylePr>
@@ -15991,9 +16121,9 @@
       </w:tcPr>
     </w:tblStylePr>
   </w:style>
-  <w:style w:type="table" w:styleId="62">
+  <w:style w:type="table" w:styleId="811">
     <w:name w:val="Grid Table 7 Colorful - Accent 1"/>
-    <w:basedOn w:val="11"/>
+    <w:basedOn w:val="760"/>
     <w:uiPriority w:val="99"/>
     <w:pPr>
       <w:pBdr/>
@@ -16095,11 +16225,11 @@
         <w:tblBorders/>
       </w:tblPr>
       <w:tcPr>
-        <w:shd w:color="ffffff"/>
+        <w:shd w:val="clear" w:color="ffffff"/>
         <w:tcBorders>
-          <w:top w:val="none"/>
-          <w:left w:val="none"/>
-          <w:bottom w:val="none"/>
+          <w:top w:val="none" w:color="000000" w:sz="4" w:space="0"/>
+          <w:left w:val="none" w:color="000000" w:sz="4" w:space="0"/>
+          <w:bottom w:val="none" w:color="000000" w:sz="4" w:space="0"/>
           <w:right w:val="single" w:color="000000" w:themeColor="accent1" w:themeTint="80" w:sz="4" w:space="0"/>
         </w:tcBorders>
       </w:tcPr>
@@ -16122,10 +16252,10 @@
       <w:tcPr>
         <w:shd w:val="clear" w:color="ffffff" w:themeColor="light1" w:fill="ffffff" w:themeFill="light1"/>
         <w:tcBorders>
-          <w:top w:val="none"/>
-          <w:left w:val="none"/>
+          <w:top w:val="none" w:color="000000" w:sz="4" w:space="0"/>
+          <w:left w:val="none" w:color="000000" w:sz="4" w:space="0"/>
           <w:bottom w:val="single" w:color="000000" w:themeColor="accent1" w:themeTint="80" w:sz="4" w:space="0"/>
-          <w:right w:val="none"/>
+          <w:right w:val="none" w:color="000000" w:sz="4" w:space="0"/>
         </w:tcBorders>
       </w:tcPr>
     </w:tblStylePr>
@@ -16145,12 +16275,12 @@
         <w:tblBorders/>
       </w:tblPr>
       <w:tcPr>
-        <w:shd w:color="ffffff"/>
+        <w:shd w:val="clear" w:color="ffffff"/>
         <w:tcBorders>
-          <w:top w:val="none"/>
+          <w:top w:val="none" w:color="000000" w:sz="4" w:space="0"/>
           <w:left w:val="single" w:color="000000" w:themeColor="accent1" w:themeTint="80" w:sz="4" w:space="0"/>
-          <w:bottom w:val="none"/>
-          <w:right w:val="none"/>
+          <w:bottom w:val="none" w:color="000000" w:sz="4" w:space="0"/>
+          <w:right w:val="none" w:color="000000" w:sz="4" w:space="0"/>
         </w:tcBorders>
       </w:tcPr>
     </w:tblStylePr>
@@ -16173,9 +16303,9 @@
         <w:shd w:val="clear" w:color="ffffff" w:themeColor="light1" w:fill="ffffff" w:themeFill="light1"/>
         <w:tcBorders>
           <w:top w:val="single" w:color="000000" w:themeColor="accent1" w:themeTint="80" w:sz="4" w:space="0"/>
-          <w:left w:val="none"/>
-          <w:bottom w:val="none"/>
-          <w:right w:val="none"/>
+          <w:left w:val="none" w:color="000000" w:sz="4" w:space="0"/>
+          <w:bottom w:val="none" w:color="000000" w:sz="4" w:space="0"/>
+          <w:right w:val="none" w:color="000000" w:sz="4" w:space="0"/>
         </w:tcBorders>
       </w:tcPr>
     </w:tblStylePr>
@@ -16245,9 +16375,9 @@
       </w:tcPr>
     </w:tblStylePr>
   </w:style>
-  <w:style w:type="table" w:styleId="63">
+  <w:style w:type="table" w:styleId="812">
     <w:name w:val="Grid Table 7 Colorful - Accent 2"/>
-    <w:basedOn w:val="11"/>
+    <w:basedOn w:val="760"/>
     <w:uiPriority w:val="99"/>
     <w:pPr>
       <w:pBdr/>
@@ -16349,11 +16479,11 @@
         <w:tblBorders/>
       </w:tblPr>
       <w:tcPr>
-        <w:shd w:color="ffffff"/>
+        <w:shd w:val="clear" w:color="ffffff"/>
         <w:tcBorders>
-          <w:top w:val="none"/>
-          <w:left w:val="none"/>
-          <w:bottom w:val="none"/>
+          <w:top w:val="none" w:color="000000" w:sz="4" w:space="0"/>
+          <w:left w:val="none" w:color="000000" w:sz="4" w:space="0"/>
+          <w:bottom w:val="none" w:color="000000" w:sz="4" w:space="0"/>
           <w:right w:val="single" w:color="000000" w:themeColor="accent2" w:themeTint="97" w:sz="4" w:space="0"/>
         </w:tcBorders>
       </w:tcPr>
@@ -16376,10 +16506,10 @@
       <w:tcPr>
         <w:shd w:val="clear" w:color="ffffff" w:themeColor="light1" w:fill="ffffff" w:themeFill="light1"/>
         <w:tcBorders>
-          <w:top w:val="none"/>
-          <w:left w:val="none"/>
+          <w:top w:val="none" w:color="000000" w:sz="4" w:space="0"/>
+          <w:left w:val="none" w:color="000000" w:sz="4" w:space="0"/>
           <w:bottom w:val="single" w:color="000000" w:themeColor="accent2" w:themeTint="97" w:sz="4" w:space="0"/>
-          <w:right w:val="none"/>
+          <w:right w:val="none" w:color="000000" w:sz="4" w:space="0"/>
         </w:tcBorders>
       </w:tcPr>
     </w:tblStylePr>
@@ -16399,12 +16529,12 @@
         <w:tblBorders/>
       </w:tblPr>
       <w:tcPr>
-        <w:shd w:color="ffffff"/>
+        <w:shd w:val="clear" w:color="ffffff"/>
         <w:tcBorders>
-          <w:top w:val="none"/>
+          <w:top w:val="none" w:color="000000" w:sz="4" w:space="0"/>
           <w:left w:val="single" w:color="000000" w:themeColor="accent2" w:themeTint="97" w:sz="4" w:space="0"/>
-          <w:bottom w:val="none"/>
-          <w:right w:val="none"/>
+          <w:bottom w:val="none" w:color="000000" w:sz="4" w:space="0"/>
+          <w:right w:val="none" w:color="000000" w:sz="4" w:space="0"/>
         </w:tcBorders>
       </w:tcPr>
     </w:tblStylePr>
@@ -16427,9 +16557,9 @@
         <w:shd w:val="clear" w:color="ffffff" w:themeColor="light1" w:fill="ffffff" w:themeFill="light1"/>
         <w:tcBorders>
           <w:top w:val="single" w:color="000000" w:themeColor="accent2" w:themeTint="97" w:sz="4" w:space="0"/>
-          <w:left w:val="none"/>
-          <w:bottom w:val="none"/>
-          <w:right w:val="none"/>
+          <w:left w:val="none" w:color="000000" w:sz="4" w:space="0"/>
+          <w:bottom w:val="none" w:color="000000" w:sz="4" w:space="0"/>
+          <w:right w:val="none" w:color="000000" w:sz="4" w:space="0"/>
         </w:tcBorders>
       </w:tcPr>
     </w:tblStylePr>
@@ -16499,9 +16629,9 @@
       </w:tcPr>
     </w:tblStylePr>
   </w:style>
-  <w:style w:type="table" w:styleId="64">
+  <w:style w:type="table" w:styleId="813">
     <w:name w:val="Grid Table 7 Colorful - Accent 3"/>
-    <w:basedOn w:val="11"/>
+    <w:basedOn w:val="760"/>
     <w:uiPriority w:val="99"/>
     <w:pPr>
       <w:pBdr/>
@@ -16603,11 +16733,11 @@
         <w:tblBorders/>
       </w:tblPr>
       <w:tcPr>
-        <w:shd w:color="ffffff"/>
+        <w:shd w:val="clear" w:color="ffffff"/>
         <w:tcBorders>
-          <w:top w:val="none"/>
-          <w:left w:val="none"/>
-          <w:bottom w:val="none"/>
+          <w:top w:val="none" w:color="000000" w:sz="4" w:space="0"/>
+          <w:left w:val="none" w:color="000000" w:sz="4" w:space="0"/>
+          <w:bottom w:val="none" w:color="000000" w:sz="4" w:space="0"/>
           <w:right w:val="single" w:color="000000" w:themeColor="accent3" w:themeTint="FE" w:sz="4" w:space="0"/>
         </w:tcBorders>
       </w:tcPr>
@@ -16630,10 +16760,10 @@
       <w:tcPr>
         <w:shd w:val="clear" w:color="ffffff" w:themeColor="light1" w:fill="ffffff" w:themeFill="light1"/>
         <w:tcBorders>
-          <w:top w:val="none"/>
-          <w:left w:val="none"/>
+          <w:top w:val="none" w:color="000000" w:sz="4" w:space="0"/>
+          <w:left w:val="none" w:color="000000" w:sz="4" w:space="0"/>
           <w:bottom w:val="single" w:color="000000" w:themeColor="accent3" w:themeTint="FE" w:sz="4" w:space="0"/>
-          <w:right w:val="none"/>
+          <w:right w:val="none" w:color="000000" w:sz="4" w:space="0"/>
         </w:tcBorders>
       </w:tcPr>
     </w:tblStylePr>
@@ -16653,12 +16783,12 @@
         <w:tblBorders/>
       </w:tblPr>
       <w:tcPr>
-        <w:shd w:color="ffffff"/>
+        <w:shd w:val="clear" w:color="ffffff"/>
         <w:tcBorders>
-          <w:top w:val="none"/>
+          <w:top w:val="none" w:color="000000" w:sz="4" w:space="0"/>
           <w:left w:val="single" w:color="000000" w:themeColor="accent3" w:themeTint="FE" w:sz="4" w:space="0"/>
-          <w:bottom w:val="none"/>
-          <w:right w:val="none"/>
+          <w:bottom w:val="none" w:color="000000" w:sz="4" w:space="0"/>
+          <w:right w:val="none" w:color="000000" w:sz="4" w:space="0"/>
         </w:tcBorders>
       </w:tcPr>
     </w:tblStylePr>
@@ -16681,9 +16811,9 @@
         <w:shd w:val="clear" w:color="ffffff" w:themeColor="light1" w:fill="ffffff" w:themeFill="light1"/>
         <w:tcBorders>
           <w:top w:val="single" w:color="000000" w:themeColor="accent3" w:themeTint="FE" w:sz="4" w:space="0"/>
-          <w:left w:val="none"/>
-          <w:bottom w:val="none"/>
-          <w:right w:val="none"/>
+          <w:left w:val="none" w:color="000000" w:sz="4" w:space="0"/>
+          <w:bottom w:val="none" w:color="000000" w:sz="4" w:space="0"/>
+          <w:right w:val="none" w:color="000000" w:sz="4" w:space="0"/>
         </w:tcBorders>
       </w:tcPr>
     </w:tblStylePr>
@@ -16753,9 +16883,9 @@
       </w:tcPr>
     </w:tblStylePr>
   </w:style>
-  <w:style w:type="table" w:styleId="65">
+  <w:style w:type="table" w:styleId="814">
     <w:name w:val="Grid Table 7 Colorful - Accent 4"/>
-    <w:basedOn w:val="11"/>
+    <w:basedOn w:val="760"/>
     <w:uiPriority w:val="99"/>
     <w:pPr>
       <w:pBdr/>
@@ -16857,11 +16987,11 @@
         <w:tblBorders/>
       </w:tblPr>
       <w:tcPr>
-        <w:shd w:color="ffffff"/>
+        <w:shd w:val="clear" w:color="ffffff"/>
         <w:tcBorders>
-          <w:top w:val="none"/>
-          <w:left w:val="none"/>
-          <w:bottom w:val="none"/>
+          <w:top w:val="none" w:color="000000" w:sz="4" w:space="0"/>
+          <w:left w:val="none" w:color="000000" w:sz="4" w:space="0"/>
+          <w:bottom w:val="none" w:color="000000" w:sz="4" w:space="0"/>
           <w:right w:val="single" w:color="000000" w:themeColor="accent4" w:themeTint="9A" w:sz="4" w:space="0"/>
         </w:tcBorders>
       </w:tcPr>
@@ -16884,10 +17014,10 @@
       <w:tcPr>
         <w:shd w:val="clear" w:color="ffffff" w:themeColor="light1" w:fill="ffffff" w:themeFill="light1"/>
         <w:tcBorders>
-          <w:top w:val="none"/>
-          <w:left w:val="none"/>
+          <w:top w:val="none" w:color="000000" w:sz="4" w:space="0"/>
+          <w:left w:val="none" w:color="000000" w:sz="4" w:space="0"/>
           <w:bottom w:val="single" w:color="000000" w:themeColor="accent4" w:themeTint="9A" w:sz="4" w:space="0"/>
-          <w:right w:val="none"/>
+          <w:right w:val="none" w:color="000000" w:sz="4" w:space="0"/>
         </w:tcBorders>
       </w:tcPr>
     </w:tblStylePr>
@@ -16907,12 +17037,12 @@
         <w:tblBorders/>
       </w:tblPr>
       <w:tcPr>
-        <w:shd w:color="ffffff"/>
+        <w:shd w:val="clear" w:color="ffffff"/>
         <w:tcBorders>
-          <w:top w:val="none"/>
+          <w:top w:val="none" w:color="000000" w:sz="4" w:space="0"/>
           <w:left w:val="single" w:color="000000" w:themeColor="accent4" w:themeTint="9A" w:sz="4" w:space="0"/>
-          <w:bottom w:val="none"/>
-          <w:right w:val="none"/>
+          <w:bottom w:val="none" w:color="000000" w:sz="4" w:space="0"/>
+          <w:right w:val="none" w:color="000000" w:sz="4" w:space="0"/>
         </w:tcBorders>
       </w:tcPr>
     </w:tblStylePr>
@@ -16935,9 +17065,9 @@
         <w:shd w:val="clear" w:color="ffffff" w:themeColor="light1" w:fill="ffffff" w:themeFill="light1"/>
         <w:tcBorders>
           <w:top w:val="single" w:color="000000" w:themeColor="accent4" w:themeTint="9A" w:sz="4" w:space="0"/>
-          <w:left w:val="none"/>
-          <w:bottom w:val="none"/>
-          <w:right w:val="none"/>
+          <w:left w:val="none" w:color="000000" w:sz="4" w:space="0"/>
+          <w:bottom w:val="none" w:color="000000" w:sz="4" w:space="0"/>
+          <w:right w:val="none" w:color="000000" w:sz="4" w:space="0"/>
         </w:tcBorders>
       </w:tcPr>
     </w:tblStylePr>
@@ -17007,9 +17137,9 @@
       </w:tcPr>
     </w:tblStylePr>
   </w:style>
-  <w:style w:type="table" w:styleId="66">
+  <w:style w:type="table" w:styleId="815">
     <w:name w:val="Grid Table 7 Colorful - Accent 5"/>
-    <w:basedOn w:val="11"/>
+    <w:basedOn w:val="760"/>
     <w:uiPriority w:val="99"/>
     <w:pPr>
       <w:pBdr/>
@@ -17111,11 +17241,11 @@
         <w:tblBorders/>
       </w:tblPr>
       <w:tcPr>
-        <w:shd w:color="ffffff"/>
+        <w:shd w:val="clear" w:color="ffffff"/>
         <w:tcBorders>
-          <w:top w:val="none"/>
-          <w:left w:val="none"/>
-          <w:bottom w:val="none"/>
+          <w:top w:val="none" w:color="000000" w:sz="4" w:space="0"/>
+          <w:left w:val="none" w:color="000000" w:sz="4" w:space="0"/>
+          <w:bottom w:val="none" w:color="000000" w:sz="4" w:space="0"/>
           <w:right w:val="single" w:color="000000" w:themeColor="accent5" w:themeTint="90" w:sz="4" w:space="0"/>
         </w:tcBorders>
       </w:tcPr>
@@ -17138,10 +17268,10 @@
       <w:tcPr>
         <w:shd w:val="clear" w:color="ffffff" w:themeColor="light1" w:fill="ffffff" w:themeFill="light1"/>
         <w:tcBorders>
-          <w:top w:val="none"/>
-          <w:left w:val="none"/>
+          <w:top w:val="none" w:color="000000" w:sz="4" w:space="0"/>
+          <w:left w:val="none" w:color="000000" w:sz="4" w:space="0"/>
           <w:bottom w:val="single" w:color="000000" w:themeColor="accent5" w:themeTint="90" w:sz="4" w:space="0"/>
-          <w:right w:val="none"/>
+          <w:right w:val="none" w:color="000000" w:sz="4" w:space="0"/>
         </w:tcBorders>
       </w:tcPr>
     </w:tblStylePr>
@@ -17161,12 +17291,12 @@
         <w:tblBorders/>
       </w:tblPr>
       <w:tcPr>
-        <w:shd w:color="ffffff"/>
+        <w:shd w:val="clear" w:color="ffffff"/>
         <w:tcBorders>
-          <w:top w:val="none"/>
+          <w:top w:val="none" w:color="000000" w:sz="4" w:space="0"/>
           <w:left w:val="single" w:color="000000" w:themeColor="accent5" w:themeTint="90" w:sz="4" w:space="0"/>
-          <w:bottom w:val="none"/>
-          <w:right w:val="none"/>
+          <w:bottom w:val="none" w:color="000000" w:sz="4" w:space="0"/>
+          <w:right w:val="none" w:color="000000" w:sz="4" w:space="0"/>
         </w:tcBorders>
       </w:tcPr>
     </w:tblStylePr>
@@ -17189,9 +17319,9 @@
         <w:shd w:val="clear" w:color="ffffff" w:themeColor="light1" w:fill="ffffff" w:themeFill="light1"/>
         <w:tcBorders>
           <w:top w:val="single" w:color="000000" w:themeColor="accent5" w:themeTint="90" w:sz="4" w:space="0"/>
-          <w:left w:val="none"/>
-          <w:bottom w:val="none"/>
-          <w:right w:val="none"/>
+          <w:left w:val="none" w:color="000000" w:sz="4" w:space="0"/>
+          <w:bottom w:val="none" w:color="000000" w:sz="4" w:space="0"/>
+          <w:right w:val="none" w:color="000000" w:sz="4" w:space="0"/>
         </w:tcBorders>
       </w:tcPr>
     </w:tblStylePr>
@@ -17261,9 +17391,9 @@
       </w:tcPr>
     </w:tblStylePr>
   </w:style>
-  <w:style w:type="table" w:styleId="67">
+  <w:style w:type="table" w:styleId="816">
     <w:name w:val="Grid Table 7 Colorful - Accent 6"/>
-    <w:basedOn w:val="11"/>
+    <w:basedOn w:val="760"/>
     <w:uiPriority w:val="99"/>
     <w:pPr>
       <w:pBdr/>
@@ -17365,11 +17495,11 @@
         <w:tblBorders/>
       </w:tblPr>
       <w:tcPr>
-        <w:shd w:color="ffffff"/>
+        <w:shd w:val="clear" w:color="ffffff"/>
         <w:tcBorders>
-          <w:top w:val="none"/>
-          <w:left w:val="none"/>
-          <w:bottom w:val="none"/>
+          <w:top w:val="none" w:color="000000" w:sz="4" w:space="0"/>
+          <w:left w:val="none" w:color="000000" w:sz="4" w:space="0"/>
+          <w:bottom w:val="none" w:color="000000" w:sz="4" w:space="0"/>
           <w:right w:val="single" w:color="000000" w:themeColor="accent6" w:themeTint="90" w:sz="4" w:space="0"/>
         </w:tcBorders>
       </w:tcPr>
@@ -17392,10 +17522,10 @@
       <w:tcPr>
         <w:shd w:val="clear" w:color="ffffff" w:themeColor="light1" w:fill="ffffff" w:themeFill="light1"/>
         <w:tcBorders>
-          <w:top w:val="none"/>
-          <w:left w:val="none"/>
+          <w:top w:val="none" w:color="000000" w:sz="4" w:space="0"/>
+          <w:left w:val="none" w:color="000000" w:sz="4" w:space="0"/>
           <w:bottom w:val="single" w:color="000000" w:themeColor="accent6" w:themeTint="90" w:sz="4" w:space="0"/>
-          <w:right w:val="none"/>
+          <w:right w:val="none" w:color="000000" w:sz="4" w:space="0"/>
         </w:tcBorders>
       </w:tcPr>
     </w:tblStylePr>
@@ -17415,12 +17545,12 @@
         <w:tblBorders/>
       </w:tblPr>
       <w:tcPr>
-        <w:shd w:color="ffffff"/>
+        <w:shd w:val="clear" w:color="ffffff"/>
         <w:tcBorders>
-          <w:top w:val="none"/>
+          <w:top w:val="none" w:color="000000" w:sz="4" w:space="0"/>
           <w:left w:val="single" w:color="000000" w:themeColor="accent6" w:themeTint="90" w:sz="4" w:space="0"/>
-          <w:bottom w:val="none"/>
-          <w:right w:val="none"/>
+          <w:bottom w:val="none" w:color="000000" w:sz="4" w:space="0"/>
+          <w:right w:val="none" w:color="000000" w:sz="4" w:space="0"/>
         </w:tcBorders>
       </w:tcPr>
     </w:tblStylePr>
@@ -17443,9 +17573,9 @@
         <w:shd w:val="clear" w:color="ffffff" w:themeColor="light1" w:fill="ffffff" w:themeFill="light1"/>
         <w:tcBorders>
           <w:top w:val="single" w:color="000000" w:themeColor="accent6" w:themeTint="90" w:sz="4" w:space="0"/>
-          <w:left w:val="none"/>
-          <w:bottom w:val="none"/>
-          <w:right w:val="none"/>
+          <w:left w:val="none" w:color="000000" w:sz="4" w:space="0"/>
+          <w:bottom w:val="none" w:color="000000" w:sz="4" w:space="0"/>
+          <w:right w:val="none" w:color="000000" w:sz="4" w:space="0"/>
         </w:tcBorders>
       </w:tcPr>
     </w:tblStylePr>
@@ -17515,9 +17645,9 @@
       </w:tcPr>
     </w:tblStylePr>
   </w:style>
-  <w:style w:type="table" w:styleId="68">
+  <w:style w:type="table" w:styleId="817">
     <w:name w:val="List Table 1 Light"/>
-    <w:basedOn w:val="11"/>
+    <w:basedOn w:val="760"/>
     <w:uiPriority w:val="99"/>
     <w:pPr>
       <w:pBdr/>
@@ -17731,9 +17861,9 @@
       </w:tcPr>
     </w:tblStylePr>
   </w:style>
-  <w:style w:type="table" w:styleId="69">
+  <w:style w:type="table" w:styleId="818">
     <w:name w:val="List Table 1 Light - Accent 1"/>
-    <w:basedOn w:val="11"/>
+    <w:basedOn w:val="760"/>
     <w:uiPriority w:val="99"/>
     <w:pPr>
       <w:pBdr/>
@@ -17947,9 +18077,9 @@
       </w:tcPr>
     </w:tblStylePr>
   </w:style>
-  <w:style w:type="table" w:styleId="70">
+  <w:style w:type="table" w:styleId="819">
     <w:name w:val="List Table 1 Light - Accent 2"/>
-    <w:basedOn w:val="11"/>
+    <w:basedOn w:val="760"/>
     <w:uiPriority w:val="99"/>
     <w:pPr>
       <w:pBdr/>
@@ -18163,9 +18293,9 @@
       </w:tcPr>
     </w:tblStylePr>
   </w:style>
-  <w:style w:type="table" w:styleId="71">
+  <w:style w:type="table" w:styleId="820">
     <w:name w:val="List Table 1 Light - Accent 3"/>
-    <w:basedOn w:val="11"/>
+    <w:basedOn w:val="760"/>
     <w:uiPriority w:val="99"/>
     <w:pPr>
       <w:pBdr/>
@@ -18379,9 +18509,9 @@
       </w:tcPr>
     </w:tblStylePr>
   </w:style>
-  <w:style w:type="table" w:styleId="72">
+  <w:style w:type="table" w:styleId="821">
     <w:name w:val="List Table 1 Light - Accent 4"/>
-    <w:basedOn w:val="11"/>
+    <w:basedOn w:val="760"/>
     <w:uiPriority w:val="99"/>
     <w:pPr>
       <w:pBdr/>
@@ -18595,9 +18725,9 @@
       </w:tcPr>
     </w:tblStylePr>
   </w:style>
-  <w:style w:type="table" w:styleId="73">
+  <w:style w:type="table" w:styleId="822">
     <w:name w:val="List Table 1 Light - Accent 5"/>
-    <w:basedOn w:val="11"/>
+    <w:basedOn w:val="760"/>
     <w:uiPriority w:val="99"/>
     <w:pPr>
       <w:pBdr/>
@@ -18811,9 +18941,9 @@
       </w:tcPr>
     </w:tblStylePr>
   </w:style>
-  <w:style w:type="table" w:styleId="74">
+  <w:style w:type="table" w:styleId="823">
     <w:name w:val="List Table 1 Light - Accent 6"/>
-    <w:basedOn w:val="11"/>
+    <w:basedOn w:val="760"/>
     <w:uiPriority w:val="99"/>
     <w:pPr>
       <w:pBdr/>
@@ -19027,9 +19157,9 @@
       </w:tcPr>
     </w:tblStylePr>
   </w:style>
-  <w:style w:type="table" w:styleId="75">
+  <w:style w:type="table" w:styleId="824">
     <w:name w:val="List Table 2"/>
-    <w:basedOn w:val="11"/>
+    <w:basedOn w:val="760"/>
     <w:uiPriority w:val="99"/>
     <w:pPr>
       <w:pBdr/>
@@ -19265,9 +19395,9 @@
       </w:tcPr>
     </w:tblStylePr>
   </w:style>
-  <w:style w:type="table" w:styleId="76">
+  <w:style w:type="table" w:styleId="825">
     <w:name w:val="List Table 2 - Accent 1"/>
-    <w:basedOn w:val="11"/>
+    <w:basedOn w:val="760"/>
     <w:uiPriority w:val="99"/>
     <w:pPr>
       <w:pBdr/>
@@ -19503,9 +19633,9 @@
       </w:tcPr>
     </w:tblStylePr>
   </w:style>
-  <w:style w:type="table" w:styleId="77">
+  <w:style w:type="table" w:styleId="826">
     <w:name w:val="List Table 2 - Accent 2"/>
-    <w:basedOn w:val="11"/>
+    <w:basedOn w:val="760"/>
     <w:uiPriority w:val="99"/>
     <w:pPr>
       <w:pBdr/>
@@ -19741,9 +19871,9 @@
       </w:tcPr>
     </w:tblStylePr>
   </w:style>
-  <w:style w:type="table" w:styleId="78">
+  <w:style w:type="table" w:styleId="827">
     <w:name w:val="List Table 2 - Accent 3"/>
-    <w:basedOn w:val="11"/>
+    <w:basedOn w:val="760"/>
     <w:uiPriority w:val="99"/>
     <w:pPr>
       <w:pBdr/>
@@ -19979,9 +20109,9 @@
       </w:tcPr>
     </w:tblStylePr>
   </w:style>
-  <w:style w:type="table" w:styleId="79">
+  <w:style w:type="table" w:styleId="828">
     <w:name w:val="List Table 2 - Accent 4"/>
-    <w:basedOn w:val="11"/>
+    <w:basedOn w:val="760"/>
     <w:uiPriority w:val="99"/>
     <w:pPr>
       <w:pBdr/>
@@ -20217,9 +20347,9 @@
       </w:tcPr>
     </w:tblStylePr>
   </w:style>
-  <w:style w:type="table" w:styleId="80">
+  <w:style w:type="table" w:styleId="829">
     <w:name w:val="List Table 2 - Accent 5"/>
-    <w:basedOn w:val="11"/>
+    <w:basedOn w:val="760"/>
     <w:uiPriority w:val="99"/>
     <w:pPr>
       <w:pBdr/>
@@ -20455,9 +20585,9 @@
       </w:tcPr>
     </w:tblStylePr>
   </w:style>
-  <w:style w:type="table" w:styleId="81">
+  <w:style w:type="table" w:styleId="830">
     <w:name w:val="List Table 2 - Accent 6"/>
-    <w:basedOn w:val="11"/>
+    <w:basedOn w:val="760"/>
     <w:uiPriority w:val="99"/>
     <w:pPr>
       <w:pBdr/>
@@ -20693,9 +20823,9 @@
       </w:tcPr>
     </w:tblStylePr>
   </w:style>
-  <w:style w:type="table" w:styleId="82">
+  <w:style w:type="table" w:styleId="831">
     <w:name w:val="List Table 3"/>
-    <w:basedOn w:val="11"/>
+    <w:basedOn w:val="760"/>
     <w:uiPriority w:val="99"/>
     <w:pPr>
       <w:pBdr/>
@@ -20921,9 +21051,9 @@
       </w:tcPr>
     </w:tblStylePr>
   </w:style>
-  <w:style w:type="table" w:styleId="83">
+  <w:style w:type="table" w:styleId="832">
     <w:name w:val="List Table 3 - Accent 1"/>
-    <w:basedOn w:val="11"/>
+    <w:basedOn w:val="760"/>
     <w:uiPriority w:val="99"/>
     <w:pPr>
       <w:pBdr/>
@@ -21149,9 +21279,9 @@
       </w:tcPr>
     </w:tblStylePr>
   </w:style>
-  <w:style w:type="table" w:styleId="84">
+  <w:style w:type="table" w:styleId="833">
     <w:name w:val="List Table 3 - Accent 2"/>
-    <w:basedOn w:val="11"/>
+    <w:basedOn w:val="760"/>
     <w:uiPriority w:val="99"/>
     <w:pPr>
       <w:pBdr/>
@@ -21377,9 +21507,9 @@
       </w:tcPr>
     </w:tblStylePr>
   </w:style>
-  <w:style w:type="table" w:styleId="85">
+  <w:style w:type="table" w:styleId="834">
     <w:name w:val="List Table 3 - Accent 3"/>
-    <w:basedOn w:val="11"/>
+    <w:basedOn w:val="760"/>
     <w:uiPriority w:val="99"/>
     <w:pPr>
       <w:pBdr/>
@@ -21605,9 +21735,9 @@
       </w:tcPr>
     </w:tblStylePr>
   </w:style>
-  <w:style w:type="table" w:styleId="86">
+  <w:style w:type="table" w:styleId="835">
     <w:name w:val="List Table 3 - Accent 4"/>
-    <w:basedOn w:val="11"/>
+    <w:basedOn w:val="760"/>
     <w:uiPriority w:val="99"/>
     <w:pPr>
       <w:pBdr/>
@@ -21833,9 +21963,9 @@
       </w:tcPr>
     </w:tblStylePr>
   </w:style>
-  <w:style w:type="table" w:styleId="87">
+  <w:style w:type="table" w:styleId="836">
     <w:name w:val="List Table 3 - Accent 5"/>
-    <w:basedOn w:val="11"/>
+    <w:basedOn w:val="760"/>
     <w:uiPriority w:val="99"/>
     <w:pPr>
       <w:pBdr/>
@@ -22061,9 +22191,9 @@
       </w:tcPr>
     </w:tblStylePr>
   </w:style>
-  <w:style w:type="table" w:styleId="88">
+  <w:style w:type="table" w:styleId="837">
     <w:name w:val="List Table 3 - Accent 6"/>
-    <w:basedOn w:val="11"/>
+    <w:basedOn w:val="760"/>
     <w:uiPriority w:val="99"/>
     <w:pPr>
       <w:pBdr/>
@@ -22289,9 +22419,9 @@
       </w:tcPr>
     </w:tblStylePr>
   </w:style>
-  <w:style w:type="table" w:styleId="89">
+  <w:style w:type="table" w:styleId="838">
     <w:name w:val="List Table 4"/>
-    <w:basedOn w:val="11"/>
+    <w:basedOn w:val="760"/>
     <w:uiPriority w:val="99"/>
     <w:pPr>
       <w:pBdr/>
@@ -22514,9 +22644,9 @@
       </w:tcPr>
     </w:tblStylePr>
   </w:style>
-  <w:style w:type="table" w:styleId="90">
+  <w:style w:type="table" w:styleId="839">
     <w:name w:val="List Table 4 - Accent 1"/>
-    <w:basedOn w:val="11"/>
+    <w:basedOn w:val="760"/>
     <w:uiPriority w:val="99"/>
     <w:pPr>
       <w:pBdr/>
@@ -22739,9 +22869,9 @@
       </w:tcPr>
     </w:tblStylePr>
   </w:style>
-  <w:style w:type="table" w:styleId="91">
+  <w:style w:type="table" w:styleId="840">
     <w:name w:val="List Table 4 - Accent 2"/>
-    <w:basedOn w:val="11"/>
+    <w:basedOn w:val="760"/>
     <w:uiPriority w:val="99"/>
     <w:pPr>
       <w:pBdr/>
@@ -22964,9 +23094,9 @@
       </w:tcPr>
     </w:tblStylePr>
   </w:style>
-  <w:style w:type="table" w:styleId="92">
+  <w:style w:type="table" w:styleId="841">
     <w:name w:val="List Table 4 - Accent 3"/>
-    <w:basedOn w:val="11"/>
+    <w:basedOn w:val="760"/>
     <w:uiPriority w:val="99"/>
     <w:pPr>
       <w:pBdr/>
@@ -23189,9 +23319,9 @@
       </w:tcPr>
     </w:tblStylePr>
   </w:style>
-  <w:style w:type="table" w:styleId="93">
+  <w:style w:type="table" w:styleId="842">
     <w:name w:val="List Table 4 - Accent 4"/>
-    <w:basedOn w:val="11"/>
+    <w:basedOn w:val="760"/>
     <w:uiPriority w:val="99"/>
     <w:pPr>
       <w:pBdr/>
@@ -23414,9 +23544,9 @@
       </w:tcPr>
     </w:tblStylePr>
   </w:style>
-  <w:style w:type="table" w:styleId="94">
+  <w:style w:type="table" w:styleId="843">
     <w:name w:val="List Table 4 - Accent 5"/>
-    <w:basedOn w:val="11"/>
+    <w:basedOn w:val="760"/>
     <w:uiPriority w:val="99"/>
     <w:pPr>
       <w:pBdr/>
@@ -23639,9 +23769,9 @@
       </w:tcPr>
     </w:tblStylePr>
   </w:style>
-  <w:style w:type="table" w:styleId="95">
+  <w:style w:type="table" w:styleId="844">
     <w:name w:val="List Table 4 - Accent 6"/>
-    <w:basedOn w:val="11"/>
+    <w:basedOn w:val="760"/>
     <w:uiPriority w:val="99"/>
     <w:pPr>
       <w:pBdr/>
@@ -23864,9 +23994,9 @@
       </w:tcPr>
     </w:tblStylePr>
   </w:style>
-  <w:style w:type="table" w:styleId="96">
+  <w:style w:type="table" w:styleId="845">
     <w:name w:val="List Table 5 Dark"/>
-    <w:basedOn w:val="11"/>
+    <w:basedOn w:val="760"/>
     <w:uiPriority w:val="99"/>
     <w:pPr>
       <w:pBdr/>
@@ -24106,9 +24236,9 @@
       </w:tcPr>
     </w:tblStylePr>
   </w:style>
-  <w:style w:type="table" w:styleId="97">
+  <w:style w:type="table" w:styleId="846">
     <w:name w:val="List Table 5 Dark - Accent 1"/>
-    <w:basedOn w:val="11"/>
+    <w:basedOn w:val="760"/>
     <w:uiPriority w:val="99"/>
     <w:pPr>
       <w:pBdr/>
@@ -24348,9 +24478,9 @@
       </w:tcPr>
     </w:tblStylePr>
   </w:style>
-  <w:style w:type="table" w:styleId="98">
+  <w:style w:type="table" w:styleId="847">
     <w:name w:val="List Table 5 Dark - Accent 2"/>
-    <w:basedOn w:val="11"/>
+    <w:basedOn w:val="760"/>
     <w:uiPriority w:val="99"/>
     <w:pPr>
       <w:pBdr/>
@@ -24590,9 +24720,9 @@
       </w:tcPr>
     </w:tblStylePr>
   </w:style>
-  <w:style w:type="table" w:styleId="99">
+  <w:style w:type="table" w:styleId="848">
     <w:name w:val="List Table 5 Dark - Accent 3"/>
-    <w:basedOn w:val="11"/>
+    <w:basedOn w:val="760"/>
     <w:uiPriority w:val="99"/>
     <w:pPr>
       <w:pBdr/>
@@ -24832,9 +24962,9 @@
       </w:tcPr>
     </w:tblStylePr>
   </w:style>
-  <w:style w:type="table" w:styleId="100">
+  <w:style w:type="table" w:styleId="849">
     <w:name w:val="List Table 5 Dark - Accent 4"/>
-    <w:basedOn w:val="11"/>
+    <w:basedOn w:val="760"/>
     <w:uiPriority w:val="99"/>
     <w:pPr>
       <w:pBdr/>
@@ -25074,9 +25204,9 @@
       </w:tcPr>
     </w:tblStylePr>
   </w:style>
-  <w:style w:type="table" w:styleId="101">
+  <w:style w:type="table" w:styleId="850">
     <w:name w:val="List Table 5 Dark - Accent 5"/>
-    <w:basedOn w:val="11"/>
+    <w:basedOn w:val="760"/>
     <w:uiPriority w:val="99"/>
     <w:pPr>
       <w:pBdr/>
@@ -25316,9 +25446,9 @@
       </w:tcPr>
     </w:tblStylePr>
   </w:style>
-  <w:style w:type="table" w:styleId="102">
+  <w:style w:type="table" w:styleId="851">
     <w:name w:val="List Table 5 Dark - Accent 6"/>
-    <w:basedOn w:val="11"/>
+    <w:basedOn w:val="760"/>
     <w:uiPriority w:val="99"/>
     <w:pPr>
       <w:pBdr/>
@@ -25558,9 +25688,9 @@
       </w:tcPr>
     </w:tblStylePr>
   </w:style>
-  <w:style w:type="table" w:styleId="103">
+  <w:style w:type="table" w:styleId="852">
     <w:name w:val="List Table 6 Colorful"/>
-    <w:basedOn w:val="11"/>
+    <w:basedOn w:val="760"/>
     <w:uiPriority w:val="99"/>
     <w:pPr>
       <w:pBdr/>
@@ -25781,9 +25911,9 @@
       </w:tcPr>
     </w:tblStylePr>
   </w:style>
-  <w:style w:type="table" w:styleId="104">
+  <w:style w:type="table" w:styleId="853">
     <w:name w:val="List Table 6 Colorful - Accent 1"/>
-    <w:basedOn w:val="11"/>
+    <w:basedOn w:val="760"/>
     <w:uiPriority w:val="99"/>
     <w:pPr>
       <w:pBdr/>
@@ -26004,9 +26134,9 @@
       </w:tcPr>
     </w:tblStylePr>
   </w:style>
-  <w:style w:type="table" w:styleId="105">
+  <w:style w:type="table" w:styleId="854">
     <w:name w:val="List Table 6 Colorful - Accent 2"/>
-    <w:basedOn w:val="11"/>
+    <w:basedOn w:val="760"/>
     <w:uiPriority w:val="99"/>
     <w:pPr>
       <w:pBdr/>
@@ -26227,9 +26357,9 @@
       </w:tcPr>
     </w:tblStylePr>
   </w:style>
-  <w:style w:type="table" w:styleId="106">
+  <w:style w:type="table" w:styleId="855">
     <w:name w:val="List Table 6 Colorful - Accent 3"/>
-    <w:basedOn w:val="11"/>
+    <w:basedOn w:val="760"/>
     <w:uiPriority w:val="99"/>
     <w:pPr>
       <w:pBdr/>
@@ -26450,9 +26580,9 @@
       </w:tcPr>
     </w:tblStylePr>
   </w:style>
-  <w:style w:type="table" w:styleId="107">
+  <w:style w:type="table" w:styleId="856">
     <w:name w:val="List Table 6 Colorful - Accent 4"/>
-    <w:basedOn w:val="11"/>
+    <w:basedOn w:val="760"/>
     <w:uiPriority w:val="99"/>
     <w:pPr>
       <w:pBdr/>
@@ -26673,9 +26803,9 @@
       </w:tcPr>
     </w:tblStylePr>
   </w:style>
-  <w:style w:type="table" w:styleId="108">
+  <w:style w:type="table" w:styleId="857">
     <w:name w:val="List Table 6 Colorful - Accent 5"/>
-    <w:basedOn w:val="11"/>
+    <w:basedOn w:val="760"/>
     <w:uiPriority w:val="99"/>
     <w:pPr>
       <w:pBdr/>
@@ -26896,9 +27026,9 @@
       </w:tcPr>
     </w:tblStylePr>
   </w:style>
-  <w:style w:type="table" w:styleId="109">
+  <w:style w:type="table" w:styleId="858">
     <w:name w:val="List Table 6 Colorful - Accent 6"/>
-    <w:basedOn w:val="11"/>
+    <w:basedOn w:val="760"/>
     <w:uiPriority w:val="99"/>
     <w:pPr>
       <w:pBdr/>
@@ -27119,9 +27249,9 @@
       </w:tcPr>
     </w:tblStylePr>
   </w:style>
-  <w:style w:type="table" w:styleId="110">
+  <w:style w:type="table" w:styleId="859">
     <w:name w:val="List Table 7 Colorful"/>
-    <w:basedOn w:val="11"/>
+    <w:basedOn w:val="760"/>
     <w:uiPriority w:val="99"/>
     <w:pPr>
       <w:pBdr/>
@@ -27220,11 +27350,11 @@
         <w:tblBorders/>
       </w:tblPr>
       <w:tcPr>
-        <w:shd w:color="ffffff"/>
+        <w:shd w:val="clear" w:color="ffffff"/>
         <w:tcBorders>
-          <w:top w:val="none"/>
-          <w:left w:val="none"/>
-          <w:bottom w:val="none"/>
+          <w:top w:val="none" w:color="000000" w:sz="4" w:space="0"/>
+          <w:left w:val="none" w:color="000000" w:sz="4" w:space="0"/>
+          <w:bottom w:val="none" w:color="000000" w:sz="4" w:space="0"/>
           <w:right w:val="single" w:color="000000" w:themeColor="text1" w:themeTint="80" w:sz="4" w:space="0"/>
         </w:tcBorders>
       </w:tcPr>
@@ -27247,10 +27377,10 @@
       <w:tcPr>
         <w:shd w:val="clear" w:color="ffffff" w:themeColor="light1" w:fill="ffffff" w:themeFill="light1"/>
         <w:tcBorders>
-          <w:top w:val="none"/>
-          <w:left w:val="none"/>
+          <w:top w:val="none" w:color="000000" w:sz="4" w:space="0"/>
+          <w:left w:val="none" w:color="000000" w:sz="4" w:space="0"/>
           <w:bottom w:val="single" w:color="000000" w:themeColor="text1" w:themeTint="80" w:sz="4" w:space="0"/>
-          <w:right w:val="none"/>
+          <w:right w:val="none" w:color="000000" w:sz="4" w:space="0"/>
         </w:tcBorders>
       </w:tcPr>
     </w:tblStylePr>
@@ -27270,12 +27400,12 @@
         <w:tblBorders/>
       </w:tblPr>
       <w:tcPr>
-        <w:shd w:color="ffffff"/>
+        <w:shd w:val="clear" w:color="ffffff"/>
         <w:tcBorders>
-          <w:top w:val="none"/>
+          <w:top w:val="none" w:color="000000" w:sz="4" w:space="0"/>
           <w:left w:val="single" w:color="000000" w:themeColor="text1" w:themeTint="80" w:sz="4" w:space="0"/>
-          <w:bottom w:val="none"/>
-          <w:right w:val="none"/>
+          <w:bottom w:val="none" w:color="000000" w:sz="4" w:space="0"/>
+          <w:right w:val="none" w:color="000000" w:sz="4" w:space="0"/>
         </w:tcBorders>
       </w:tcPr>
     </w:tblStylePr>
@@ -27298,9 +27428,9 @@
         <w:shd w:val="clear" w:color="ffffff" w:themeColor="light1" w:fill="ffffff" w:themeFill="light1"/>
         <w:tcBorders>
           <w:top w:val="single" w:color="000000" w:themeColor="text1" w:themeTint="80" w:sz="4" w:space="0"/>
-          <w:left w:val="none"/>
-          <w:bottom w:val="none"/>
-          <w:right w:val="none"/>
+          <w:left w:val="none" w:color="000000" w:sz="4" w:space="0"/>
+          <w:bottom w:val="none" w:color="000000" w:sz="4" w:space="0"/>
+          <w:right w:val="none" w:color="000000" w:sz="4" w:space="0"/>
         </w:tcBorders>
       </w:tcPr>
     </w:tblStylePr>
@@ -27375,9 +27505,9 @@
       </w:tcPr>
     </w:tblStylePr>
   </w:style>
-  <w:style w:type="table" w:styleId="111">
+  <w:style w:type="table" w:styleId="860">
     <w:name w:val="List Table 7 Colorful - Accent 1"/>
-    <w:basedOn w:val="11"/>
+    <w:basedOn w:val="760"/>
     <w:uiPriority w:val="99"/>
     <w:pPr>
       <w:pBdr/>
@@ -27476,11 +27606,11 @@
         <w:tblBorders/>
       </w:tblPr>
       <w:tcPr>
-        <w:shd w:color="ffffff"/>
+        <w:shd w:val="clear" w:color="ffffff"/>
         <w:tcBorders>
-          <w:top w:val="none"/>
-          <w:left w:val="none"/>
-          <w:bottom w:val="none"/>
+          <w:top w:val="none" w:color="000000" w:sz="4" w:space="0"/>
+          <w:left w:val="none" w:color="000000" w:sz="4" w:space="0"/>
+          <w:bottom w:val="none" w:color="000000" w:sz="4" w:space="0"/>
           <w:right w:val="single" w:color="000000" w:themeColor="accent1" w:sz="4" w:space="0"/>
         </w:tcBorders>
       </w:tcPr>
@@ -27503,10 +27633,10 @@
       <w:tcPr>
         <w:shd w:val="clear" w:color="ffffff" w:themeColor="light1" w:fill="ffffff" w:themeFill="light1"/>
         <w:tcBorders>
-          <w:top w:val="none"/>
-          <w:left w:val="none"/>
+          <w:top w:val="none" w:color="000000" w:sz="4" w:space="0"/>
+          <w:left w:val="none" w:color="000000" w:sz="4" w:space="0"/>
           <w:bottom w:val="single" w:color="000000" w:themeColor="accent1" w:sz="4" w:space="0"/>
-          <w:right w:val="none"/>
+          <w:right w:val="none" w:color="000000" w:sz="4" w:space="0"/>
         </w:tcBorders>
       </w:tcPr>
     </w:tblStylePr>
@@ -27526,12 +27656,12 @@
         <w:tblBorders/>
       </w:tblPr>
       <w:tcPr>
-        <w:shd w:color="ffffff"/>
+        <w:shd w:val="clear" w:color="ffffff"/>
         <w:tcBorders>
-          <w:top w:val="none"/>
+          <w:top w:val="none" w:color="000000" w:sz="4" w:space="0"/>
           <w:left w:val="single" w:color="000000" w:themeColor="accent1" w:sz="4" w:space="0"/>
-          <w:bottom w:val="none"/>
-          <w:right w:val="none"/>
+          <w:bottom w:val="none" w:color="000000" w:sz="4" w:space="0"/>
+          <w:right w:val="none" w:color="000000" w:sz="4" w:space="0"/>
         </w:tcBorders>
       </w:tcPr>
     </w:tblStylePr>
@@ -27554,9 +27684,9 @@
         <w:shd w:val="clear" w:color="ffffff" w:themeColor="light1" w:fill="ffffff" w:themeFill="light1"/>
         <w:tcBorders>
           <w:top w:val="single" w:color="000000" w:themeColor="accent1" w:sz="4" w:space="0"/>
-          <w:left w:val="none"/>
-          <w:bottom w:val="none"/>
-          <w:right w:val="none"/>
+          <w:left w:val="none" w:color="000000" w:sz="4" w:space="0"/>
+          <w:bottom w:val="none" w:color="000000" w:sz="4" w:space="0"/>
+          <w:right w:val="none" w:color="000000" w:sz="4" w:space="0"/>
         </w:tcBorders>
       </w:tcPr>
     </w:tblStylePr>
@@ -27631,9 +27761,9 @@
       </w:tcPr>
     </w:tblStylePr>
   </w:style>
-  <w:style w:type="table" w:styleId="112">
+  <w:style w:type="table" w:styleId="861">
     <w:name w:val="List Table 7 Colorful - Accent 2"/>
-    <w:basedOn w:val="11"/>
+    <w:basedOn w:val="760"/>
     <w:uiPriority w:val="99"/>
     <w:pPr>
       <w:pBdr/>
@@ -27732,11 +27862,11 @@
         <w:tblBorders/>
       </w:tblPr>
       <w:tcPr>
-        <w:shd w:color="ffffff"/>
+        <w:shd w:val="clear" w:color="ffffff"/>
         <w:tcBorders>
-          <w:top w:val="none"/>
-          <w:left w:val="none"/>
-          <w:bottom w:val="none"/>
+          <w:top w:val="none" w:color="000000" w:sz="4" w:space="0"/>
+          <w:left w:val="none" w:color="000000" w:sz="4" w:space="0"/>
+          <w:bottom w:val="none" w:color="000000" w:sz="4" w:space="0"/>
           <w:right w:val="single" w:color="000000" w:themeColor="accent2" w:themeTint="97" w:sz="4" w:space="0"/>
         </w:tcBorders>
       </w:tcPr>
@@ -27759,10 +27889,10 @@
       <w:tcPr>
         <w:shd w:val="clear" w:color="ffffff" w:themeColor="light1" w:fill="ffffff" w:themeFill="light1"/>
         <w:tcBorders>
-          <w:top w:val="none"/>
-          <w:left w:val="none"/>
+          <w:top w:val="none" w:color="000000" w:sz="4" w:space="0"/>
+          <w:left w:val="none" w:color="000000" w:sz="4" w:space="0"/>
           <w:bottom w:val="single" w:color="000000" w:themeColor="accent2" w:themeTint="97" w:sz="4" w:space="0"/>
-          <w:right w:val="none"/>
+          <w:right w:val="none" w:color="000000" w:sz="4" w:space="0"/>
         </w:tcBorders>
       </w:tcPr>
     </w:tblStylePr>
@@ -27782,12 +27912,12 @@
         <w:tblBorders/>
       </w:tblPr>
       <w:tcPr>
-        <w:shd w:color="ffffff"/>
+        <w:shd w:val="clear" w:color="ffffff"/>
         <w:tcBorders>
-          <w:top w:val="none"/>
+          <w:top w:val="none" w:color="000000" w:sz="4" w:space="0"/>
           <w:left w:val="single" w:color="000000" w:themeColor="accent2" w:themeTint="97" w:sz="4" w:space="0"/>
-          <w:bottom w:val="none"/>
-          <w:right w:val="none"/>
+          <w:bottom w:val="none" w:color="000000" w:sz="4" w:space="0"/>
+          <w:right w:val="none" w:color="000000" w:sz="4" w:space="0"/>
         </w:tcBorders>
       </w:tcPr>
     </w:tblStylePr>
@@ -27810,9 +27940,9 @@
         <w:shd w:val="clear" w:color="ffffff" w:themeColor="light1" w:fill="ffffff" w:themeFill="light1"/>
         <w:tcBorders>
           <w:top w:val="single" w:color="000000" w:themeColor="accent2" w:themeTint="97" w:sz="4" w:space="0"/>
-          <w:left w:val="none"/>
-          <w:bottom w:val="none"/>
-          <w:right w:val="none"/>
+          <w:left w:val="none" w:color="000000" w:sz="4" w:space="0"/>
+          <w:bottom w:val="none" w:color="000000" w:sz="4" w:space="0"/>
+          <w:right w:val="none" w:color="000000" w:sz="4" w:space="0"/>
         </w:tcBorders>
       </w:tcPr>
     </w:tblStylePr>
@@ -27887,9 +28017,9 @@
       </w:tcPr>
     </w:tblStylePr>
   </w:style>
-  <w:style w:type="table" w:styleId="113">
+  <w:style w:type="table" w:styleId="862">
     <w:name w:val="List Table 7 Colorful - Accent 3"/>
-    <w:basedOn w:val="11"/>
+    <w:basedOn w:val="760"/>
     <w:uiPriority w:val="99"/>
     <w:pPr>
       <w:pBdr/>
@@ -27988,11 +28118,11 @@
         <w:tblBorders/>
       </w:tblPr>
       <w:tcPr>
-        <w:shd w:color="ffffff"/>
+        <w:shd w:val="clear" w:color="ffffff"/>
         <w:tcBorders>
-          <w:top w:val="none"/>
-          <w:left w:val="none"/>
-          <w:bottom w:val="none"/>
+          <w:top w:val="none" w:color="000000" w:sz="4" w:space="0"/>
+          <w:left w:val="none" w:color="000000" w:sz="4" w:space="0"/>
+          <w:bottom w:val="none" w:color="000000" w:sz="4" w:space="0"/>
           <w:right w:val="single" w:color="000000" w:themeColor="accent3" w:themeTint="98" w:sz="4" w:space="0"/>
         </w:tcBorders>
       </w:tcPr>
@@ -28015,10 +28145,10 @@
       <w:tcPr>
         <w:shd w:val="clear" w:color="ffffff" w:themeColor="light1" w:fill="ffffff" w:themeFill="light1"/>
         <w:tcBorders>
-          <w:top w:val="none"/>
-          <w:left w:val="none"/>
+          <w:top w:val="none" w:color="000000" w:sz="4" w:space="0"/>
+          <w:left w:val="none" w:color="000000" w:sz="4" w:space="0"/>
           <w:bottom w:val="single" w:color="000000" w:themeColor="accent3" w:themeTint="98" w:sz="4" w:space="0"/>
-          <w:right w:val="none"/>
+          <w:right w:val="none" w:color="000000" w:sz="4" w:space="0"/>
         </w:tcBorders>
       </w:tcPr>
     </w:tblStylePr>
@@ -28038,12 +28168,12 @@
         <w:tblBorders/>
       </w:tblPr>
       <w:tcPr>
-        <w:shd w:color="ffffff"/>
+        <w:shd w:val="clear" w:color="ffffff"/>
         <w:tcBorders>
-          <w:top w:val="none"/>
+          <w:top w:val="none" w:color="000000" w:sz="4" w:space="0"/>
           <w:left w:val="single" w:color="000000" w:themeColor="accent3" w:themeTint="98" w:sz="4" w:space="0"/>
-          <w:bottom w:val="none"/>
-          <w:right w:val="none"/>
+          <w:bottom w:val="none" w:color="000000" w:sz="4" w:space="0"/>
+          <w:right w:val="none" w:color="000000" w:sz="4" w:space="0"/>
         </w:tcBorders>
       </w:tcPr>
     </w:tblStylePr>
@@ -28066,9 +28196,9 @@
         <w:shd w:val="clear" w:color="ffffff" w:themeColor="light1" w:fill="ffffff" w:themeFill="light1"/>
         <w:tcBorders>
           <w:top w:val="single" w:color="000000" w:themeColor="accent3" w:themeTint="98" w:sz="4" w:space="0"/>
-          <w:left w:val="none"/>
-          <w:bottom w:val="none"/>
-          <w:right w:val="none"/>
+          <w:left w:val="none" w:color="000000" w:sz="4" w:space="0"/>
+          <w:bottom w:val="none" w:color="000000" w:sz="4" w:space="0"/>
+          <w:right w:val="none" w:color="000000" w:sz="4" w:space="0"/>
         </w:tcBorders>
       </w:tcPr>
     </w:tblStylePr>
@@ -28143,9 +28273,9 @@
       </w:tcPr>
     </w:tblStylePr>
   </w:style>
-  <w:style w:type="table" w:styleId="114">
+  <w:style w:type="table" w:styleId="863">
     <w:name w:val="List Table 7 Colorful - Accent 4"/>
-    <w:basedOn w:val="11"/>
+    <w:basedOn w:val="760"/>
     <w:uiPriority w:val="99"/>
     <w:pPr>
       <w:pBdr/>
@@ -28244,11 +28374,11 @@
         <w:tblBorders/>
       </w:tblPr>
       <w:tcPr>
-        <w:shd w:color="ffffff"/>
+        <w:shd w:val="clear" w:color="ffffff"/>
         <w:tcBorders>
-          <w:top w:val="none"/>
-          <w:left w:val="none"/>
-          <w:bottom w:val="none"/>
+          <w:top w:val="none" w:color="000000" w:sz="4" w:space="0"/>
+          <w:left w:val="none" w:color="000000" w:sz="4" w:space="0"/>
+          <w:bottom w:val="none" w:color="000000" w:sz="4" w:space="0"/>
           <w:right w:val="single" w:color="000000" w:themeColor="accent4" w:themeTint="9A" w:sz="4" w:space="0"/>
         </w:tcBorders>
       </w:tcPr>
@@ -28271,10 +28401,10 @@
       <w:tcPr>
         <w:shd w:val="clear" w:color="ffffff" w:themeColor="light1" w:fill="ffffff" w:themeFill="light1"/>
         <w:tcBorders>
-          <w:top w:val="none"/>
-          <w:left w:val="none"/>
+          <w:top w:val="none" w:color="000000" w:sz="4" w:space="0"/>
+          <w:left w:val="none" w:color="000000" w:sz="4" w:space="0"/>
           <w:bottom w:val="single" w:color="000000" w:themeColor="accent4" w:themeTint="9A" w:sz="4" w:space="0"/>
-          <w:right w:val="none"/>
+          <w:right w:val="none" w:color="000000" w:sz="4" w:space="0"/>
         </w:tcBorders>
       </w:tcPr>
     </w:tblStylePr>
@@ -28294,12 +28424,12 @@
         <w:tblBorders/>
       </w:tblPr>
       <w:tcPr>
-        <w:shd w:color="ffffff"/>
+        <w:shd w:val="clear" w:color="ffffff"/>
         <w:tcBorders>
-          <w:top w:val="none"/>
+          <w:top w:val="none" w:color="000000" w:sz="4" w:space="0"/>
           <w:left w:val="single" w:color="000000" w:themeColor="accent4" w:themeTint="9A" w:sz="4" w:space="0"/>
-          <w:bottom w:val="none"/>
-          <w:right w:val="none"/>
+          <w:bottom w:val="none" w:color="000000" w:sz="4" w:space="0"/>
+          <w:right w:val="none" w:color="000000" w:sz="4" w:space="0"/>
         </w:tcBorders>
       </w:tcPr>
     </w:tblStylePr>
@@ -28322,9 +28452,9 @@
         <w:shd w:val="clear" w:color="ffffff" w:themeColor="light1" w:fill="ffffff" w:themeFill="light1"/>
         <w:tcBorders>
           <w:top w:val="single" w:color="000000" w:themeColor="accent4" w:themeTint="9A" w:sz="4" w:space="0"/>
-          <w:left w:val="none"/>
-          <w:bottom w:val="none"/>
-          <w:right w:val="none"/>
+          <w:left w:val="none" w:color="000000" w:sz="4" w:space="0"/>
+          <w:bottom w:val="none" w:color="000000" w:sz="4" w:space="0"/>
+          <w:right w:val="none" w:color="000000" w:sz="4" w:space="0"/>
         </w:tcBorders>
       </w:tcPr>
     </w:tblStylePr>
@@ -28399,9 +28529,9 @@
       </w:tcPr>
     </w:tblStylePr>
   </w:style>
-  <w:style w:type="table" w:styleId="115">
+  <w:style w:type="table" w:styleId="864">
     <w:name w:val="List Table 7 Colorful - Accent 5"/>
-    <w:basedOn w:val="11"/>
+    <w:basedOn w:val="760"/>
     <w:uiPriority w:val="99"/>
     <w:pPr>
       <w:pBdr/>
@@ -28500,11 +28630,11 @@
         <w:tblBorders/>
       </w:tblPr>
       <w:tcPr>
-        <w:shd w:color="ffffff"/>
+        <w:shd w:val="clear" w:color="ffffff"/>
         <w:tcBorders>
-          <w:top w:val="none"/>
-          <w:left w:val="none"/>
-          <w:bottom w:val="none"/>
+          <w:top w:val="none" w:color="000000" w:sz="4" w:space="0"/>
+          <w:left w:val="none" w:color="000000" w:sz="4" w:space="0"/>
+          <w:bottom w:val="none" w:color="000000" w:sz="4" w:space="0"/>
           <w:right w:val="single" w:color="000000" w:themeColor="accent5" w:themeTint="9A" w:sz="4" w:space="0"/>
         </w:tcBorders>
       </w:tcPr>
@@ -28527,10 +28657,10 @@
       <w:tcPr>
         <w:shd w:val="clear" w:color="ffffff" w:themeColor="light1" w:fill="ffffff" w:themeFill="light1"/>
         <w:tcBorders>
-          <w:top w:val="none"/>
-          <w:left w:val="none"/>
+          <w:top w:val="none" w:color="000000" w:sz="4" w:space="0"/>
+          <w:left w:val="none" w:color="000000" w:sz="4" w:space="0"/>
           <w:bottom w:val="single" w:color="000000" w:themeColor="accent5" w:themeTint="9A" w:sz="4" w:space="0"/>
-          <w:right w:val="none"/>
+          <w:right w:val="none" w:color="000000" w:sz="4" w:space="0"/>
         </w:tcBorders>
       </w:tcPr>
     </w:tblStylePr>
@@ -28550,12 +28680,12 @@
         <w:tblBorders/>
       </w:tblPr>
       <w:tcPr>
-        <w:shd w:color="ffffff"/>
+        <w:shd w:val="clear" w:color="ffffff"/>
         <w:tcBorders>
-          <w:top w:val="none"/>
+          <w:top w:val="none" w:color="000000" w:sz="4" w:space="0"/>
           <w:left w:val="single" w:color="000000" w:themeColor="accent5" w:themeTint="9A" w:sz="4" w:space="0"/>
-          <w:bottom w:val="none"/>
-          <w:right w:val="none"/>
+          <w:bottom w:val="none" w:color="000000" w:sz="4" w:space="0"/>
+          <w:right w:val="none" w:color="000000" w:sz="4" w:space="0"/>
         </w:tcBorders>
       </w:tcPr>
     </w:tblStylePr>
@@ -28578,9 +28708,9 @@
         <w:shd w:val="clear" w:color="ffffff" w:themeColor="light1" w:fill="ffffff" w:themeFill="light1"/>
         <w:tcBorders>
           <w:top w:val="single" w:color="000000" w:themeColor="accent5" w:themeTint="9A" w:sz="4" w:space="0"/>
-          <w:left w:val="none"/>
-          <w:bottom w:val="none"/>
-          <w:right w:val="none"/>
+          <w:left w:val="none" w:color="000000" w:sz="4" w:space="0"/>
+          <w:bottom w:val="none" w:color="000000" w:sz="4" w:space="0"/>
+          <w:right w:val="none" w:color="000000" w:sz="4" w:space="0"/>
         </w:tcBorders>
       </w:tcPr>
     </w:tblStylePr>
@@ -28655,9 +28785,9 @@
       </w:tcPr>
     </w:tblStylePr>
   </w:style>
-  <w:style w:type="table" w:styleId="116">
+  <w:style w:type="table" w:styleId="865">
     <w:name w:val="List Table 7 Colorful - Accent 6"/>
-    <w:basedOn w:val="11"/>
+    <w:basedOn w:val="760"/>
     <w:uiPriority w:val="99"/>
     <w:pPr>
       <w:pBdr/>
@@ -28756,11 +28886,11 @@
         <w:tblBorders/>
       </w:tblPr>
       <w:tcPr>
-        <w:shd w:color="ffffff"/>
+        <w:shd w:val="clear" w:color="ffffff"/>
         <w:tcBorders>
-          <w:top w:val="none"/>
-          <w:left w:val="none"/>
-          <w:bottom w:val="none"/>
+          <w:top w:val="none" w:color="000000" w:sz="4" w:space="0"/>
+          <w:left w:val="none" w:color="000000" w:sz="4" w:space="0"/>
+          <w:bottom w:val="none" w:color="000000" w:sz="4" w:space="0"/>
           <w:right w:val="single" w:color="000000" w:themeColor="accent6" w:themeTint="98" w:sz="4" w:space="0"/>
         </w:tcBorders>
       </w:tcPr>
@@ -28783,10 +28913,10 @@
       <w:tcPr>
         <w:shd w:val="clear" w:color="ffffff" w:themeColor="light1" w:fill="ffffff" w:themeFill="light1"/>
         <w:tcBorders>
-          <w:top w:val="none"/>
-          <w:left w:val="none"/>
+          <w:top w:val="none" w:color="000000" w:sz="4" w:space="0"/>
+          <w:left w:val="none" w:color="000000" w:sz="4" w:space="0"/>
           <w:bottom w:val="single" w:color="000000" w:themeColor="accent6" w:themeTint="98" w:sz="4" w:space="0"/>
-          <w:right w:val="none"/>
+          <w:right w:val="none" w:color="000000" w:sz="4" w:space="0"/>
         </w:tcBorders>
       </w:tcPr>
     </w:tblStylePr>
@@ -28806,12 +28936,12 @@
         <w:tblBorders/>
       </w:tblPr>
       <w:tcPr>
-        <w:shd w:color="ffffff"/>
+        <w:shd w:val="clear" w:color="ffffff"/>
         <w:tcBorders>
-          <w:top w:val="none"/>
+          <w:top w:val="none" w:color="000000" w:sz="4" w:space="0"/>
           <w:left w:val="single" w:color="000000" w:themeColor="accent6" w:themeTint="98" w:sz="4" w:space="0"/>
-          <w:bottom w:val="none"/>
-          <w:right w:val="none"/>
+          <w:bottom w:val="none" w:color="000000" w:sz="4" w:space="0"/>
+          <w:right w:val="none" w:color="000000" w:sz="4" w:space="0"/>
         </w:tcBorders>
       </w:tcPr>
     </w:tblStylePr>
@@ -28834,9 +28964,9 @@
         <w:shd w:val="clear" w:color="ffffff" w:themeColor="light1" w:fill="ffffff" w:themeFill="light1"/>
         <w:tcBorders>
           <w:top w:val="single" w:color="000000" w:themeColor="accent6" w:themeTint="98" w:sz="4" w:space="0"/>
-          <w:left w:val="none"/>
-          <w:bottom w:val="none"/>
-          <w:right w:val="none"/>
+          <w:left w:val="none" w:color="000000" w:sz="4" w:space="0"/>
+          <w:bottom w:val="none" w:color="000000" w:sz="4" w:space="0"/>
+          <w:right w:val="none" w:color="000000" w:sz="4" w:space="0"/>
         </w:tcBorders>
       </w:tcPr>
     </w:tblStylePr>
@@ -28911,9 +29041,9 @@
       </w:tcPr>
     </w:tblStylePr>
   </w:style>
-  <w:style w:type="table" w:styleId="117">
+  <w:style w:type="table" w:styleId="866">
     <w:name w:val="Lined - Accent"/>
-    <w:basedOn w:val="11"/>
+    <w:basedOn w:val="760"/>
     <w:uiPriority w:val="99"/>
     <w:pPr>
       <w:pBdr/>
@@ -29148,9 +29278,9 @@
       </w:tcPr>
     </w:tblStylePr>
   </w:style>
-  <w:style w:type="table" w:styleId="118">
+  <w:style w:type="table" w:styleId="867">
     <w:name w:val="Lined - Accent 1"/>
-    <w:basedOn w:val="11"/>
+    <w:basedOn w:val="760"/>
     <w:uiPriority w:val="99"/>
     <w:pPr>
       <w:pBdr/>
@@ -29385,9 +29515,9 @@
       </w:tcPr>
     </w:tblStylePr>
   </w:style>
-  <w:style w:type="table" w:styleId="119">
+  <w:style w:type="table" w:styleId="868">
     <w:name w:val="Lined - Accent 2"/>
-    <w:basedOn w:val="11"/>
+    <w:basedOn w:val="760"/>
     <w:uiPriority w:val="99"/>
     <w:pPr>
       <w:pBdr/>
@@ -29622,9 +29752,9 @@
       </w:tcPr>
     </w:tblStylePr>
   </w:style>
-  <w:style w:type="table" w:styleId="120">
+  <w:style w:type="table" w:styleId="869">
     <w:name w:val="Lined - Accent 3"/>
-    <w:basedOn w:val="11"/>
+    <w:basedOn w:val="760"/>
     <w:uiPriority w:val="99"/>
     <w:pPr>
       <w:pBdr/>
@@ -29859,9 +29989,9 @@
       </w:tcPr>
     </w:tblStylePr>
   </w:style>
-  <w:style w:type="table" w:styleId="121">
+  <w:style w:type="table" w:styleId="870">
     <w:name w:val="Lined - Accent 4"/>
-    <w:basedOn w:val="11"/>
+    <w:basedOn w:val="760"/>
     <w:uiPriority w:val="99"/>
     <w:pPr>
       <w:pBdr/>
@@ -30096,9 +30226,9 @@
       </w:tcPr>
     </w:tblStylePr>
   </w:style>
-  <w:style w:type="table" w:styleId="122">
+  <w:style w:type="table" w:styleId="871">
     <w:name w:val="Lined - Accent 5"/>
-    <w:basedOn w:val="11"/>
+    <w:basedOn w:val="760"/>
     <w:uiPriority w:val="99"/>
     <w:pPr>
       <w:pBdr/>
@@ -30333,9 +30463,9 @@
       </w:tcPr>
     </w:tblStylePr>
   </w:style>
-  <w:style w:type="table" w:styleId="123">
+  <w:style w:type="table" w:styleId="872">
     <w:name w:val="Lined - Accent 6"/>
-    <w:basedOn w:val="11"/>
+    <w:basedOn w:val="760"/>
     <w:uiPriority w:val="99"/>
     <w:pPr>
       <w:pBdr/>
@@ -30570,9 +30700,9 @@
       </w:tcPr>
     </w:tblStylePr>
   </w:style>
-  <w:style w:type="table" w:styleId="124">
+  <w:style w:type="table" w:styleId="873">
     <w:name w:val="Bordered &amp; Lined - Accent"/>
-    <w:basedOn w:val="11"/>
+    <w:basedOn w:val="760"/>
     <w:uiPriority w:val="99"/>
     <w:pPr>
       <w:pBdr/>
@@ -30814,9 +30944,9 @@
       </w:tcPr>
     </w:tblStylePr>
   </w:style>
-  <w:style w:type="table" w:styleId="125">
+  <w:style w:type="table" w:styleId="874">
     <w:name w:val="Bordered &amp; Lined - Accent 1"/>
-    <w:basedOn w:val="11"/>
+    <w:basedOn w:val="760"/>
     <w:uiPriority w:val="99"/>
     <w:pPr>
       <w:pBdr/>
@@ -31058,9 +31188,9 @@
       </w:tcPr>
     </w:tblStylePr>
   </w:style>
-  <w:style w:type="table" w:styleId="126">
+  <w:style w:type="table" w:styleId="875">
     <w:name w:val="Bordered &amp; Lined - Accent 2"/>
-    <w:basedOn w:val="11"/>
+    <w:basedOn w:val="760"/>
     <w:uiPriority w:val="99"/>
     <w:pPr>
       <w:pBdr/>
@@ -31302,9 +31432,9 @@
       </w:tcPr>
     </w:tblStylePr>
   </w:style>
-  <w:style w:type="table" w:styleId="127">
+  <w:style w:type="table" w:styleId="876">
     <w:name w:val="Bordered &amp; Lined - Accent 3"/>
-    <w:basedOn w:val="11"/>
+    <w:basedOn w:val="760"/>
     <w:uiPriority w:val="99"/>
     <w:pPr>
       <w:pBdr/>
@@ -31546,9 +31676,9 @@
       </w:tcPr>
     </w:tblStylePr>
   </w:style>
-  <w:style w:type="table" w:styleId="128">
+  <w:style w:type="table" w:styleId="877">
     <w:name w:val="Bordered &amp; Lined - Accent 4"/>
-    <w:basedOn w:val="11"/>
+    <w:basedOn w:val="760"/>
     <w:uiPriority w:val="99"/>
     <w:pPr>
       <w:pBdr/>
@@ -31790,9 +31920,9 @@
       </w:tcPr>
     </w:tblStylePr>
   </w:style>
-  <w:style w:type="table" w:styleId="129">
+  <w:style w:type="table" w:styleId="878">
     <w:name w:val="Bordered &amp; Lined - Accent 5"/>
-    <w:basedOn w:val="11"/>
+    <w:basedOn w:val="760"/>
     <w:uiPriority w:val="99"/>
     <w:pPr>
       <w:pBdr/>
@@ -32034,9 +32164,9 @@
       </w:tcPr>
     </w:tblStylePr>
   </w:style>
-  <w:style w:type="table" w:styleId="130">
+  <w:style w:type="table" w:styleId="879">
     <w:name w:val="Bordered &amp; Lined - Accent 6"/>
-    <w:basedOn w:val="11"/>
+    <w:basedOn w:val="760"/>
     <w:uiPriority w:val="99"/>
     <w:pPr>
       <w:pBdr/>
@@ -32278,9 +32408,9 @@
       </w:tcPr>
     </w:tblStylePr>
   </w:style>
-  <w:style w:type="table" w:styleId="131">
+  <w:style w:type="table" w:styleId="880">
     <w:name w:val="Bordered"/>
-    <w:basedOn w:val="11"/>
+    <w:basedOn w:val="760"/>
     <w:uiPriority w:val="99"/>
     <w:pPr>
       <w:pBdr/>
@@ -32509,9 +32639,9 @@
       </w:tcPr>
     </w:tblStylePr>
   </w:style>
-  <w:style w:type="table" w:styleId="132">
+  <w:style w:type="table" w:styleId="881">
     <w:name w:val="Bordered - Accent 1"/>
-    <w:basedOn w:val="11"/>
+    <w:basedOn w:val="760"/>
     <w:uiPriority w:val="99"/>
     <w:pPr>
       <w:pBdr/>
@@ -32740,9 +32870,9 @@
       </w:tcPr>
     </w:tblStylePr>
   </w:style>
-  <w:style w:type="table" w:styleId="133">
+  <w:style w:type="table" w:styleId="882">
     <w:name w:val="Bordered - Accent 2"/>
-    <w:basedOn w:val="11"/>
+    <w:basedOn w:val="760"/>
     <w:uiPriority w:val="99"/>
     <w:pPr>
       <w:pBdr/>
@@ -32971,9 +33101,9 @@
       </w:tcPr>
     </w:tblStylePr>
   </w:style>
-  <w:style w:type="table" w:styleId="134">
+  <w:style w:type="table" w:styleId="883">
     <w:name w:val="Bordered - Accent 3"/>
-    <w:basedOn w:val="11"/>
+    <w:basedOn w:val="760"/>
     <w:uiPriority w:val="99"/>
     <w:pPr>
       <w:pBdr/>
@@ -33202,9 +33332,9 @@
       </w:tcPr>
     </w:tblStylePr>
   </w:style>
-  <w:style w:type="table" w:styleId="135">
+  <w:style w:type="table" w:styleId="884">
     <w:name w:val="Bordered - Accent 4"/>
-    <w:basedOn w:val="11"/>
+    <w:basedOn w:val="760"/>
     <w:uiPriority w:val="99"/>
     <w:pPr>
       <w:pBdr/>
@@ -33433,9 +33563,9 @@
       </w:tcPr>
     </w:tblStylePr>
   </w:style>
-  <w:style w:type="table" w:styleId="136">
+  <w:style w:type="table" w:styleId="885">
     <w:name w:val="Bordered - Accent 5"/>
-    <w:basedOn w:val="11"/>
+    <w:basedOn w:val="760"/>
     <w:uiPriority w:val="99"/>
     <w:pPr>
       <w:pBdr/>
@@ -33664,9 +33794,9 @@
       </w:tcPr>
     </w:tblStylePr>
   </w:style>
-  <w:style w:type="table" w:styleId="137">
+  <w:style w:type="table" w:styleId="886">
     <w:name w:val="Bordered - Accent 6"/>
-    <w:basedOn w:val="11"/>
+    <w:basedOn w:val="760"/>
     <w:uiPriority w:val="99"/>
     <w:pPr>
       <w:pBdr/>
@@ -33895,11 +34025,11 @@
       </w:tcPr>
     </w:tblStylePr>
   </w:style>
-  <w:style w:type="paragraph" w:styleId="140">
+  <w:style w:type="paragraph" w:styleId="887">
     <w:name w:val="Heading 2"/>
-    <w:basedOn w:val="726"/>
-    <w:next w:val="726"/>
-    <w:link w:val="151"/>
+    <w:basedOn w:val="947"/>
+    <w:next w:val="947"/>
+    <w:link w:val="896"/>
     <w:uiPriority w:val="9"/>
     <w:unhideWhenUsed/>
     <w:qFormat/>
@@ -33918,11 +34048,11 @@
       <w:szCs w:val="32"/>
     </w:rPr>
   </w:style>
-  <w:style w:type="paragraph" w:styleId="141">
+  <w:style w:type="paragraph" w:styleId="888">
     <w:name w:val="Heading 3"/>
-    <w:basedOn w:val="726"/>
-    <w:next w:val="726"/>
-    <w:link w:val="152"/>
+    <w:basedOn w:val="947"/>
+    <w:next w:val="947"/>
+    <w:link w:val="897"/>
     <w:uiPriority w:val="9"/>
     <w:unhideWhenUsed/>
     <w:qFormat/>
@@ -33941,11 +34071,11 @@
       <w:szCs w:val="28"/>
     </w:rPr>
   </w:style>
-  <w:style w:type="paragraph" w:styleId="142">
+  <w:style w:type="paragraph" w:styleId="889">
     <w:name w:val="Heading 4"/>
-    <w:basedOn w:val="726"/>
-    <w:next w:val="726"/>
-    <w:link w:val="153"/>
+    <w:basedOn w:val="947"/>
+    <w:next w:val="947"/>
+    <w:link w:val="898"/>
     <w:uiPriority w:val="9"/>
     <w:unhideWhenUsed/>
     <w:qFormat/>
@@ -33964,11 +34094,11 @@
       <w:color w:val="0f4761" w:themeColor="accent1" w:themeShade="BF"/>
     </w:rPr>
   </w:style>
-  <w:style w:type="paragraph" w:styleId="143">
+  <w:style w:type="paragraph" w:styleId="890">
     <w:name w:val="Heading 5"/>
-    <w:basedOn w:val="726"/>
-    <w:next w:val="726"/>
-    <w:link w:val="154"/>
+    <w:basedOn w:val="947"/>
+    <w:next w:val="947"/>
+    <w:link w:val="899"/>
     <w:uiPriority w:val="9"/>
     <w:unhideWhenUsed/>
     <w:qFormat/>
@@ -33985,11 +34115,11 @@
       <w:color w:val="0f4761" w:themeColor="accent1" w:themeShade="BF"/>
     </w:rPr>
   </w:style>
-  <w:style w:type="paragraph" w:styleId="144">
+  <w:style w:type="paragraph" w:styleId="891">
     <w:name w:val="Heading 6"/>
-    <w:basedOn w:val="726"/>
-    <w:next w:val="726"/>
-    <w:link w:val="155"/>
+    <w:basedOn w:val="947"/>
+    <w:next w:val="947"/>
+    <w:link w:val="900"/>
     <w:uiPriority w:val="9"/>
     <w:unhideWhenUsed/>
     <w:qFormat/>
@@ -34008,11 +34138,11 @@
       <w:color w:val="595959" w:themeColor="text1" w:themeTint="A6"/>
     </w:rPr>
   </w:style>
-  <w:style w:type="paragraph" w:styleId="145">
+  <w:style w:type="paragraph" w:styleId="892">
     <w:name w:val="Heading 7"/>
-    <w:basedOn w:val="726"/>
-    <w:next w:val="726"/>
-    <w:link w:val="156"/>
+    <w:basedOn w:val="947"/>
+    <w:next w:val="947"/>
+    <w:link w:val="901"/>
     <w:uiPriority w:val="9"/>
     <w:unhideWhenUsed/>
     <w:qFormat/>
@@ -34029,11 +34159,11 @@
       <w:color w:val="595959" w:themeColor="text1" w:themeTint="A6"/>
     </w:rPr>
   </w:style>
-  <w:style w:type="paragraph" w:styleId="146">
+  <w:style w:type="paragraph" w:styleId="893">
     <w:name w:val="Heading 8"/>
-    <w:basedOn w:val="726"/>
-    <w:next w:val="726"/>
-    <w:link w:val="157"/>
+    <w:basedOn w:val="947"/>
+    <w:next w:val="947"/>
+    <w:link w:val="902"/>
     <w:uiPriority w:val="9"/>
     <w:unhideWhenUsed/>
     <w:qFormat/>
@@ -34052,11 +34182,11 @@
       <w:color w:val="272727" w:themeColor="text1" w:themeTint="D8"/>
     </w:rPr>
   </w:style>
-  <w:style w:type="paragraph" w:styleId="147">
+  <w:style w:type="paragraph" w:styleId="894">
     <w:name w:val="Heading 9"/>
-    <w:basedOn w:val="726"/>
-    <w:next w:val="726"/>
-    <w:link w:val="158"/>
+    <w:basedOn w:val="947"/>
+    <w:next w:val="947"/>
+    <w:link w:val="903"/>
     <w:uiPriority w:val="9"/>
     <w:unhideWhenUsed/>
     <w:qFormat/>
@@ -34075,10 +34205,10 @@
       <w:color w:val="272727" w:themeColor="text1" w:themeTint="D8"/>
     </w:rPr>
   </w:style>
-  <w:style w:type="character" w:styleId="150">
+  <w:style w:type="character" w:styleId="895">
     <w:name w:val="Heading 1 Char"/>
-    <w:basedOn w:val="723"/>
-    <w:link w:val="728"/>
+    <w:basedOn w:val="944"/>
+    <w:link w:val="949"/>
     <w:uiPriority w:val="9"/>
     <w:pPr>
       <w:pBdr/>
@@ -34092,10 +34222,10 @@
       <w:szCs w:val="40"/>
     </w:rPr>
   </w:style>
-  <w:style w:type="character" w:styleId="151">
+  <w:style w:type="character" w:styleId="896">
     <w:name w:val="Heading 2 Char"/>
-    <w:basedOn w:val="723"/>
-    <w:link w:val="140"/>
+    <w:basedOn w:val="944"/>
+    <w:link w:val="887"/>
     <w:uiPriority w:val="9"/>
     <w:pPr>
       <w:pBdr/>
@@ -34109,10 +34239,10 @@
       <w:szCs w:val="32"/>
     </w:rPr>
   </w:style>
-  <w:style w:type="character" w:styleId="152">
+  <w:style w:type="character" w:styleId="897">
     <w:name w:val="Heading 3 Char"/>
-    <w:basedOn w:val="723"/>
-    <w:link w:val="141"/>
+    <w:basedOn w:val="944"/>
+    <w:link w:val="888"/>
     <w:uiPriority w:val="9"/>
     <w:pPr>
       <w:pBdr/>
@@ -34126,10 +34256,10 @@
       <w:szCs w:val="28"/>
     </w:rPr>
   </w:style>
-  <w:style w:type="character" w:styleId="153">
+  <w:style w:type="character" w:styleId="898">
     <w:name w:val="Heading 4 Char"/>
-    <w:basedOn w:val="723"/>
-    <w:link w:val="142"/>
+    <w:basedOn w:val="944"/>
+    <w:link w:val="889"/>
     <w:uiPriority w:val="9"/>
     <w:pPr>
       <w:pBdr/>
@@ -34143,10 +34273,10 @@
       <w:color w:val="0f4761" w:themeColor="accent1" w:themeShade="BF"/>
     </w:rPr>
   </w:style>
-  <w:style w:type="character" w:styleId="154">
+  <w:style w:type="character" w:styleId="899">
     <w:name w:val="Heading 5 Char"/>
-    <w:basedOn w:val="723"/>
-    <w:link w:val="143"/>
+    <w:basedOn w:val="944"/>
+    <w:link w:val="890"/>
     <w:uiPriority w:val="9"/>
     <w:pPr>
       <w:pBdr/>
@@ -34158,10 +34288,10 @@
       <w:color w:val="0f4761" w:themeColor="accent1" w:themeShade="BF"/>
     </w:rPr>
   </w:style>
-  <w:style w:type="character" w:styleId="155">
+  <w:style w:type="character" w:styleId="900">
     <w:name w:val="Heading 6 Char"/>
-    <w:basedOn w:val="723"/>
-    <w:link w:val="144"/>
+    <w:basedOn w:val="944"/>
+    <w:link w:val="891"/>
     <w:uiPriority w:val="9"/>
     <w:pPr>
       <w:pBdr/>
@@ -34175,10 +34305,10 @@
       <w:color w:val="595959" w:themeColor="text1" w:themeTint="A6"/>
     </w:rPr>
   </w:style>
-  <w:style w:type="character" w:styleId="156">
+  <w:style w:type="character" w:styleId="901">
     <w:name w:val="Heading 7 Char"/>
-    <w:basedOn w:val="723"/>
-    <w:link w:val="145"/>
+    <w:basedOn w:val="944"/>
+    <w:link w:val="892"/>
     <w:uiPriority w:val="9"/>
     <w:pPr>
       <w:pBdr/>
@@ -34190,10 +34320,10 @@
       <w:color w:val="595959" w:themeColor="text1" w:themeTint="A6"/>
     </w:rPr>
   </w:style>
-  <w:style w:type="character" w:styleId="157">
+  <w:style w:type="character" w:styleId="902">
     <w:name w:val="Heading 8 Char"/>
-    <w:basedOn w:val="723"/>
-    <w:link w:val="146"/>
+    <w:basedOn w:val="944"/>
+    <w:link w:val="893"/>
     <w:uiPriority w:val="9"/>
     <w:pPr>
       <w:pBdr/>
@@ -34207,10 +34337,10 @@
       <w:color w:val="272727" w:themeColor="text1" w:themeTint="D8"/>
     </w:rPr>
   </w:style>
-  <w:style w:type="character" w:styleId="158">
+  <w:style w:type="character" w:styleId="903">
     <w:name w:val="Heading 9 Char"/>
-    <w:basedOn w:val="723"/>
-    <w:link w:val="147"/>
+    <w:basedOn w:val="944"/>
+    <w:link w:val="894"/>
     <w:uiPriority w:val="9"/>
     <w:pPr>
       <w:pBdr/>
@@ -34224,10 +34354,10 @@
       <w:color w:val="272727" w:themeColor="text1" w:themeTint="D8"/>
     </w:rPr>
   </w:style>
-  <w:style w:type="character" w:styleId="160">
+  <w:style w:type="character" w:styleId="904">
     <w:name w:val="Title Char"/>
-    <w:basedOn w:val="723"/>
-    <w:link w:val="729"/>
+    <w:basedOn w:val="944"/>
+    <w:link w:val="950"/>
     <w:uiPriority w:val="10"/>
     <w:pPr>
       <w:pBdr/>
@@ -34241,11 +34371,11 @@
       <w:szCs w:val="56"/>
     </w:rPr>
   </w:style>
-  <w:style w:type="paragraph" w:styleId="161">
+  <w:style w:type="paragraph" w:styleId="905">
     <w:name w:val="Subtitle"/>
-    <w:basedOn w:val="726"/>
-    <w:next w:val="726"/>
-    <w:link w:val="162"/>
+    <w:basedOn w:val="947"/>
+    <w:next w:val="947"/>
+    <w:link w:val="906"/>
     <w:uiPriority w:val="11"/>
     <w:qFormat/>
     <w:pPr>
@@ -34263,10 +34393,10 @@
       <w:szCs w:val="28"/>
     </w:rPr>
   </w:style>
-  <w:style w:type="character" w:styleId="162">
+  <w:style w:type="character" w:styleId="906">
     <w:name w:val="Subtitle Char"/>
-    <w:basedOn w:val="723"/>
-    <w:link w:val="161"/>
+    <w:basedOn w:val="944"/>
+    <w:link w:val="905"/>
     <w:uiPriority w:val="11"/>
     <w:pPr>
       <w:pBdr/>
@@ -34280,11 +34410,11 @@
       <w:szCs w:val="28"/>
     </w:rPr>
   </w:style>
-  <w:style w:type="paragraph" w:styleId="163">
+  <w:style w:type="paragraph" w:styleId="907">
     <w:name w:val="Quote"/>
-    <w:basedOn w:val="726"/>
-    <w:next w:val="726"/>
-    <w:link w:val="164"/>
+    <w:basedOn w:val="947"/>
+    <w:next w:val="947"/>
+    <w:link w:val="908"/>
     <w:uiPriority w:val="29"/>
     <w:qFormat/>
     <w:pPr>
@@ -34299,10 +34429,10 @@
       <w:color w:val="404040" w:themeColor="text1" w:themeTint="BF"/>
     </w:rPr>
   </w:style>
-  <w:style w:type="character" w:styleId="164">
+  <w:style w:type="character" w:styleId="908">
     <w:name w:val="Quote Char"/>
-    <w:basedOn w:val="723"/>
-    <w:link w:val="163"/>
+    <w:basedOn w:val="944"/>
+    <w:link w:val="907"/>
     <w:uiPriority w:val="29"/>
     <w:pPr>
       <w:pBdr/>
@@ -34315,9 +34445,9 @@
       <w:color w:val="404040" w:themeColor="text1" w:themeTint="BF"/>
     </w:rPr>
   </w:style>
-  <w:style w:type="character" w:styleId="166">
+  <w:style w:type="character" w:styleId="909">
     <w:name w:val="Intense Emphasis"/>
-    <w:basedOn w:val="723"/>
+    <w:basedOn w:val="944"/>
     <w:uiPriority w:val="21"/>
     <w:qFormat/>
     <w:pPr>
@@ -34331,11 +34461,11 @@
       <w:color w:val="0f4761" w:themeColor="accent1" w:themeShade="BF"/>
     </w:rPr>
   </w:style>
-  <w:style w:type="paragraph" w:styleId="167">
+  <w:style w:type="paragraph" w:styleId="910">
     <w:name w:val="Intense Quote"/>
-    <w:basedOn w:val="726"/>
-    <w:next w:val="726"/>
-    <w:link w:val="168"/>
+    <w:basedOn w:val="947"/>
+    <w:next w:val="947"/>
+    <w:link w:val="911"/>
     <w:uiPriority w:val="30"/>
     <w:qFormat/>
     <w:pPr>
@@ -34353,10 +34483,10 @@
       <w:color w:val="0f4761" w:themeColor="accent1" w:themeShade="BF"/>
     </w:rPr>
   </w:style>
-  <w:style w:type="character" w:styleId="168">
+  <w:style w:type="character" w:styleId="911">
     <w:name w:val="Intense Quote Char"/>
-    <w:basedOn w:val="723"/>
-    <w:link w:val="167"/>
+    <w:basedOn w:val="944"/>
+    <w:link w:val="910"/>
     <w:uiPriority w:val="30"/>
     <w:pPr>
       <w:pBdr/>
@@ -34369,9 +34499,9 @@
       <w:color w:val="0f4761" w:themeColor="accent1" w:themeShade="BF"/>
     </w:rPr>
   </w:style>
-  <w:style w:type="character" w:styleId="169">
+  <w:style w:type="character" w:styleId="912">
     <w:name w:val="Intense Reference"/>
-    <w:basedOn w:val="723"/>
+    <w:basedOn w:val="944"/>
     <w:uiPriority w:val="32"/>
     <w:qFormat/>
     <w:pPr>
@@ -34387,9 +34517,9 @@
       <w:spacing w:val="5"/>
     </w:rPr>
   </w:style>
-  <w:style w:type="paragraph" w:styleId="170">
+  <w:style w:type="paragraph" w:styleId="913">
     <w:name w:val="No Spacing"/>
-    <w:basedOn w:val="726"/>
+    <w:basedOn w:val="947"/>
     <w:uiPriority w:val="1"/>
     <w:qFormat/>
     <w:pPr>
@@ -34398,9 +34528,9 @@
       <w:ind/>
     </w:pPr>
   </w:style>
-  <w:style w:type="character" w:styleId="171">
+  <w:style w:type="character" w:styleId="914">
     <w:name w:val="Subtle Emphasis"/>
-    <w:basedOn w:val="723"/>
+    <w:basedOn w:val="944"/>
     <w:uiPriority w:val="19"/>
     <w:qFormat/>
     <w:pPr>
@@ -34414,9 +34544,9 @@
       <w:color w:val="404040" w:themeColor="text1" w:themeTint="BF"/>
     </w:rPr>
   </w:style>
-  <w:style w:type="character" w:styleId="172">
+  <w:style w:type="character" w:styleId="915">
     <w:name w:val="Emphasis"/>
-    <w:basedOn w:val="723"/>
+    <w:basedOn w:val="944"/>
     <w:uiPriority w:val="20"/>
     <w:qFormat/>
     <w:pPr>
@@ -34429,9 +34559,9 @@
       <w:iCs/>
     </w:rPr>
   </w:style>
-  <w:style w:type="character" w:styleId="173">
+  <w:style w:type="character" w:styleId="916">
     <w:name w:val="Strong"/>
-    <w:basedOn w:val="723"/>
+    <w:basedOn w:val="944"/>
     <w:uiPriority w:val="22"/>
     <w:qFormat/>
     <w:pPr>
@@ -34444,9 +34574,9 @@
       <w:bCs/>
     </w:rPr>
   </w:style>
-  <w:style w:type="character" w:styleId="174">
+  <w:style w:type="character" w:styleId="917">
     <w:name w:val="Subtle Reference"/>
-    <w:basedOn w:val="723"/>
+    <w:basedOn w:val="944"/>
     <w:uiPriority w:val="31"/>
     <w:qFormat/>
     <w:pPr>
@@ -34459,9 +34589,9 @@
       <w:color w:val="5a5a5a" w:themeColor="text1" w:themeTint="A5"/>
     </w:rPr>
   </w:style>
-  <w:style w:type="character" w:styleId="175">
+  <w:style w:type="character" w:styleId="918">
     <w:name w:val="Book Title"/>
-    <w:basedOn w:val="723"/>
+    <w:basedOn w:val="944"/>
     <w:uiPriority w:val="33"/>
     <w:qFormat/>
     <w:pPr>
@@ -34477,10 +34607,10 @@
       <w:spacing w:val="5"/>
     </w:rPr>
   </w:style>
-  <w:style w:type="paragraph" w:styleId="176">
+  <w:style w:type="paragraph" w:styleId="919">
     <w:name w:val="Header"/>
-    <w:basedOn w:val="726"/>
-    <w:link w:val="177"/>
+    <w:basedOn w:val="947"/>
+    <w:link w:val="920"/>
     <w:uiPriority w:val="99"/>
     <w:unhideWhenUsed/>
     <w:pPr>
@@ -34493,10 +34623,10 @@
       <w:ind/>
     </w:pPr>
   </w:style>
-  <w:style w:type="character" w:styleId="177">
+  <w:style w:type="character" w:styleId="920">
     <w:name w:val="Header Char"/>
-    <w:basedOn w:val="723"/>
-    <w:link w:val="176"/>
+    <w:basedOn w:val="944"/>
+    <w:link w:val="919"/>
     <w:uiPriority w:val="99"/>
     <w:pPr>
       <w:pBdr/>
@@ -34504,10 +34634,10 @@
       <w:ind/>
     </w:pPr>
   </w:style>
-  <w:style w:type="paragraph" w:styleId="178">
+  <w:style w:type="paragraph" w:styleId="921">
     <w:name w:val="Footer"/>
-    <w:basedOn w:val="726"/>
-    <w:link w:val="179"/>
+    <w:basedOn w:val="947"/>
+    <w:link w:val="922"/>
     <w:uiPriority w:val="99"/>
     <w:unhideWhenUsed/>
     <w:pPr>
@@ -34520,10 +34650,10 @@
       <w:ind/>
     </w:pPr>
   </w:style>
-  <w:style w:type="character" w:styleId="179">
+  <w:style w:type="character" w:styleId="922">
     <w:name w:val="Footer Char"/>
-    <w:basedOn w:val="723"/>
-    <w:link w:val="178"/>
+    <w:basedOn w:val="944"/>
+    <w:link w:val="921"/>
     <w:uiPriority w:val="99"/>
     <w:pPr>
       <w:pBdr/>
@@ -34531,10 +34661,10 @@
       <w:ind/>
     </w:pPr>
   </w:style>
-  <w:style w:type="paragraph" w:styleId="180">
+  <w:style w:type="paragraph" w:styleId="923">
     <w:name w:val="Caption"/>
-    <w:basedOn w:val="726"/>
-    <w:next w:val="726"/>
+    <w:basedOn w:val="947"/>
+    <w:next w:val="947"/>
     <w:uiPriority w:val="35"/>
     <w:unhideWhenUsed/>
     <w:qFormat/>
@@ -34551,10 +34681,10 @@
       <w:szCs w:val="18"/>
     </w:rPr>
   </w:style>
-  <w:style w:type="paragraph" w:styleId="181">
+  <w:style w:type="paragraph" w:styleId="924">
     <w:name w:val="footnote text"/>
-    <w:basedOn w:val="726"/>
-    <w:link w:val="182"/>
+    <w:basedOn w:val="947"/>
+    <w:link w:val="925"/>
     <w:uiPriority w:val="99"/>
     <w:semiHidden/>
     <w:unhideWhenUsed/>
@@ -34568,10 +34698,10 @@
       <w:szCs w:val="20"/>
     </w:rPr>
   </w:style>
-  <w:style w:type="character" w:styleId="182">
+  <w:style w:type="character" w:styleId="925">
     <w:name w:val="Footnote Text Char"/>
-    <w:basedOn w:val="723"/>
-    <w:link w:val="181"/>
+    <w:basedOn w:val="944"/>
+    <w:link w:val="924"/>
     <w:uiPriority w:val="99"/>
     <w:semiHidden/>
     <w:pPr>
@@ -34584,9 +34714,9 @@
       <w:szCs w:val="20"/>
     </w:rPr>
   </w:style>
-  <w:style w:type="character" w:styleId="183">
+  <w:style w:type="character" w:styleId="926">
     <w:name w:val="footnote reference"/>
-    <w:basedOn w:val="723"/>
+    <w:basedOn w:val="944"/>
     <w:uiPriority w:val="99"/>
     <w:semiHidden/>
     <w:unhideWhenUsed/>
@@ -34599,10 +34729,10 @@
       <w:vertAlign w:val="superscript"/>
     </w:rPr>
   </w:style>
-  <w:style w:type="paragraph" w:styleId="184">
+  <w:style w:type="paragraph" w:styleId="927">
     <w:name w:val="endnote text"/>
-    <w:basedOn w:val="726"/>
-    <w:link w:val="185"/>
+    <w:basedOn w:val="947"/>
+    <w:link w:val="928"/>
     <w:uiPriority w:val="99"/>
     <w:semiHidden/>
     <w:unhideWhenUsed/>
@@ -34616,10 +34746,10 @@
       <w:szCs w:val="20"/>
     </w:rPr>
   </w:style>
-  <w:style w:type="character" w:styleId="185">
+  <w:style w:type="character" w:styleId="928">
     <w:name w:val="Endnote Text Char"/>
-    <w:basedOn w:val="723"/>
-    <w:link w:val="184"/>
+    <w:basedOn w:val="944"/>
+    <w:link w:val="927"/>
     <w:uiPriority w:val="99"/>
     <w:semiHidden/>
     <w:pPr>
@@ -34632,9 +34762,9 @@
       <w:szCs w:val="20"/>
     </w:rPr>
   </w:style>
-  <w:style w:type="character" w:styleId="186">
+  <w:style w:type="character" w:styleId="929">
     <w:name w:val="endnote reference"/>
-    <w:basedOn w:val="723"/>
+    <w:basedOn w:val="944"/>
     <w:uiPriority w:val="99"/>
     <w:semiHidden/>
     <w:unhideWhenUsed/>
@@ -34647,9 +34777,9 @@
       <w:vertAlign w:val="superscript"/>
     </w:rPr>
   </w:style>
-  <w:style w:type="character" w:styleId="187">
+  <w:style w:type="character" w:styleId="930">
     <w:name w:val="Hyperlink"/>
-    <w:basedOn w:val="723"/>
+    <w:basedOn w:val="944"/>
     <w:uiPriority w:val="99"/>
     <w:unhideWhenUsed/>
     <w:pPr>
@@ -34662,9 +34792,9 @@
       <w:u w:val="single"/>
     </w:rPr>
   </w:style>
-  <w:style w:type="character" w:styleId="188">
+  <w:style w:type="character" w:styleId="931">
     <w:name w:val="FollowedHyperlink"/>
-    <w:basedOn w:val="723"/>
+    <w:basedOn w:val="944"/>
     <w:uiPriority w:val="99"/>
     <w:semiHidden/>
     <w:unhideWhenUsed/>
@@ -34678,10 +34808,10 @@
       <w:u w:val="single"/>
     </w:rPr>
   </w:style>
-  <w:style w:type="paragraph" w:styleId="189">
+  <w:style w:type="paragraph" w:styleId="932">
     <w:name w:val="toc 1"/>
-    <w:basedOn w:val="726"/>
-    <w:next w:val="726"/>
+    <w:basedOn w:val="947"/>
+    <w:next w:val="947"/>
     <w:uiPriority w:val="39"/>
     <w:unhideWhenUsed/>
     <w:pPr>
@@ -34690,10 +34820,10 @@
       <w:ind/>
     </w:pPr>
   </w:style>
-  <w:style w:type="paragraph" w:styleId="190">
+  <w:style w:type="paragraph" w:styleId="933">
     <w:name w:val="toc 2"/>
-    <w:basedOn w:val="726"/>
-    <w:next w:val="726"/>
+    <w:basedOn w:val="947"/>
+    <w:next w:val="947"/>
     <w:uiPriority w:val="39"/>
     <w:unhideWhenUsed/>
     <w:pPr>
@@ -34702,10 +34832,10 @@
       <w:ind w:left="220"/>
     </w:pPr>
   </w:style>
-  <w:style w:type="paragraph" w:styleId="191">
+  <w:style w:type="paragraph" w:styleId="934">
     <w:name w:val="toc 3"/>
-    <w:basedOn w:val="726"/>
-    <w:next w:val="726"/>
+    <w:basedOn w:val="947"/>
+    <w:next w:val="947"/>
     <w:uiPriority w:val="39"/>
     <w:unhideWhenUsed/>
     <w:pPr>
@@ -34714,10 +34844,10 @@
       <w:ind w:left="440"/>
     </w:pPr>
   </w:style>
-  <w:style w:type="paragraph" w:styleId="192">
+  <w:style w:type="paragraph" w:styleId="935">
     <w:name w:val="toc 4"/>
-    <w:basedOn w:val="726"/>
-    <w:next w:val="726"/>
+    <w:basedOn w:val="947"/>
+    <w:next w:val="947"/>
     <w:uiPriority w:val="39"/>
     <w:unhideWhenUsed/>
     <w:pPr>
@@ -34726,10 +34856,10 @@
       <w:ind w:left="660"/>
     </w:pPr>
   </w:style>
-  <w:style w:type="paragraph" w:styleId="193">
+  <w:style w:type="paragraph" w:styleId="936">
     <w:name w:val="toc 5"/>
-    <w:basedOn w:val="726"/>
-    <w:next w:val="726"/>
+    <w:basedOn w:val="947"/>
+    <w:next w:val="947"/>
     <w:uiPriority w:val="39"/>
     <w:unhideWhenUsed/>
     <w:pPr>
@@ -34738,10 +34868,10 @@
       <w:ind w:left="880"/>
     </w:pPr>
   </w:style>
-  <w:style w:type="paragraph" w:styleId="194">
+  <w:style w:type="paragraph" w:styleId="937">
     <w:name w:val="toc 6"/>
-    <w:basedOn w:val="726"/>
-    <w:next w:val="726"/>
+    <w:basedOn w:val="947"/>
+    <w:next w:val="947"/>
     <w:uiPriority w:val="39"/>
     <w:unhideWhenUsed/>
     <w:pPr>
@@ -34750,10 +34880,10 @@
       <w:ind w:left="1100"/>
     </w:pPr>
   </w:style>
-  <w:style w:type="paragraph" w:styleId="195">
+  <w:style w:type="paragraph" w:styleId="938">
     <w:name w:val="toc 7"/>
-    <w:basedOn w:val="726"/>
-    <w:next w:val="726"/>
+    <w:basedOn w:val="947"/>
+    <w:next w:val="947"/>
     <w:uiPriority w:val="39"/>
     <w:unhideWhenUsed/>
     <w:pPr>
@@ -34762,10 +34892,10 @@
       <w:ind w:left="1320"/>
     </w:pPr>
   </w:style>
-  <w:style w:type="paragraph" w:styleId="196">
+  <w:style w:type="paragraph" w:styleId="939">
     <w:name w:val="toc 8"/>
-    <w:basedOn w:val="726"/>
-    <w:next w:val="726"/>
+    <w:basedOn w:val="947"/>
+    <w:next w:val="947"/>
     <w:uiPriority w:val="39"/>
     <w:unhideWhenUsed/>
     <w:pPr>
@@ -34774,10 +34904,10 @@
       <w:ind w:left="1540"/>
     </w:pPr>
   </w:style>
-  <w:style w:type="paragraph" w:styleId="197">
+  <w:style w:type="paragraph" w:styleId="940">
     <w:name w:val="toc 9"/>
-    <w:basedOn w:val="726"/>
-    <w:next w:val="726"/>
+    <w:basedOn w:val="947"/>
+    <w:next w:val="947"/>
     <w:uiPriority w:val="39"/>
     <w:unhideWhenUsed/>
     <w:pPr>
@@ -34786,9 +34916,9 @@
       <w:ind w:left="1760"/>
     </w:pPr>
   </w:style>
-  <w:style w:type="character" w:styleId="198">
+  <w:style w:type="character" w:styleId="941">
     <w:name w:val="Placeholder Text"/>
-    <w:basedOn w:val="723"/>
+    <w:basedOn w:val="944"/>
     <w:uiPriority w:val="99"/>
     <w:semiHidden/>
     <w:pPr>
@@ -34800,7 +34930,7 @@
       <w:color w:val="666666"/>
     </w:rPr>
   </w:style>
-  <w:style w:type="paragraph" w:styleId="208">
+  <w:style w:type="paragraph" w:styleId="942">
     <w:name w:val="TOC Heading"/>
     <w:uiPriority w:val="39"/>
     <w:unhideWhenUsed/>
@@ -34810,10 +34940,10 @@
       <w:ind/>
     </w:pPr>
   </w:style>
-  <w:style w:type="paragraph" w:styleId="209">
+  <w:style w:type="paragraph" w:styleId="943">
     <w:name w:val="table of figures"/>
-    <w:basedOn w:val="726"/>
-    <w:next w:val="726"/>
+    <w:basedOn w:val="947"/>
+    <w:next w:val="947"/>
     <w:uiPriority w:val="99"/>
     <w:unhideWhenUsed/>
     <w:pPr>
@@ -34822,7 +34952,7 @@
       <w:ind/>
     </w:pPr>
   </w:style>
-  <w:style w:type="character" w:styleId="723" w:default="1">
+  <w:style w:type="character" w:styleId="944" w:default="1">
     <w:name w:val="Default Paragraph Font"/>
     <w:uiPriority w:val="1"/>
     <w:semiHidden/>
@@ -34833,7 +34963,7 @@
       <w:ind/>
     </w:pPr>
   </w:style>
-  <w:style w:type="table" w:styleId="724">
+  <w:style w:type="table" w:styleId="945">
     <w:name w:val="Table Normal"/>
     <w:uiPriority w:val="2"/>
     <w:semiHidden/>
@@ -35027,7 +35157,7 @@
       </w:tcPr>
     </w:tblStylePr>
   </w:style>
-  <w:style w:type="numbering" w:styleId="725" w:default="1">
+  <w:style w:type="numbering" w:styleId="946" w:default="1">
     <w:name w:val="No List"/>
     <w:uiPriority w:val="99"/>
     <w:semiHidden/>
@@ -35038,7 +35168,7 @@
       <w:ind/>
     </w:pPr>
   </w:style>
-  <w:style w:type="paragraph" w:styleId="726" w:default="1">
+  <w:style w:type="paragraph" w:styleId="947" w:default="1">
     <w:name w:val="Normal"/>
     <w:uiPriority w:val="1"/>
     <w:qFormat/>
@@ -35052,9 +35182,9 @@
       <w:lang w:val="es-ES" w:eastAsia="en-US" w:bidi="ar-SA"/>
     </w:rPr>
   </w:style>
-  <w:style w:type="paragraph" w:styleId="727">
+  <w:style w:type="paragraph" w:styleId="948">
     <w:name w:val="Body Text"/>
-    <w:basedOn w:val="726"/>
+    <w:basedOn w:val="947"/>
     <w:uiPriority w:val="1"/>
     <w:qFormat/>
     <w:pPr>
@@ -35069,9 +35199,9 @@
       <w:lang w:val="es-ES" w:eastAsia="en-US" w:bidi="ar-SA"/>
     </w:rPr>
   </w:style>
-  <w:style w:type="paragraph" w:styleId="728">
+  <w:style w:type="paragraph" w:styleId="949">
     <w:name w:val="Heading 1"/>
-    <w:basedOn w:val="726"/>
+    <w:basedOn w:val="947"/>
     <w:uiPriority w:val="1"/>
     <w:qFormat/>
     <w:pPr>
@@ -35089,9 +35219,9 @@
       <w:lang w:val="es-ES" w:eastAsia="en-US" w:bidi="ar-SA"/>
     </w:rPr>
   </w:style>
-  <w:style w:type="paragraph" w:styleId="729">
+  <w:style w:type="paragraph" w:styleId="950">
     <w:name w:val="Title"/>
-    <w:basedOn w:val="726"/>
+    <w:basedOn w:val="947"/>
     <w:uiPriority w:val="1"/>
     <w:qFormat/>
     <w:pPr>
@@ -35107,9 +35237,9 @@
       <w:lang w:val="es-ES" w:eastAsia="en-US" w:bidi="ar-SA"/>
     </w:rPr>
   </w:style>
-  <w:style w:type="paragraph" w:styleId="730">
+  <w:style w:type="paragraph" w:styleId="951">
     <w:name w:val="List Paragraph"/>
-    <w:basedOn w:val="726"/>
+    <w:basedOn w:val="947"/>
     <w:uiPriority w:val="1"/>
     <w:qFormat/>
     <w:pPr>
@@ -35122,9 +35252,9 @@
       <w:lang w:val="es-ES" w:eastAsia="en-US" w:bidi="ar-SA"/>
     </w:rPr>
   </w:style>
-  <w:style w:type="paragraph" w:styleId="731">
+  <w:style w:type="paragraph" w:styleId="952">
     <w:name w:val="Table Paragraph"/>
-    <w:basedOn w:val="726"/>
+    <w:basedOn w:val="947"/>
     <w:uiPriority w:val="1"/>
     <w:qFormat/>
     <w:pPr>
